--- a/docs/ESTUDIO_Habitabilidad_Medida_Quito_2026-08.docx
+++ b/docs/ESTUDIO_Habitabilidad_Medida_Quito_2026-08.docx
@@ -15,7 +15,7 @@
         <w:pStyle w:val="Heading2"/>
       </w:pPr>
       <w:r>
-        <w:t>Equipamiento urbano a distancia caminable, medido en 18 sectores · Edición 1</w:t>
+        <w:t>Equipamiento urbano alcanzable a pie, medido en 18 sectores · **Edición 2**</w:t>
       </w:r>
     </w:p>
     <w:p>
@@ -56,6 +56,37 @@
       </w:r>
       <w:r>
         <w:t>, 8.499 puntos en Quito)</w:t>
+      </w:r>
+    </w:p>
+    <w:p>
+      <w:r>
+        <w:rPr>
+          <w:b/>
+        </w:rPr>
+        <w:t>Método:</w:t>
+      </w:r>
+      <w:r>
+        <w:t xml:space="preserve"> isócrona real de </w:t>
+      </w:r>
+      <w:r>
+        <w:rPr>
+          <w:b/>
+        </w:rPr>
+        <w:t>15 min a pie por calles</w:t>
+      </w:r>
+      <w:r>
+        <w:t xml:space="preserve"> (Valhalla, </w:t>
+      </w:r>
+      <w:r>
+        <w:rPr>
+          <w:rFonts w:ascii="Consolas" w:hAnsi="Consolas"/>
+          <w:color w:val="1F6FEB"/>
+          <w:sz w:val="19"/>
+        </w:rPr>
+        <w:t>costing=pedestrian</w:t>
+      </w:r>
+      <w:r>
+        <w:t>)</w:t>
       </w:r>
     </w:p>
     <w:p>
@@ -159,7 +190,7 @@
     </w:p>
     <w:p>
       <w:r>
-        <w:t>Este documento responde una pregunta distinta, y complementaria:</w:t>
+        <w:t>Este documento responde una pregunta distinta y complementaria:</w:t>
       </w:r>
     </w:p>
     <w:p>
@@ -170,7 +201,7 @@
         <w:rPr>
           <w:b/>
         </w:rPr>
-        <w:t>¿Qué hay realmente en cada sector, a distancia caminable?</w:t>
+        <w:t>¿Qué se alcanza realmente a pie desde cada sector?</w:t>
       </w:r>
     </w:p>
     <w:p>
@@ -190,10 +221,10 @@
         <w:rPr>
           <w:b/>
         </w:rPr>
-        <w:t>equipamiento observado</w:t>
+        <w:t>equipamiento alcanzable</w:t>
       </w:r>
       <w:r>
-        <w:t>. Uno pregunta, el otro cuenta. Y donde el primero necesita una muestra y trabajo de campo, el segundo necesita una capa de datos geográficos propia — que es exactamente el activo que Contexto construyó.</w:t>
+        <w:t>. Uno pregunta, el otro camina. Y donde el primero necesita muestra y trabajo de campo, el segundo necesita una capa geográfica propia y un motor de rutas — que es exactamente el activo que Contexto construyó.</w:t>
       </w:r>
     </w:p>
     <w:p>
@@ -336,7 +367,7 @@
               <w:rPr>
                 <w:b/>
               </w:rPr>
-              <w:t>Radio de análisis</w:t>
+              <w:t>Área de análisis</w:t>
             </w:r>
           </w:p>
         </w:tc>
@@ -350,10 +381,21 @@
               <w:rPr>
                 <w:b/>
               </w:rPr>
-              <w:t>1.200 m en línea recta</w:t>
-            </w:r>
-            <w:r>
-              <w:t xml:space="preserve"> (≈15 min a pie a 80 m/min)</w:t>
+              <w:t>Isócrona real de 15 min a pie</w:t>
+            </w:r>
+            <w:r>
+              <w:t xml:space="preserve">, calculada por la red de calles (Valhalla auto-hospedado, </w:t>
+            </w:r>
+            <w:r>
+              <w:rPr>
+                <w:rFonts w:ascii="Consolas" w:hAnsi="Consolas"/>
+                <w:color w:val="1F6FEB"/>
+                <w:sz w:val="19"/>
+              </w:rPr>
+              <w:t>costing=pedestrian</w:t>
+            </w:r>
+            <w:r>
+              <w:t>)</w:t>
             </w:r>
           </w:p>
         </w:tc>
@@ -407,7 +449,7 @@
           <w:p>
             <w:r/>
             <w:r>
-              <w:t>Motor abierto en el repo; cualquiera con la capa puede re-correrlo</w:t>
+              <w:t>Motor abierto en el repo; con la capa y Valhalla, cualquiera lo re-corre</w:t>
             </w:r>
           </w:p>
         </w:tc>
@@ -418,39 +460,7 @@
         <w:rPr>
           <w:b/>
         </w:rPr>
-        <w:t>Tres límites que hay que decir en voz alta:</w:t>
-      </w:r>
-    </w:p>
-    <w:p>
-      <w:pPr>
-        <w:pStyle w:val="ListNumber"/>
-      </w:pPr>
-      <w:r>
-        <w:rPr>
-          <w:b/>
-        </w:rPr>
-        <w:t>El radio es una aproximación generosa.</w:t>
-      </w:r>
-      <w:r>
-        <w:t xml:space="preserve"> 1.200 m en línea recta cubre </w:t>
-      </w:r>
-      <w:r>
-        <w:rPr>
-          <w:b/>
-        </w:rPr>
-        <w:t>más</w:t>
-      </w:r>
-      <w:r>
-        <w:t xml:space="preserve"> área que una isócnona real por calles. Los conteos son un </w:t>
-      </w:r>
-      <w:r>
-        <w:rPr>
-          <w:b/>
-        </w:rPr>
-        <w:t>techo</w:t>
-      </w:r>
-      <w:r>
-        <w:t>, no la cifra exacta caminable. *(El motor de isócronas reales —Valhalla— ya opera en producción; la edición 2 debe usarlo.)*</w:t>
+        <w:t>Dos límites que hay que decir en voz alta:</w:t>
       </w:r>
     </w:p>
     <w:p>
@@ -478,7 +488,16 @@
         <w:t>La capa mide presencia, no calidad ni horario.</w:t>
       </w:r>
       <w:r>
-        <w:t xml:space="preserve"> Que haya 6 puntos de salud no dice si están abiertos, si atienden urgencias o si son consultorios pequeños.</w:t>
+        <w:t xml:space="preserve"> Que haya 6 puntos de salud no dice si están abiertos, si atienden urgencias o si son consultorios pequeños. Y </w:t>
+      </w:r>
+      <w:r>
+        <w:rPr>
+          <w:b/>
+        </w:rPr>
+        <w:t>nada aquí está verificado en terreno</w:t>
+      </w:r>
+      <w:r>
+        <w:t xml:space="preserve"> — eso es otra cosa, y se rotula aparte cuando existe.</w:t>
       </w:r>
     </w:p>
     <w:p>
@@ -486,12 +505,35 @@
         <w:pStyle w:val="Heading1"/>
       </w:pPr>
       <w:r>
-        <w:t>2. La tabla</w:t>
+        <w:t>2. Lo primero: esta edición corrige a la anterior</w:t>
       </w:r>
     </w:p>
     <w:p>
       <w:r>
-        <w:t>*Orden geográfico (Norte → Centro → Sur), nunca por cantidad. "Más escaso" = la categoría con menos puntos de la canasta cotidiana (supermercado, farmacia, salud, educación).*</w:t>
+        <w:t xml:space="preserve">La </w:t>
+      </w:r>
+      <w:r>
+        <w:rPr>
+          <w:b/>
+        </w:rPr>
+        <w:t>edición 1</w:t>
+      </w:r>
+      <w:r>
+        <w:t xml:space="preserve"> de este estudio usó un radio de 1.200 m en línea recta como aproximación de "15 minutos a pie". Era una aproximación declarada, pero resultó ser </w:t>
+      </w:r>
+      <w:r>
+        <w:rPr>
+          <w:b/>
+        </w:rPr>
+        <w:t>mucho peor de lo que suponíamos</w:t>
+      </w:r>
+      <w:r>
+        <w:t>.</w:t>
+      </w:r>
+    </w:p>
+    <w:p>
+      <w:r>
+        <w:t>Un círculo no conoce quebradas, ni avenidas sin cruce, ni manzanas cerradas, ni la ladera. Al medir con la red de calles real:</w:t>
       </w:r>
     </w:p>
     <w:tbl>
@@ -501,40 +543,25 @@
         <w:tblLook w:firstColumn="1" w:firstRow="1" w:lastColumn="0" w:lastRow="0" w:noHBand="0" w:noVBand="1" w:val="04A0"/>
       </w:tblPr>
       <w:tblGrid>
-        <w:gridCol w:w="785"/>
-        <w:gridCol w:w="785"/>
-        <w:gridCol w:w="785"/>
-        <w:gridCol w:w="785"/>
-        <w:gridCol w:w="785"/>
-        <w:gridCol w:w="785"/>
-        <w:gridCol w:w="785"/>
-        <w:gridCol w:w="785"/>
-        <w:gridCol w:w="785"/>
-        <w:gridCol w:w="785"/>
-        <w:gridCol w:w="785"/>
+        <w:gridCol w:w="4320"/>
+        <w:gridCol w:w="4320"/>
       </w:tblGrid>
       <w:tr>
         <w:tc>
           <w:tcPr>
-            <w:tcW w:type="dxa" w:w="785"/>
+            <w:tcW w:type="dxa" w:w="4320"/>
           </w:tcPr>
           <w:p>
             <w:r>
               <w:rPr>
                 <w:b/>
               </w:rPr>
-            </w:r>
-            <w:r>
-              <w:rPr>
-                <w:b/>
-              </w:rPr>
-              <w:t>Sector</w:t>
             </w:r>
           </w:p>
         </w:tc>
         <w:tc>
           <w:tcPr>
-            <w:tcW w:type="dxa" w:w="785"/>
+            <w:tcW w:type="dxa" w:w="4320"/>
           </w:tcPr>
           <w:p>
             <w:r>
@@ -546,169 +573,7 @@
               <w:rPr>
                 <w:b/>
               </w:rPr>
-              <w:t>Zona</w:t>
-            </w:r>
-          </w:p>
-        </w:tc>
-        <w:tc>
-          <w:tcPr>
-            <w:tcW w:type="dxa" w:w="785"/>
-          </w:tcPr>
-          <w:p>
-            <w:r>
-              <w:rPr>
-                <w:b/>
-              </w:rPr>
-            </w:r>
-            <w:r>
-              <w:rPr>
-                <w:b/>
-              </w:rPr>
-              <w:t>Total</w:t>
-            </w:r>
-          </w:p>
-        </w:tc>
-        <w:tc>
-          <w:tcPr>
-            <w:tcW w:type="dxa" w:w="785"/>
-          </w:tcPr>
-          <w:p>
-            <w:r>
-              <w:rPr>
-                <w:b/>
-              </w:rPr>
-            </w:r>
-            <w:r>
-              <w:rPr>
-                <w:b/>
-              </w:rPr>
-              <w:t>Transp.</w:t>
-            </w:r>
-          </w:p>
-        </w:tc>
-        <w:tc>
-          <w:tcPr>
-            <w:tcW w:type="dxa" w:w="785"/>
-          </w:tcPr>
-          <w:p>
-            <w:r>
-              <w:rPr>
-                <w:b/>
-              </w:rPr>
-            </w:r>
-            <w:r>
-              <w:rPr>
-                <w:b/>
-              </w:rPr>
-              <w:t>Súper</w:t>
-            </w:r>
-          </w:p>
-        </w:tc>
-        <w:tc>
-          <w:tcPr>
-            <w:tcW w:type="dxa" w:w="785"/>
-          </w:tcPr>
-          <w:p>
-            <w:r>
-              <w:rPr>
-                <w:b/>
-              </w:rPr>
-            </w:r>
-            <w:r>
-              <w:rPr>
-                <w:b/>
-              </w:rPr>
-              <w:t>Farm.</w:t>
-            </w:r>
-          </w:p>
-        </w:tc>
-        <w:tc>
-          <w:tcPr>
-            <w:tcW w:type="dxa" w:w="785"/>
-          </w:tcPr>
-          <w:p>
-            <w:r>
-              <w:rPr>
-                <w:b/>
-              </w:rPr>
-            </w:r>
-            <w:r>
-              <w:rPr>
-                <w:b/>
-              </w:rPr>
-              <w:t>Salud</w:t>
-            </w:r>
-          </w:p>
-        </w:tc>
-        <w:tc>
-          <w:tcPr>
-            <w:tcW w:type="dxa" w:w="785"/>
-          </w:tcPr>
-          <w:p>
-            <w:r>
-              <w:rPr>
-                <w:b/>
-              </w:rPr>
-            </w:r>
-            <w:r>
-              <w:rPr>
-                <w:b/>
-              </w:rPr>
-              <w:t>Educ.</w:t>
-            </w:r>
-          </w:p>
-        </w:tc>
-        <w:tc>
-          <w:tcPr>
-            <w:tcW w:type="dxa" w:w="785"/>
-          </w:tcPr>
-          <w:p>
-            <w:r>
-              <w:rPr>
-                <w:b/>
-              </w:rPr>
-            </w:r>
-            <w:r>
-              <w:rPr>
-                <w:b/>
-              </w:rPr>
-              <w:t>Parque</w:t>
-            </w:r>
-          </w:p>
-        </w:tc>
-        <w:tc>
-          <w:tcPr>
-            <w:tcW w:type="dxa" w:w="785"/>
-          </w:tcPr>
-          <w:p>
-            <w:r>
-              <w:rPr>
-                <w:b/>
-              </w:rPr>
-            </w:r>
-            <w:r>
-              <w:rPr>
-                <w:b/>
-              </w:rPr>
-              <w:t>Más escaso</w:t>
-            </w:r>
-          </w:p>
-        </w:tc>
-        <w:tc>
-          <w:tcPr>
-            <w:tcW w:type="dxa" w:w="785"/>
-          </w:tcPr>
-          <w:p>
-            <w:r>
-              <w:rPr>
-                <w:b/>
-              </w:rPr>
-            </w:r>
-            <w:r>
-              <w:rPr>
-                <w:b/>
-              </w:rPr>
-              <w:t>Masivo más cercano</w:t>
+              <w:t>Sesgo del radio</w:t>
             </w:r>
           </w:p>
         </w:tc>
@@ -716,122 +581,35 @@
       <w:tr>
         <w:tc>
           <w:tcPr>
-            <w:tcW w:type="dxa" w:w="785"/>
+            <w:tcW w:type="dxa" w:w="4320"/>
           </w:tcPr>
           <w:p>
             <w:r/>
             <w:r>
-              <w:t>Carcelén</w:t>
+              <w:rPr>
+                <w:b/>
+              </w:rPr>
+              <w:t>Mediana</w:t>
             </w:r>
           </w:p>
         </w:tc>
         <w:tc>
           <w:tcPr>
-            <w:tcW w:type="dxa" w:w="785"/>
+            <w:tcW w:type="dxa" w:w="4320"/>
           </w:tcPr>
           <w:p>
             <w:r/>
             <w:r>
-              <w:t>Norte</w:t>
-            </w:r>
-          </w:p>
-        </w:tc>
-        <w:tc>
-          <w:tcPr>
-            <w:tcW w:type="dxa" w:w="785"/>
-          </w:tcPr>
-          <w:p>
-            <w:r/>
-            <w:r>
-              <w:t>100</w:t>
-            </w:r>
-          </w:p>
-        </w:tc>
-        <w:tc>
-          <w:tcPr>
-            <w:tcW w:type="dxa" w:w="785"/>
-          </w:tcPr>
-          <w:p>
-            <w:r/>
-            <w:r>
-              <w:t>28</w:t>
-            </w:r>
-          </w:p>
-        </w:tc>
-        <w:tc>
-          <w:tcPr>
-            <w:tcW w:type="dxa" w:w="785"/>
-          </w:tcPr>
-          <w:p>
-            <w:r/>
-            <w:r>
-              <w:t>23</w:t>
-            </w:r>
-          </w:p>
-        </w:tc>
-        <w:tc>
-          <w:tcPr>
-            <w:tcW w:type="dxa" w:w="785"/>
-          </w:tcPr>
-          <w:p>
-            <w:r/>
-            <w:r>
-              <w:t>16</w:t>
-            </w:r>
-          </w:p>
-        </w:tc>
-        <w:tc>
-          <w:tcPr>
-            <w:tcW w:type="dxa" w:w="785"/>
-          </w:tcPr>
-          <w:p>
-            <w:r/>
-            <w:r>
-              <w:t>6</w:t>
-            </w:r>
-          </w:p>
-        </w:tc>
-        <w:tc>
-          <w:tcPr>
-            <w:tcW w:type="dxa" w:w="785"/>
-          </w:tcPr>
-          <w:p>
-            <w:r/>
-            <w:r>
-              <w:t>9</w:t>
-            </w:r>
-          </w:p>
-        </w:tc>
-        <w:tc>
-          <w:tcPr>
-            <w:tcW w:type="dxa" w:w="785"/>
-          </w:tcPr>
-          <w:p>
-            <w:r/>
-            <w:r>
-              <w:t>5</w:t>
-            </w:r>
-          </w:p>
-        </w:tc>
-        <w:tc>
-          <w:tcPr>
-            <w:tcW w:type="dxa" w:w="785"/>
-          </w:tcPr>
-          <w:p>
-            <w:r/>
-            <w:r>
-              <w:t>salud (6)</w:t>
-            </w:r>
-          </w:p>
-        </w:tc>
-        <w:tc>
-          <w:tcPr>
-            <w:tcW w:type="dxa" w:w="785"/>
-          </w:tcPr>
-          <w:p>
-            <w:r/>
-            <w:r>
-              <w:t>Terminal Carcelén (594 m)</w:t>
+              <w:t xml:space="preserve">el círculo contaba </w:t>
+            </w:r>
+            <w:r>
+              <w:rPr>
+                <w:b/>
+              </w:rPr>
+              <w:t>+37%</w:t>
+            </w:r>
+            <w:r>
+              <w:t xml:space="preserve"> de más</w:t>
             </w:r>
           </w:p>
         </w:tc>
@@ -839,122 +617,26 @@
       <w:tr>
         <w:tc>
           <w:tcPr>
-            <w:tcW w:type="dxa" w:w="785"/>
+            <w:tcW w:type="dxa" w:w="4320"/>
           </w:tcPr>
           <w:p>
             <w:r/>
             <w:r>
-              <w:t>Cotocollao</w:t>
+              <w:rPr>
+                <w:b/>
+              </w:rPr>
+              <w:t>Mínimo</w:t>
             </w:r>
           </w:p>
         </w:tc>
         <w:tc>
           <w:tcPr>
-            <w:tcW w:type="dxa" w:w="785"/>
+            <w:tcW w:type="dxa" w:w="4320"/>
           </w:tcPr>
           <w:p>
             <w:r/>
             <w:r>
-              <w:t>Norte</w:t>
-            </w:r>
-          </w:p>
-        </w:tc>
-        <w:tc>
-          <w:tcPr>
-            <w:tcW w:type="dxa" w:w="785"/>
-          </w:tcPr>
-          <w:p>
-            <w:r/>
-            <w:r>
-              <w:t>204</w:t>
-            </w:r>
-          </w:p>
-        </w:tc>
-        <w:tc>
-          <w:tcPr>
-            <w:tcW w:type="dxa" w:w="785"/>
-          </w:tcPr>
-          <w:p>
-            <w:r/>
-            <w:r>
-              <w:t>36</w:t>
-            </w:r>
-          </w:p>
-        </w:tc>
-        <w:tc>
-          <w:tcPr>
-            <w:tcW w:type="dxa" w:w="785"/>
-          </w:tcPr>
-          <w:p>
-            <w:r/>
-            <w:r>
-              <w:t>54</w:t>
-            </w:r>
-          </w:p>
-        </w:tc>
-        <w:tc>
-          <w:tcPr>
-            <w:tcW w:type="dxa" w:w="785"/>
-          </w:tcPr>
-          <w:p>
-            <w:r/>
-            <w:r>
-              <w:t>34</w:t>
-            </w:r>
-          </w:p>
-        </w:tc>
-        <w:tc>
-          <w:tcPr>
-            <w:tcW w:type="dxa" w:w="785"/>
-          </w:tcPr>
-          <w:p>
-            <w:r/>
-            <w:r>
-              <w:t>20</w:t>
-            </w:r>
-          </w:p>
-        </w:tc>
-        <w:tc>
-          <w:tcPr>
-            <w:tcW w:type="dxa" w:w="785"/>
-          </w:tcPr>
-          <w:p>
-            <w:r/>
-            <w:r>
-              <w:t>25</w:t>
-            </w:r>
-          </w:p>
-        </w:tc>
-        <w:tc>
-          <w:tcPr>
-            <w:tcW w:type="dxa" w:w="785"/>
-          </w:tcPr>
-          <w:p>
-            <w:r/>
-            <w:r>
-              <w:t>8</w:t>
-            </w:r>
-          </w:p>
-        </w:tc>
-        <w:tc>
-          <w:tcPr>
-            <w:tcW w:type="dxa" w:w="785"/>
-          </w:tcPr>
-          <w:p>
-            <w:r/>
-            <w:r>
-              <w:t>salud (20)</w:t>
-            </w:r>
-          </w:p>
-        </w:tc>
-        <w:tc>
-          <w:tcPr>
-            <w:tcW w:type="dxa" w:w="785"/>
-          </w:tcPr>
-          <w:p>
-            <w:r/>
-            <w:r>
-              <w:t>Rumihurco (381 m)</w:t>
+              <w:t>+15% (Centro Histórico — traza regular, plana, muy conectada)</w:t>
             </w:r>
           </w:p>
         </w:tc>
@@ -962,122 +644,335 @@
       <w:tr>
         <w:tc>
           <w:tcPr>
-            <w:tcW w:type="dxa" w:w="785"/>
+            <w:tcW w:type="dxa" w:w="4320"/>
           </w:tcPr>
           <w:p>
             <w:r/>
             <w:r>
-              <w:t>El Batán</w:t>
+              <w:rPr>
+                <w:b/>
+              </w:rPr>
+              <w:t>Máximo</w:t>
             </w:r>
           </w:p>
         </w:tc>
         <w:tc>
           <w:tcPr>
-            <w:tcW w:type="dxa" w:w="785"/>
+            <w:tcW w:type="dxa" w:w="4320"/>
           </w:tcPr>
           <w:p>
             <w:r/>
             <w:r>
-              <w:t>Norte</w:t>
+              <w:rPr>
+                <w:b/>
+              </w:rPr>
+              <w:t>+471%</w:t>
+            </w:r>
+            <w:r>
+              <w:t xml:space="preserve"> (Ponceano — el radio prometía 137 servicios; a pie se alcanzan </w:t>
+            </w:r>
+            <w:r>
+              <w:rPr>
+                <w:b/>
+              </w:rPr>
+              <w:t>24</w:t>
+            </w:r>
+            <w:r>
+              <w:t>)</w:t>
+            </w:r>
+          </w:p>
+        </w:tc>
+      </w:tr>
+    </w:tbl>
+    <w:p>
+      <w:r>
+        <w:t>Y la consecuencia sobre el hallazgo principal:</w:t>
+      </w:r>
+    </w:p>
+    <w:p>
+      <w:pPr>
+        <w:pStyle w:val="IntenseQuote"/>
+      </w:pPr>
+      <w:r>
+        <w:t xml:space="preserve">La brecha entre el sector con más y con menos equipamiento pasó de </w:t>
+      </w:r>
+      <w:r>
+        <w:rPr>
+          <w:b/>
+        </w:rPr>
+        <w:t>5,7x</w:t>
+      </w:r>
+      <w:r>
+        <w:t xml:space="preserve"> (radio) a </w:t>
+      </w:r>
+      <w:r>
+        <w:rPr>
+          <w:b/>
+        </w:rPr>
+        <w:t>19,7x</w:t>
+      </w:r>
+      <w:r>
+        <w:t xml:space="preserve"> (isócrona real). </w:t>
+      </w:r>
+      <w:r>
+        <w:rPr>
+          <w:b/>
+        </w:rPr>
+        <w:t>La desigualdad real es 3,5 veces mayor de la que mostraba el método aproximado.</w:t>
+      </w:r>
+    </w:p>
+    <w:p>
+      <w:r>
+        <w:t>Se publica el error en vez de sustituirlo en silencio, porque el método es parte del dato. Un estudio que corrige su propia medición vale más que uno que nunca dice cómo midió.</w:t>
+      </w:r>
+    </w:p>
+    <w:p>
+      <w:pPr>
+        <w:pStyle w:val="Heading1"/>
+      </w:pPr>
+      <w:r>
+        <w:t>3. La tabla</w:t>
+      </w:r>
+    </w:p>
+    <w:p>
+      <w:r>
+        <w:t>*Orden geográfico (Norte → Centro → Sur), nunca por cantidad. "Más escaso" = la categoría con menos puntos de la canasta cotidiana (supermercado, farmacia, salud, educación). "ed.1" = cuánto inflaba el método anterior.*</w:t>
+      </w:r>
+    </w:p>
+    <w:tbl>
+      <w:tblPr>
+        <w:tblStyle w:val="LightGrid-Accent1"/>
+        <w:tblW w:type="auto" w:w="0"/>
+        <w:tblLook w:firstColumn="1" w:firstRow="1" w:lastColumn="0" w:lastRow="0" w:noHBand="0" w:noVBand="1" w:val="04A0"/>
+      </w:tblPr>
+      <w:tblGrid>
+        <w:gridCol w:w="720"/>
+        <w:gridCol w:w="720"/>
+        <w:gridCol w:w="720"/>
+        <w:gridCol w:w="720"/>
+        <w:gridCol w:w="720"/>
+        <w:gridCol w:w="720"/>
+        <w:gridCol w:w="720"/>
+        <w:gridCol w:w="720"/>
+        <w:gridCol w:w="720"/>
+        <w:gridCol w:w="720"/>
+        <w:gridCol w:w="720"/>
+        <w:gridCol w:w="720"/>
+      </w:tblGrid>
+      <w:tr>
+        <w:tc>
+          <w:tcPr>
+            <w:tcW w:type="dxa" w:w="720"/>
+          </w:tcPr>
+          <w:p>
+            <w:r>
+              <w:rPr>
+                <w:b/>
+              </w:rPr>
+            </w:r>
+            <w:r>
+              <w:rPr>
+                <w:b/>
+              </w:rPr>
+              <w:t>Sector</w:t>
             </w:r>
           </w:p>
         </w:tc>
         <w:tc>
           <w:tcPr>
-            <w:tcW w:type="dxa" w:w="785"/>
+            <w:tcW w:type="dxa" w:w="720"/>
           </w:tcPr>
           <w:p>
-            <w:r/>
-            <w:r>
-              <w:t>332</w:t>
+            <w:r>
+              <w:rPr>
+                <w:b/>
+              </w:rPr>
+            </w:r>
+            <w:r>
+              <w:rPr>
+                <w:b/>
+              </w:rPr>
+              <w:t>Zona</w:t>
             </w:r>
           </w:p>
         </w:tc>
         <w:tc>
           <w:tcPr>
-            <w:tcW w:type="dxa" w:w="785"/>
+            <w:tcW w:type="dxa" w:w="720"/>
           </w:tcPr>
           <w:p>
-            <w:r/>
-            <w:r>
-              <w:t>71</w:t>
+            <w:r>
+              <w:rPr>
+                <w:b/>
+              </w:rPr>
+            </w:r>
+            <w:r>
+              <w:rPr>
+                <w:b/>
+              </w:rPr>
+              <w:t>km² a pie</w:t>
             </w:r>
           </w:p>
         </w:tc>
         <w:tc>
           <w:tcPr>
-            <w:tcW w:type="dxa" w:w="785"/>
+            <w:tcW w:type="dxa" w:w="720"/>
           </w:tcPr>
           <w:p>
-            <w:r/>
-            <w:r>
-              <w:t>60</w:t>
+            <w:r>
+              <w:rPr>
+                <w:b/>
+              </w:rPr>
+            </w:r>
+            <w:r>
+              <w:rPr>
+                <w:b/>
+              </w:rPr>
+              <w:t>Total</w:t>
             </w:r>
           </w:p>
         </w:tc>
         <w:tc>
           <w:tcPr>
-            <w:tcW w:type="dxa" w:w="785"/>
+            <w:tcW w:type="dxa" w:w="720"/>
           </w:tcPr>
           <w:p>
-            <w:r/>
-            <w:r>
-              <w:t>47</w:t>
+            <w:r>
+              <w:rPr>
+                <w:b/>
+              </w:rPr>
+            </w:r>
+            <w:r>
+              <w:rPr>
+                <w:b/>
+              </w:rPr>
+              <w:t>Transp.</w:t>
             </w:r>
           </w:p>
         </w:tc>
         <w:tc>
           <w:tcPr>
-            <w:tcW w:type="dxa" w:w="785"/>
+            <w:tcW w:type="dxa" w:w="720"/>
           </w:tcPr>
           <w:p>
-            <w:r/>
-            <w:r>
-              <w:t>59</w:t>
+            <w:r>
+              <w:rPr>
+                <w:b/>
+              </w:rPr>
+            </w:r>
+            <w:r>
+              <w:rPr>
+                <w:b/>
+              </w:rPr>
+              <w:t>Súper</w:t>
             </w:r>
           </w:p>
         </w:tc>
         <w:tc>
           <w:tcPr>
-            <w:tcW w:type="dxa" w:w="785"/>
+            <w:tcW w:type="dxa" w:w="720"/>
           </w:tcPr>
           <w:p>
-            <w:r/>
-            <w:r>
-              <w:t>45</w:t>
+            <w:r>
+              <w:rPr>
+                <w:b/>
+              </w:rPr>
+            </w:r>
+            <w:r>
+              <w:rPr>
+                <w:b/>
+              </w:rPr>
+              <w:t>Farm.</w:t>
             </w:r>
           </w:p>
         </w:tc>
         <w:tc>
           <w:tcPr>
-            <w:tcW w:type="dxa" w:w="785"/>
+            <w:tcW w:type="dxa" w:w="720"/>
           </w:tcPr>
           <w:p>
-            <w:r/>
-            <w:r>
-              <w:t>26</w:t>
+            <w:r>
+              <w:rPr>
+                <w:b/>
+              </w:rPr>
+            </w:r>
+            <w:r>
+              <w:rPr>
+                <w:b/>
+              </w:rPr>
+              <w:t>Salud</w:t>
             </w:r>
           </w:p>
         </w:tc>
         <w:tc>
           <w:tcPr>
-            <w:tcW w:type="dxa" w:w="785"/>
+            <w:tcW w:type="dxa" w:w="720"/>
           </w:tcPr>
           <w:p>
-            <w:r/>
-            <w:r>
-              <w:t>educación (45)</w:t>
+            <w:r>
+              <w:rPr>
+                <w:b/>
+              </w:rPr>
+            </w:r>
+            <w:r>
+              <w:rPr>
+                <w:b/>
+              </w:rPr>
+              <w:t>Educ.</w:t>
             </w:r>
           </w:p>
         </w:tc>
         <w:tc>
           <w:tcPr>
-            <w:tcW w:type="dxa" w:w="785"/>
+            <w:tcW w:type="dxa" w:w="720"/>
           </w:tcPr>
           <w:p>
-            <w:r/>
-            <w:r>
-              <w:t>La Carolina (670 m)</w:t>
+            <w:r>
+              <w:rPr>
+                <w:b/>
+              </w:rPr>
+            </w:r>
+            <w:r>
+              <w:rPr>
+                <w:b/>
+              </w:rPr>
+              <w:t>Parque</w:t>
+            </w:r>
+          </w:p>
+        </w:tc>
+        <w:tc>
+          <w:tcPr>
+            <w:tcW w:type="dxa" w:w="720"/>
+          </w:tcPr>
+          <w:p>
+            <w:r>
+              <w:rPr>
+                <w:b/>
+              </w:rPr>
+            </w:r>
+            <w:r>
+              <w:rPr>
+                <w:b/>
+              </w:rPr>
+              <w:t>Más escaso</w:t>
+            </w:r>
+          </w:p>
+        </w:tc>
+        <w:tc>
+          <w:tcPr>
+            <w:tcW w:type="dxa" w:w="720"/>
+          </w:tcPr>
+          <w:p>
+            <w:r>
+              <w:rPr>
+                <w:b/>
+              </w:rPr>
+            </w:r>
+            <w:r>
+              <w:rPr>
+                <w:b/>
+              </w:rPr>
+              <w:t>ed.1</w:t>
             </w:r>
           </w:p>
         </w:tc>
@@ -1085,18 +980,18 @@
       <w:tr>
         <w:tc>
           <w:tcPr>
-            <w:tcW w:type="dxa" w:w="785"/>
+            <w:tcW w:type="dxa" w:w="720"/>
           </w:tcPr>
           <w:p>
             <w:r/>
             <w:r>
-              <w:t>El Bosque</w:t>
+              <w:t>Carcelén</w:t>
             </w:r>
           </w:p>
         </w:tc>
         <w:tc>
           <w:tcPr>
-            <w:tcW w:type="dxa" w:w="785"/>
+            <w:tcW w:type="dxa" w:w="720"/>
           </w:tcPr>
           <w:p>
             <w:r/>
@@ -1107,100 +1002,111 @@
         </w:tc>
         <w:tc>
           <w:tcPr>
-            <w:tcW w:type="dxa" w:w="785"/>
+            <w:tcW w:type="dxa" w:w="720"/>
           </w:tcPr>
           <w:p>
             <w:r/>
             <w:r>
-              <w:t>225</w:t>
+              <w:t>2,62</w:t>
             </w:r>
           </w:p>
         </w:tc>
         <w:tc>
           <w:tcPr>
-            <w:tcW w:type="dxa" w:w="785"/>
+            <w:tcW w:type="dxa" w:w="720"/>
           </w:tcPr>
           <w:p>
             <w:r/>
             <w:r>
-              <w:t>30</w:t>
+              <w:t>73</w:t>
             </w:r>
           </w:p>
         </w:tc>
         <w:tc>
           <w:tcPr>
-            <w:tcW w:type="dxa" w:w="785"/>
+            <w:tcW w:type="dxa" w:w="720"/>
           </w:tcPr>
           <w:p>
             <w:r/>
             <w:r>
-              <w:t>14</w:t>
+              <w:t>21</w:t>
             </w:r>
           </w:p>
         </w:tc>
         <w:tc>
           <w:tcPr>
-            <w:tcW w:type="dxa" w:w="785"/>
+            <w:tcW w:type="dxa" w:w="720"/>
           </w:tcPr>
           <w:p>
             <w:r/>
             <w:r>
-              <w:t>34</w:t>
+              <w:t>19</w:t>
             </w:r>
           </w:p>
         </w:tc>
         <w:tc>
           <w:tcPr>
-            <w:tcW w:type="dxa" w:w="785"/>
+            <w:tcW w:type="dxa" w:w="720"/>
           </w:tcPr>
           <w:p>
             <w:r/>
             <w:r>
-              <w:t>89</w:t>
+              <w:t>15</w:t>
             </w:r>
           </w:p>
         </w:tc>
         <w:tc>
           <w:tcPr>
-            <w:tcW w:type="dxa" w:w="785"/>
+            <w:tcW w:type="dxa" w:w="720"/>
           </w:tcPr>
           <w:p>
             <w:r/>
             <w:r>
-              <w:t>24</w:t>
+              <w:t>6</w:t>
             </w:r>
           </w:p>
         </w:tc>
         <w:tc>
           <w:tcPr>
-            <w:tcW w:type="dxa" w:w="785"/>
+            <w:tcW w:type="dxa" w:w="720"/>
           </w:tcPr>
           <w:p>
             <w:r/>
             <w:r>
-              <w:t>18</w:t>
+              <w:t>5</w:t>
             </w:r>
           </w:p>
         </w:tc>
         <w:tc>
           <w:tcPr>
-            <w:tcW w:type="dxa" w:w="785"/>
+            <w:tcW w:type="dxa" w:w="720"/>
           </w:tcPr>
           <w:p>
             <w:r/>
             <w:r>
-              <w:t>súper (14)</w:t>
+              <w:t>2</w:t>
             </w:r>
           </w:p>
         </w:tc>
         <w:tc>
           <w:tcPr>
-            <w:tcW w:type="dxa" w:w="785"/>
+            <w:tcW w:type="dxa" w:w="720"/>
           </w:tcPr>
           <w:p>
             <w:r/>
             <w:r>
-              <w:t>Iñaquito (1.803 m)</w:t>
+              <w:t>educación (5)</w:t>
+            </w:r>
+          </w:p>
+        </w:tc>
+        <w:tc>
+          <w:tcPr>
+            <w:tcW w:type="dxa" w:w="720"/>
+          </w:tcPr>
+          <w:p>
+            <w:r/>
+            <w:r>
+              <w:t>+37%</w:t>
             </w:r>
           </w:p>
         </w:tc>
@@ -1208,21 +1114,18 @@
       <w:tr>
         <w:tc>
           <w:tcPr>
-            <w:tcW w:type="dxa" w:w="785"/>
+            <w:tcW w:type="dxa" w:w="720"/>
           </w:tcPr>
           <w:p>
             <w:r/>
             <w:r>
-              <w:rPr>
-                <w:b/>
-              </w:rPr>
-              <w:t>El Labrador</w:t>
+              <w:t>Cotocollao</w:t>
             </w:r>
           </w:p>
         </w:tc>
         <w:tc>
           <w:tcPr>
-            <w:tcW w:type="dxa" w:w="785"/>
+            <w:tcW w:type="dxa" w:w="720"/>
           </w:tcPr>
           <w:p>
             <w:r/>
@@ -1233,106 +1136,111 @@
         </w:tc>
         <w:tc>
           <w:tcPr>
-            <w:tcW w:type="dxa" w:w="785"/>
+            <w:tcW w:type="dxa" w:w="720"/>
           </w:tcPr>
           <w:p>
             <w:r/>
             <w:r>
-              <w:rPr>
-                <w:b/>
-              </w:rPr>
-              <w:t>399</w:t>
+              <w:t>2,84</w:t>
             </w:r>
           </w:p>
         </w:tc>
         <w:tc>
           <w:tcPr>
-            <w:tcW w:type="dxa" w:w="785"/>
+            <w:tcW w:type="dxa" w:w="720"/>
           </w:tcPr>
           <w:p>
             <w:r/>
             <w:r>
-              <w:t>90</w:t>
+              <w:t>165</w:t>
             </w:r>
           </w:p>
         </w:tc>
         <w:tc>
           <w:tcPr>
-            <w:tcW w:type="dxa" w:w="785"/>
+            <w:tcW w:type="dxa" w:w="720"/>
           </w:tcPr>
           <w:p>
             <w:r/>
             <w:r>
-              <w:t>65</w:t>
+              <w:t>31</w:t>
             </w:r>
           </w:p>
         </w:tc>
         <w:tc>
           <w:tcPr>
-            <w:tcW w:type="dxa" w:w="785"/>
+            <w:tcW w:type="dxa" w:w="720"/>
           </w:tcPr>
           <w:p>
             <w:r/>
             <w:r>
-              <w:t>73</w:t>
+              <w:t>44</w:t>
             </w:r>
           </w:p>
         </w:tc>
         <w:tc>
           <w:tcPr>
-            <w:tcW w:type="dxa" w:w="785"/>
+            <w:tcW w:type="dxa" w:w="720"/>
           </w:tcPr>
           <w:p>
             <w:r/>
             <w:r>
-              <w:t>60</w:t>
+              <w:t>28</w:t>
             </w:r>
           </w:p>
         </w:tc>
         <w:tc>
           <w:tcPr>
-            <w:tcW w:type="dxa" w:w="785"/>
+            <w:tcW w:type="dxa" w:w="720"/>
           </w:tcPr>
           <w:p>
             <w:r/>
             <w:r>
-              <w:t>53</w:t>
+              <w:t>18</w:t>
             </w:r>
           </w:p>
         </w:tc>
         <w:tc>
           <w:tcPr>
-            <w:tcW w:type="dxa" w:w="785"/>
+            <w:tcW w:type="dxa" w:w="720"/>
           </w:tcPr>
           <w:p>
             <w:r/>
             <w:r>
-              <w:t>26</w:t>
+              <w:t>18</w:t>
             </w:r>
           </w:p>
         </w:tc>
         <w:tc>
           <w:tcPr>
-            <w:tcW w:type="dxa" w:w="785"/>
+            <w:tcW w:type="dxa" w:w="720"/>
           </w:tcPr>
           <w:p>
             <w:r/>
             <w:r>
-              <w:t>educación (53)</w:t>
+              <w:t>6</w:t>
             </w:r>
           </w:p>
         </w:tc>
         <w:tc>
           <w:tcPr>
-            <w:tcW w:type="dxa" w:w="785"/>
+            <w:tcW w:type="dxa" w:w="720"/>
           </w:tcPr>
           <w:p>
             <w:r/>
             <w:r>
-              <w:rPr>
-                <w:b/>
-              </w:rPr>
-              <w:t>Estación de Metro (601 m)</w:t>
+              <w:t>salud (18)</w:t>
+            </w:r>
+          </w:p>
+        </w:tc>
+        <w:tc>
+          <w:tcPr>
+            <w:tcW w:type="dxa" w:w="720"/>
+          </w:tcPr>
+          <w:p>
+            <w:r/>
+            <w:r>
+              <w:t>+24%</w:t>
             </w:r>
           </w:p>
         </w:tc>
@@ -1340,18 +1248,18 @@
       <w:tr>
         <w:tc>
           <w:tcPr>
-            <w:tcW w:type="dxa" w:w="785"/>
+            <w:tcW w:type="dxa" w:w="720"/>
           </w:tcPr>
           <w:p>
             <w:r/>
             <w:r>
-              <w:t>González Suárez</w:t>
+              <w:t>El Batán</w:t>
             </w:r>
           </w:p>
         </w:tc>
         <w:tc>
           <w:tcPr>
-            <w:tcW w:type="dxa" w:w="785"/>
+            <w:tcW w:type="dxa" w:w="720"/>
           </w:tcPr>
           <w:p>
             <w:r/>
@@ -1362,100 +1270,111 @@
         </w:tc>
         <w:tc>
           <w:tcPr>
-            <w:tcW w:type="dxa" w:w="785"/>
+            <w:tcW w:type="dxa" w:w="720"/>
           </w:tcPr>
           <w:p>
             <w:r/>
             <w:r>
-              <w:t>360</w:t>
+              <w:t>2,54</w:t>
             </w:r>
           </w:p>
         </w:tc>
         <w:tc>
           <w:tcPr>
-            <w:tcW w:type="dxa" w:w="785"/>
+            <w:tcW w:type="dxa" w:w="720"/>
           </w:tcPr>
           <w:p>
             <w:r/>
             <w:r>
-              <w:t>84</w:t>
+              <w:t>232</w:t>
             </w:r>
           </w:p>
         </w:tc>
         <w:tc>
           <w:tcPr>
-            <w:tcW w:type="dxa" w:w="785"/>
+            <w:tcW w:type="dxa" w:w="720"/>
           </w:tcPr>
           <w:p>
             <w:r/>
             <w:r>
-              <w:t>66</w:t>
+              <w:t>53</w:t>
             </w:r>
           </w:p>
         </w:tc>
         <w:tc>
           <w:tcPr>
-            <w:tcW w:type="dxa" w:w="785"/>
+            <w:tcW w:type="dxa" w:w="720"/>
           </w:tcPr>
           <w:p>
             <w:r/>
             <w:r>
-              <w:t>42</w:t>
+              <w:t>45</w:t>
             </w:r>
           </w:p>
         </w:tc>
         <w:tc>
           <w:tcPr>
-            <w:tcW w:type="dxa" w:w="785"/>
+            <w:tcW w:type="dxa" w:w="720"/>
           </w:tcPr>
           <w:p>
             <w:r/>
             <w:r>
-              <w:t>68</w:t>
+              <w:t>35</w:t>
             </w:r>
           </w:p>
         </w:tc>
         <w:tc>
           <w:tcPr>
-            <w:tcW w:type="dxa" w:w="785"/>
+            <w:tcW w:type="dxa" w:w="720"/>
           </w:tcPr>
           <w:p>
             <w:r/>
             <w:r>
-              <w:t>63</w:t>
+              <w:t>39</w:t>
             </w:r>
           </w:p>
         </w:tc>
         <w:tc>
           <w:tcPr>
-            <w:tcW w:type="dxa" w:w="785"/>
+            <w:tcW w:type="dxa" w:w="720"/>
           </w:tcPr>
           <w:p>
             <w:r/>
             <w:r>
-              <w:t>9</w:t>
+              <w:t>31</w:t>
             </w:r>
           </w:p>
         </w:tc>
         <w:tc>
           <w:tcPr>
-            <w:tcW w:type="dxa" w:w="785"/>
+            <w:tcW w:type="dxa" w:w="720"/>
           </w:tcPr>
           <w:p>
             <w:r/>
             <w:r>
-              <w:t>farmacia (42)</w:t>
+              <w:t>13</w:t>
             </w:r>
           </w:p>
         </w:tc>
         <w:tc>
           <w:tcPr>
-            <w:tcW w:type="dxa" w:w="785"/>
+            <w:tcW w:type="dxa" w:w="720"/>
           </w:tcPr>
           <w:p>
             <w:r/>
             <w:r>
-              <w:t>Panamericana Int. (633 m)</w:t>
+              <w:t>educación (31)</w:t>
+            </w:r>
+          </w:p>
+        </w:tc>
+        <w:tc>
+          <w:tcPr>
+            <w:tcW w:type="dxa" w:w="720"/>
+          </w:tcPr>
+          <w:p>
+            <w:r/>
+            <w:r>
+              <w:t>+43%</w:t>
             </w:r>
           </w:p>
         </w:tc>
@@ -1463,18 +1382,18 @@
       <w:tr>
         <w:tc>
           <w:tcPr>
-            <w:tcW w:type="dxa" w:w="785"/>
+            <w:tcW w:type="dxa" w:w="720"/>
           </w:tcPr>
           <w:p>
             <w:r/>
             <w:r>
-              <w:t>Iñaquito</w:t>
+              <w:t>El Bosque</w:t>
             </w:r>
           </w:p>
         </w:tc>
         <w:tc>
           <w:tcPr>
-            <w:tcW w:type="dxa" w:w="785"/>
+            <w:tcW w:type="dxa" w:w="720"/>
           </w:tcPr>
           <w:p>
             <w:r/>
@@ -1485,100 +1404,114 @@
         </w:tc>
         <w:tc>
           <w:tcPr>
-            <w:tcW w:type="dxa" w:w="785"/>
+            <w:tcW w:type="dxa" w:w="720"/>
           </w:tcPr>
           <w:p>
             <w:r/>
             <w:r>
-              <w:t>430</w:t>
+              <w:t>1,76</w:t>
             </w:r>
           </w:p>
         </w:tc>
         <w:tc>
           <w:tcPr>
-            <w:tcW w:type="dxa" w:w="785"/>
+            <w:tcW w:type="dxa" w:w="720"/>
           </w:tcPr>
           <w:p>
             <w:r/>
             <w:r>
-              <w:t>88</w:t>
+              <w:t>64</w:t>
             </w:r>
           </w:p>
         </w:tc>
         <w:tc>
           <w:tcPr>
-            <w:tcW w:type="dxa" w:w="785"/>
+            <w:tcW w:type="dxa" w:w="720"/>
           </w:tcPr>
           <w:p>
             <w:r/>
             <w:r>
-              <w:t>68</w:t>
+              <w:t>12</w:t>
             </w:r>
           </w:p>
         </w:tc>
         <w:tc>
           <w:tcPr>
-            <w:tcW w:type="dxa" w:w="785"/>
+            <w:tcW w:type="dxa" w:w="720"/>
           </w:tcPr>
           <w:p>
             <w:r/>
             <w:r>
-              <w:t>74</w:t>
+              <w:t>10</w:t>
             </w:r>
           </w:p>
         </w:tc>
         <w:tc>
           <w:tcPr>
-            <w:tcW w:type="dxa" w:w="785"/>
+            <w:tcW w:type="dxa" w:w="720"/>
           </w:tcPr>
           <w:p>
             <w:r/>
             <w:r>
-              <w:t>87</w:t>
+              <w:t>13</w:t>
             </w:r>
           </w:p>
         </w:tc>
         <w:tc>
           <w:tcPr>
-            <w:tcW w:type="dxa" w:w="785"/>
+            <w:tcW w:type="dxa" w:w="720"/>
           </w:tcPr>
           <w:p>
             <w:r/>
             <w:r>
-              <w:t>61</w:t>
+              <w:t>10</w:t>
             </w:r>
           </w:p>
         </w:tc>
         <w:tc>
           <w:tcPr>
-            <w:tcW w:type="dxa" w:w="785"/>
+            <w:tcW w:type="dxa" w:w="720"/>
           </w:tcPr>
           <w:p>
             <w:r/>
             <w:r>
-              <w:t>20</w:t>
+              <w:t>8</w:t>
             </w:r>
           </w:p>
         </w:tc>
         <w:tc>
           <w:tcPr>
-            <w:tcW w:type="dxa" w:w="785"/>
+            <w:tcW w:type="dxa" w:w="720"/>
           </w:tcPr>
           <w:p>
             <w:r/>
             <w:r>
-              <w:t>educación (61)</w:t>
+              <w:t>6</w:t>
             </w:r>
           </w:p>
         </w:tc>
         <w:tc>
           <w:tcPr>
-            <w:tcW w:type="dxa" w:w="785"/>
+            <w:tcW w:type="dxa" w:w="720"/>
           </w:tcPr>
           <w:p>
             <w:r/>
             <w:r>
-              <w:t>Estación Iñaquito (148 m)</w:t>
+              <w:t>educación (8)</w:t>
+            </w:r>
+          </w:p>
+        </w:tc>
+        <w:tc>
+          <w:tcPr>
+            <w:tcW w:type="dxa" w:w="720"/>
+          </w:tcPr>
+          <w:p>
+            <w:r/>
+            <w:r>
+              <w:rPr>
+                <w:b/>
+              </w:rPr>
+              <w:t>+252%</w:t>
             </w:r>
           </w:p>
         </w:tc>
@@ -1586,18 +1519,21 @@
       <w:tr>
         <w:tc>
           <w:tcPr>
-            <w:tcW w:type="dxa" w:w="785"/>
+            <w:tcW w:type="dxa" w:w="720"/>
           </w:tcPr>
           <w:p>
             <w:r/>
             <w:r>
-              <w:t>La Carolina</w:t>
+              <w:rPr>
+                <w:b/>
+              </w:rPr>
+              <w:t>El Labrador</w:t>
             </w:r>
           </w:p>
         </w:tc>
         <w:tc>
           <w:tcPr>
-            <w:tcW w:type="dxa" w:w="785"/>
+            <w:tcW w:type="dxa" w:w="720"/>
           </w:tcPr>
           <w:p>
             <w:r/>
@@ -1608,100 +1544,117 @@
         </w:tc>
         <w:tc>
           <w:tcPr>
-            <w:tcW w:type="dxa" w:w="785"/>
+            <w:tcW w:type="dxa" w:w="720"/>
           </w:tcPr>
           <w:p>
             <w:r/>
             <w:r>
-              <w:t>449</w:t>
+              <w:rPr>
+                <w:b/>
+              </w:rPr>
+              <w:t>3,55</w:t>
             </w:r>
           </w:p>
         </w:tc>
         <w:tc>
           <w:tcPr>
-            <w:tcW w:type="dxa" w:w="785"/>
+            <w:tcW w:type="dxa" w:w="720"/>
           </w:tcPr>
           <w:p>
             <w:r/>
             <w:r>
-              <w:t>96</w:t>
+              <w:rPr>
+                <w:b/>
+              </w:rPr>
+              <w:t>334</w:t>
             </w:r>
           </w:p>
         </w:tc>
         <w:tc>
           <w:tcPr>
-            <w:tcW w:type="dxa" w:w="785"/>
+            <w:tcW w:type="dxa" w:w="720"/>
           </w:tcPr>
           <w:p>
             <w:r/>
             <w:r>
-              <w:t>77</w:t>
+              <w:t>88</w:t>
             </w:r>
           </w:p>
         </w:tc>
         <w:tc>
           <w:tcPr>
-            <w:tcW w:type="dxa" w:w="785"/>
+            <w:tcW w:type="dxa" w:w="720"/>
           </w:tcPr>
           <w:p>
             <w:r/>
             <w:r>
-              <w:t>66</w:t>
+              <w:t>53</w:t>
             </w:r>
           </w:p>
         </w:tc>
         <w:tc>
           <w:tcPr>
-            <w:tcW w:type="dxa" w:w="785"/>
+            <w:tcW w:type="dxa" w:w="720"/>
           </w:tcPr>
           <w:p>
             <w:r/>
             <w:r>
-              <w:t>93</w:t>
+              <w:t>59</w:t>
             </w:r>
           </w:p>
         </w:tc>
         <w:tc>
           <w:tcPr>
-            <w:tcW w:type="dxa" w:w="785"/>
+            <w:tcW w:type="dxa" w:w="720"/>
           </w:tcPr>
           <w:p>
             <w:r/>
             <w:r>
-              <w:t>57</w:t>
+              <w:t>52</w:t>
             </w:r>
           </w:p>
         </w:tc>
         <w:tc>
           <w:tcPr>
-            <w:tcW w:type="dxa" w:w="785"/>
+            <w:tcW w:type="dxa" w:w="720"/>
           </w:tcPr>
           <w:p>
             <w:r/>
             <w:r>
-              <w:t>26</w:t>
+              <w:t>45</w:t>
             </w:r>
           </w:p>
         </w:tc>
         <w:tc>
           <w:tcPr>
-            <w:tcW w:type="dxa" w:w="785"/>
+            <w:tcW w:type="dxa" w:w="720"/>
           </w:tcPr>
           <w:p>
             <w:r/>
             <w:r>
-              <w:t>educación (57)</w:t>
+              <w:t>13</w:t>
             </w:r>
           </w:p>
         </w:tc>
         <w:tc>
           <w:tcPr>
-            <w:tcW w:type="dxa" w:w="785"/>
+            <w:tcW w:type="dxa" w:w="720"/>
           </w:tcPr>
           <w:p>
             <w:r/>
             <w:r>
-              <w:t>Iñaquito (439 m)</w:t>
+              <w:t>educación (45)</w:t>
+            </w:r>
+          </w:p>
+        </w:tc>
+        <w:tc>
+          <w:tcPr>
+            <w:tcW w:type="dxa" w:w="720"/>
+          </w:tcPr>
+          <w:p>
+            <w:r/>
+            <w:r>
+              <w:t>+19%</w:t>
             </w:r>
           </w:p>
         </w:tc>
@@ -1709,21 +1662,18 @@
       <w:tr>
         <w:tc>
           <w:tcPr>
-            <w:tcW w:type="dxa" w:w="785"/>
+            <w:tcW w:type="dxa" w:w="720"/>
           </w:tcPr>
           <w:p>
             <w:r/>
             <w:r>
-              <w:rPr>
-                <w:b/>
-              </w:rPr>
-              <w:t>La Concepción</w:t>
+              <w:t>González Suárez</w:t>
             </w:r>
           </w:p>
         </w:tc>
         <w:tc>
           <w:tcPr>
-            <w:tcW w:type="dxa" w:w="785"/>
+            <w:tcW w:type="dxa" w:w="720"/>
           </w:tcPr>
           <w:p>
             <w:r/>
@@ -1734,106 +1684,111 @@
         </w:tc>
         <w:tc>
           <w:tcPr>
-            <w:tcW w:type="dxa" w:w="785"/>
+            <w:tcW w:type="dxa" w:w="720"/>
           </w:tcPr>
           <w:p>
             <w:r/>
             <w:r>
-              <w:rPr>
-                <w:b/>
-              </w:rPr>
-              <w:t>369</w:t>
+              <w:t>2,58</w:t>
             </w:r>
           </w:p>
         </w:tc>
         <w:tc>
           <w:tcPr>
-            <w:tcW w:type="dxa" w:w="785"/>
+            <w:tcW w:type="dxa" w:w="720"/>
           </w:tcPr>
           <w:p>
             <w:r/>
             <w:r>
-              <w:t>93</w:t>
+              <w:t>203</w:t>
             </w:r>
           </w:p>
         </w:tc>
         <w:tc>
           <w:tcPr>
-            <w:tcW w:type="dxa" w:w="785"/>
+            <w:tcW w:type="dxa" w:w="720"/>
           </w:tcPr>
           <w:p>
             <w:r/>
             <w:r>
-              <w:t>60</w:t>
+              <w:t>43</w:t>
             </w:r>
           </w:p>
         </w:tc>
         <w:tc>
           <w:tcPr>
-            <w:tcW w:type="dxa" w:w="785"/>
+            <w:tcW w:type="dxa" w:w="720"/>
           </w:tcPr>
           <w:p>
             <w:r/>
             <w:r>
-              <w:t>64</w:t>
+              <w:t>38</w:t>
             </w:r>
           </w:p>
         </w:tc>
         <w:tc>
           <w:tcPr>
-            <w:tcW w:type="dxa" w:w="785"/>
+            <w:tcW w:type="dxa" w:w="720"/>
           </w:tcPr>
           <w:p>
             <w:r/>
             <w:r>
-              <w:t>56</w:t>
+              <w:t>27</w:t>
             </w:r>
           </w:p>
         </w:tc>
         <w:tc>
           <w:tcPr>
-            <w:tcW w:type="dxa" w:w="785"/>
+            <w:tcW w:type="dxa" w:w="720"/>
           </w:tcPr>
           <w:p>
             <w:r/>
             <w:r>
-              <w:t>43</w:t>
+              <w:t>31</w:t>
             </w:r>
           </w:p>
         </w:tc>
         <w:tc>
           <w:tcPr>
-            <w:tcW w:type="dxa" w:w="785"/>
+            <w:tcW w:type="dxa" w:w="720"/>
           </w:tcPr>
           <w:p>
             <w:r/>
             <w:r>
-              <w:t>25</w:t>
+              <w:t>42</w:t>
             </w:r>
           </w:p>
         </w:tc>
         <w:tc>
           <w:tcPr>
-            <w:tcW w:type="dxa" w:w="785"/>
+            <w:tcW w:type="dxa" w:w="720"/>
           </w:tcPr>
           <w:p>
             <w:r/>
             <w:r>
-              <w:t>educación (43)</w:t>
+              <w:t>5</w:t>
             </w:r>
           </w:p>
         </w:tc>
         <w:tc>
           <w:tcPr>
-            <w:tcW w:type="dxa" w:w="785"/>
+            <w:tcW w:type="dxa" w:w="720"/>
           </w:tcPr>
           <w:p>
             <w:r/>
             <w:r>
-              <w:rPr>
-                <w:b/>
-              </w:rPr>
-              <w:t>Estación de Metro (588 m)</w:t>
+              <w:t>farmacia (27)</w:t>
+            </w:r>
+          </w:p>
+        </w:tc>
+        <w:tc>
+          <w:tcPr>
+            <w:tcW w:type="dxa" w:w="720"/>
+          </w:tcPr>
+          <w:p>
+            <w:r/>
+            <w:r>
+              <w:t>+77%</w:t>
             </w:r>
           </w:p>
         </w:tc>
@@ -1841,18 +1796,18 @@
       <w:tr>
         <w:tc>
           <w:tcPr>
-            <w:tcW w:type="dxa" w:w="785"/>
+            <w:tcW w:type="dxa" w:w="720"/>
           </w:tcPr>
           <w:p>
             <w:r/>
             <w:r>
-              <w:t>Ponceano</w:t>
+              <w:t>Iñaquito</w:t>
             </w:r>
           </w:p>
         </w:tc>
         <w:tc>
           <w:tcPr>
-            <w:tcW w:type="dxa" w:w="785"/>
+            <w:tcW w:type="dxa" w:w="720"/>
           </w:tcPr>
           <w:p>
             <w:r/>
@@ -1863,100 +1818,111 @@
         </w:tc>
         <w:tc>
           <w:tcPr>
-            <w:tcW w:type="dxa" w:w="785"/>
+            <w:tcW w:type="dxa" w:w="720"/>
           </w:tcPr>
           <w:p>
             <w:r/>
             <w:r>
-              <w:t>137</w:t>
+              <w:t>3,48</w:t>
             </w:r>
           </w:p>
         </w:tc>
         <w:tc>
           <w:tcPr>
-            <w:tcW w:type="dxa" w:w="785"/>
+            <w:tcW w:type="dxa" w:w="720"/>
           </w:tcPr>
           <w:p>
             <w:r/>
             <w:r>
-              <w:t>41</w:t>
+              <w:t>346</w:t>
             </w:r>
           </w:p>
         </w:tc>
         <w:tc>
           <w:tcPr>
-            <w:tcW w:type="dxa" w:w="785"/>
+            <w:tcW w:type="dxa" w:w="720"/>
           </w:tcPr>
           <w:p>
             <w:r/>
             <w:r>
-              <w:t>36</w:t>
+              <w:t>69</w:t>
             </w:r>
           </w:p>
         </w:tc>
         <w:tc>
           <w:tcPr>
-            <w:tcW w:type="dxa" w:w="785"/>
+            <w:tcW w:type="dxa" w:w="720"/>
           </w:tcPr>
           <w:p>
             <w:r/>
             <w:r>
-              <w:t>14</w:t>
+              <w:t>53</w:t>
             </w:r>
           </w:p>
         </w:tc>
         <w:tc>
           <w:tcPr>
-            <w:tcW w:type="dxa" w:w="785"/>
+            <w:tcW w:type="dxa" w:w="720"/>
           </w:tcPr>
           <w:p>
             <w:r/>
             <w:r>
-              <w:t>17</w:t>
+              <w:t>56</w:t>
             </w:r>
           </w:p>
         </w:tc>
         <w:tc>
           <w:tcPr>
-            <w:tcW w:type="dxa" w:w="785"/>
+            <w:tcW w:type="dxa" w:w="720"/>
           </w:tcPr>
           <w:p>
             <w:r/>
             <w:r>
-              <w:t>16</w:t>
+              <w:t>77</w:t>
             </w:r>
           </w:p>
         </w:tc>
         <w:tc>
           <w:tcPr>
-            <w:tcW w:type="dxa" w:w="785"/>
+            <w:tcW w:type="dxa" w:w="720"/>
           </w:tcPr>
           <w:p>
             <w:r/>
             <w:r>
-              <w:t>1</w:t>
+              <w:t>47</w:t>
             </w:r>
           </w:p>
         </w:tc>
         <w:tc>
           <w:tcPr>
-            <w:tcW w:type="dxa" w:w="785"/>
+            <w:tcW w:type="dxa" w:w="720"/>
           </w:tcPr>
           <w:p>
             <w:r/>
             <w:r>
-              <w:t>farmacia (14)</w:t>
+              <w:t>15</w:t>
             </w:r>
           </w:p>
         </w:tc>
         <w:tc>
           <w:tcPr>
-            <w:tcW w:type="dxa" w:w="785"/>
+            <w:tcW w:type="dxa" w:w="720"/>
           </w:tcPr>
           <w:p>
             <w:r/>
             <w:r>
-              <w:t>Flor del Valle (746 m)</w:t>
+              <w:t>educación (47)</w:t>
+            </w:r>
+          </w:p>
+        </w:tc>
+        <w:tc>
+          <w:tcPr>
+            <w:tcW w:type="dxa" w:w="720"/>
+          </w:tcPr>
+          <w:p>
+            <w:r/>
+            <w:r>
+              <w:t>+24%</w:t>
             </w:r>
           </w:p>
         </w:tc>
@@ -1964,18 +1930,18 @@
       <w:tr>
         <w:tc>
           <w:tcPr>
-            <w:tcW w:type="dxa" w:w="785"/>
+            <w:tcW w:type="dxa" w:w="720"/>
           </w:tcPr>
           <w:p>
             <w:r/>
             <w:r>
-              <w:t>Quito Tenis</w:t>
+              <w:t>La Carolina</w:t>
             </w:r>
           </w:p>
         </w:tc>
         <w:tc>
           <w:tcPr>
-            <w:tcW w:type="dxa" w:w="785"/>
+            <w:tcW w:type="dxa" w:w="720"/>
           </w:tcPr>
           <w:p>
             <w:r/>
@@ -1986,100 +1952,111 @@
         </w:tc>
         <w:tc>
           <w:tcPr>
-            <w:tcW w:type="dxa" w:w="785"/>
+            <w:tcW w:type="dxa" w:w="720"/>
           </w:tcPr>
           <w:p>
             <w:r/>
             <w:r>
-              <w:t>252</w:t>
+              <w:t>3,27</w:t>
             </w:r>
           </w:p>
         </w:tc>
         <w:tc>
           <w:tcPr>
-            <w:tcW w:type="dxa" w:w="785"/>
+            <w:tcW w:type="dxa" w:w="720"/>
           </w:tcPr>
           <w:p>
             <w:r/>
             <w:r>
-              <w:t>45</w:t>
+              <w:t>327</w:t>
             </w:r>
           </w:p>
         </w:tc>
         <w:tc>
           <w:tcPr>
-            <w:tcW w:type="dxa" w:w="785"/>
+            <w:tcW w:type="dxa" w:w="720"/>
           </w:tcPr>
           <w:p>
             <w:r/>
             <w:r>
-              <w:t>38</w:t>
+              <w:t>75</w:t>
             </w:r>
           </w:p>
         </w:tc>
         <w:tc>
           <w:tcPr>
-            <w:tcW w:type="dxa" w:w="785"/>
+            <w:tcW w:type="dxa" w:w="720"/>
           </w:tcPr>
           <w:p>
             <w:r/>
             <w:r>
-              <w:t>35</w:t>
+              <w:t>53</w:t>
             </w:r>
           </w:p>
         </w:tc>
         <w:tc>
           <w:tcPr>
-            <w:tcW w:type="dxa" w:w="785"/>
+            <w:tcW w:type="dxa" w:w="720"/>
           </w:tcPr>
           <w:p>
             <w:r/>
             <w:r>
-              <w:t>61</w:t>
+              <w:t>47</w:t>
             </w:r>
           </w:p>
         </w:tc>
         <w:tc>
           <w:tcPr>
-            <w:tcW w:type="dxa" w:w="785"/>
+            <w:tcW w:type="dxa" w:w="720"/>
           </w:tcPr>
           <w:p>
             <w:r/>
             <w:r>
-              <w:t>32</w:t>
+              <w:t>70</w:t>
             </w:r>
           </w:p>
         </w:tc>
         <w:tc>
           <w:tcPr>
-            <w:tcW w:type="dxa" w:w="785"/>
+            <w:tcW w:type="dxa" w:w="720"/>
           </w:tcPr>
           <w:p>
             <w:r/>
             <w:r>
-              <w:t>22</w:t>
+              <w:t>39</w:t>
             </w:r>
           </w:p>
         </w:tc>
         <w:tc>
           <w:tcPr>
-            <w:tcW w:type="dxa" w:w="785"/>
+            <w:tcW w:type="dxa" w:w="720"/>
           </w:tcPr>
           <w:p>
             <w:r/>
             <w:r>
-              <w:t>educación (32)</w:t>
+              <w:t>16</w:t>
             </w:r>
           </w:p>
         </w:tc>
         <w:tc>
           <w:tcPr>
-            <w:tcW w:type="dxa" w:w="785"/>
+            <w:tcW w:type="dxa" w:w="720"/>
           </w:tcPr>
           <w:p>
             <w:r/>
             <w:r>
-              <w:t>Iñaquito (1.256 m)</w:t>
+              <w:t>educación (39)</w:t>
+            </w:r>
+          </w:p>
+        </w:tc>
+        <w:tc>
+          <w:tcPr>
+            <w:tcW w:type="dxa" w:w="720"/>
+          </w:tcPr>
+          <w:p>
+            <w:r/>
+            <w:r>
+              <w:t>+37%</w:t>
             </w:r>
           </w:p>
         </w:tc>
@@ -2087,122 +2064,142 @@
       <w:tr>
         <w:tc>
           <w:tcPr>
-            <w:tcW w:type="dxa" w:w="785"/>
+            <w:tcW w:type="dxa" w:w="720"/>
           </w:tcPr>
           <w:p>
             <w:r/>
             <w:r>
-              <w:t>La Floresta</w:t>
+              <w:rPr>
+                <w:b/>
+              </w:rPr>
+              <w:t>La Concepción</w:t>
             </w:r>
           </w:p>
         </w:tc>
         <w:tc>
           <w:tcPr>
-            <w:tcW w:type="dxa" w:w="785"/>
+            <w:tcW w:type="dxa" w:w="720"/>
           </w:tcPr>
           <w:p>
             <w:r/>
             <w:r>
-              <w:t>Centro-N</w:t>
+              <w:t>Norte</w:t>
             </w:r>
           </w:p>
         </w:tc>
         <w:tc>
           <w:tcPr>
-            <w:tcW w:type="dxa" w:w="785"/>
+            <w:tcW w:type="dxa" w:w="720"/>
           </w:tcPr>
           <w:p>
             <w:r/>
             <w:r>
-              <w:t>479</w:t>
+              <w:rPr>
+                <w:b/>
+              </w:rPr>
+              <w:t>3,23</w:t>
             </w:r>
           </w:p>
         </w:tc>
         <w:tc>
           <w:tcPr>
-            <w:tcW w:type="dxa" w:w="785"/>
+            <w:tcW w:type="dxa" w:w="720"/>
           </w:tcPr>
           <w:p>
             <w:r/>
             <w:r>
-              <w:t>109</w:t>
+              <w:rPr>
+                <w:b/>
+              </w:rPr>
+              <w:t>274</w:t>
             </w:r>
           </w:p>
         </w:tc>
         <w:tc>
           <w:tcPr>
-            <w:tcW w:type="dxa" w:w="785"/>
+            <w:tcW w:type="dxa" w:w="720"/>
           </w:tcPr>
           <w:p>
             <w:r/>
             <w:r>
-              <w:t>89</w:t>
+              <w:t>66</w:t>
             </w:r>
           </w:p>
         </w:tc>
         <w:tc>
           <w:tcPr>
-            <w:tcW w:type="dxa" w:w="785"/>
+            <w:tcW w:type="dxa" w:w="720"/>
           </w:tcPr>
           <w:p>
             <w:r/>
             <w:r>
-              <w:t>68</w:t>
+              <w:t>41</w:t>
             </w:r>
           </w:p>
         </w:tc>
         <w:tc>
           <w:tcPr>
-            <w:tcW w:type="dxa" w:w="785"/>
+            <w:tcW w:type="dxa" w:w="720"/>
           </w:tcPr>
           <w:p>
             <w:r/>
             <w:r>
-              <w:t>71</w:t>
+              <w:t>53</w:t>
             </w:r>
           </w:p>
         </w:tc>
         <w:tc>
           <w:tcPr>
-            <w:tcW w:type="dxa" w:w="785"/>
+            <w:tcW w:type="dxa" w:w="720"/>
           </w:tcPr>
           <w:p>
             <w:r/>
             <w:r>
-              <w:t>98</w:t>
+              <w:t>42</w:t>
             </w:r>
           </w:p>
         </w:tc>
         <w:tc>
           <w:tcPr>
-            <w:tcW w:type="dxa" w:w="785"/>
+            <w:tcW w:type="dxa" w:w="720"/>
           </w:tcPr>
           <w:p>
             <w:r/>
             <w:r>
-              <w:t>10</w:t>
+              <w:t>34</w:t>
             </w:r>
           </w:p>
         </w:tc>
         <w:tc>
           <w:tcPr>
-            <w:tcW w:type="dxa" w:w="785"/>
+            <w:tcW w:type="dxa" w:w="720"/>
           </w:tcPr>
           <w:p>
             <w:r/>
             <w:r>
-              <w:t>farmacia (68)</w:t>
+              <w:t>18</w:t>
             </w:r>
           </w:p>
         </w:tc>
         <w:tc>
           <w:tcPr>
-            <w:tcW w:type="dxa" w:w="785"/>
+            <w:tcW w:type="dxa" w:w="720"/>
           </w:tcPr>
           <w:p>
             <w:r/>
             <w:r>
-              <w:t>Panamericana Int. (270 m)</w:t>
+              <w:t>educación (34)</w:t>
+            </w:r>
+          </w:p>
+        </w:tc>
+        <w:tc>
+          <w:tcPr>
+            <w:tcW w:type="dxa" w:w="720"/>
+          </w:tcPr>
+          <w:p>
+            <w:r/>
+            <w:r>
+              <w:t>+35%</w:t>
             </w:r>
           </w:p>
         </w:tc>
@@ -2210,122 +2207,142 @@
       <w:tr>
         <w:tc>
           <w:tcPr>
-            <w:tcW w:type="dxa" w:w="785"/>
+            <w:tcW w:type="dxa" w:w="720"/>
           </w:tcPr>
           <w:p>
             <w:r/>
             <w:r>
-              <w:t>La Mariscal</w:t>
+              <w:t>Ponceano</w:t>
             </w:r>
           </w:p>
         </w:tc>
         <w:tc>
           <w:tcPr>
-            <w:tcW w:type="dxa" w:w="785"/>
+            <w:tcW w:type="dxa" w:w="720"/>
           </w:tcPr>
           <w:p>
             <w:r/>
             <w:r>
-              <w:t>Centro-N</w:t>
+              <w:t>Norte</w:t>
             </w:r>
           </w:p>
         </w:tc>
         <w:tc>
           <w:tcPr>
-            <w:tcW w:type="dxa" w:w="785"/>
+            <w:tcW w:type="dxa" w:w="720"/>
           </w:tcPr>
           <w:p>
             <w:r/>
             <w:r>
-              <w:t>569</w:t>
+              <w:rPr>
+                <w:b/>
+              </w:rPr>
+              <w:t>1,22</w:t>
             </w:r>
           </w:p>
         </w:tc>
         <w:tc>
           <w:tcPr>
-            <w:tcW w:type="dxa" w:w="785"/>
+            <w:tcW w:type="dxa" w:w="720"/>
           </w:tcPr>
           <w:p>
             <w:r/>
             <w:r>
-              <w:t>133</w:t>
+              <w:rPr>
+                <w:b/>
+              </w:rPr>
+              <w:t>24</w:t>
             </w:r>
           </w:p>
         </w:tc>
         <w:tc>
           <w:tcPr>
-            <w:tcW w:type="dxa" w:w="785"/>
+            <w:tcW w:type="dxa" w:w="720"/>
           </w:tcPr>
           <w:p>
             <w:r/>
             <w:r>
-              <w:t>90</w:t>
+              <w:t>10</w:t>
             </w:r>
           </w:p>
         </w:tc>
         <w:tc>
           <w:tcPr>
-            <w:tcW w:type="dxa" w:w="785"/>
+            <w:tcW w:type="dxa" w:w="720"/>
           </w:tcPr>
           <w:p>
             <w:r/>
             <w:r>
-              <w:t>87</w:t>
+              <w:t>6</w:t>
             </w:r>
           </w:p>
         </w:tc>
         <w:tc>
           <w:tcPr>
-            <w:tcW w:type="dxa" w:w="785"/>
+            <w:tcW w:type="dxa" w:w="720"/>
           </w:tcPr>
           <w:p>
             <w:r/>
             <w:r>
-              <w:t>91</w:t>
+              <w:t>2</w:t>
             </w:r>
           </w:p>
         </w:tc>
         <w:tc>
           <w:tcPr>
-            <w:tcW w:type="dxa" w:w="785"/>
+            <w:tcW w:type="dxa" w:w="720"/>
           </w:tcPr>
           <w:p>
             <w:r/>
             <w:r>
-              <w:t>113</w:t>
+              <w:t>3</w:t>
             </w:r>
           </w:p>
         </w:tc>
         <w:tc>
           <w:tcPr>
-            <w:tcW w:type="dxa" w:w="785"/>
+            <w:tcW w:type="dxa" w:w="720"/>
           </w:tcPr>
           <w:p>
             <w:r/>
             <w:r>
-              <w:t>13</w:t>
+              <w:t>2</w:t>
             </w:r>
           </w:p>
         </w:tc>
         <w:tc>
           <w:tcPr>
-            <w:tcW w:type="dxa" w:w="785"/>
+            <w:tcW w:type="dxa" w:w="720"/>
           </w:tcPr>
           <w:p>
             <w:r/>
             <w:r>
-              <w:t>farmacia (87)</w:t>
+              <w:t>0</w:t>
             </w:r>
           </w:p>
         </w:tc>
         <w:tc>
           <w:tcPr>
-            <w:tcW w:type="dxa" w:w="785"/>
+            <w:tcW w:type="dxa" w:w="720"/>
           </w:tcPr>
           <w:p>
             <w:r/>
             <w:r>
-              <w:t>Cruz del Sur (410 m)</w:t>
+              <w:t>farmacia (2)</w:t>
+            </w:r>
+          </w:p>
+        </w:tc>
+        <w:tc>
+          <w:tcPr>
+            <w:tcW w:type="dxa" w:w="720"/>
+          </w:tcPr>
+          <w:p>
+            <w:r/>
+            <w:r>
+              <w:rPr>
+                <w:b/>
+              </w:rPr>
+              <w:t>+471%</w:t>
             </w:r>
           </w:p>
         </w:tc>
@@ -2333,122 +2350,133 @@
       <w:tr>
         <w:tc>
           <w:tcPr>
-            <w:tcW w:type="dxa" w:w="785"/>
+            <w:tcW w:type="dxa" w:w="720"/>
           </w:tcPr>
           <w:p>
             <w:r/>
             <w:r>
-              <w:t>Centro Histórico</w:t>
+              <w:t>Quito Tenis</w:t>
             </w:r>
           </w:p>
         </w:tc>
         <w:tc>
           <w:tcPr>
-            <w:tcW w:type="dxa" w:w="785"/>
+            <w:tcW w:type="dxa" w:w="720"/>
           </w:tcPr>
           <w:p>
             <w:r/>
             <w:r>
-              <w:t>Centro</w:t>
+              <w:t>Norte</w:t>
             </w:r>
           </w:p>
         </w:tc>
         <w:tc>
           <w:tcPr>
-            <w:tcW w:type="dxa" w:w="785"/>
+            <w:tcW w:type="dxa" w:w="720"/>
           </w:tcPr>
           <w:p>
             <w:r/>
             <w:r>
-              <w:t>398</w:t>
+              <w:t>2,70</w:t>
             </w:r>
           </w:p>
         </w:tc>
         <w:tc>
           <w:tcPr>
-            <w:tcW w:type="dxa" w:w="785"/>
+            <w:tcW w:type="dxa" w:w="720"/>
           </w:tcPr>
           <w:p>
             <w:r/>
             <w:r>
-              <w:t>82</w:t>
+              <w:t>166</w:t>
             </w:r>
           </w:p>
         </w:tc>
         <w:tc>
           <w:tcPr>
-            <w:tcW w:type="dxa" w:w="785"/>
+            <w:tcW w:type="dxa" w:w="720"/>
           </w:tcPr>
           <w:p>
             <w:r/>
             <w:r>
-              <w:t>92</w:t>
+              <w:t>33</w:t>
             </w:r>
           </w:p>
         </w:tc>
         <w:tc>
           <w:tcPr>
-            <w:tcW w:type="dxa" w:w="785"/>
+            <w:tcW w:type="dxa" w:w="720"/>
           </w:tcPr>
           <w:p>
             <w:r/>
             <w:r>
-              <w:t>52</w:t>
+              <w:t>29</w:t>
             </w:r>
           </w:p>
         </w:tc>
         <w:tc>
           <w:tcPr>
-            <w:tcW w:type="dxa" w:w="785"/>
+            <w:tcW w:type="dxa" w:w="720"/>
           </w:tcPr>
           <w:p>
             <w:r/>
             <w:r>
-              <w:t>27</w:t>
+              <w:t>28</w:t>
             </w:r>
           </w:p>
         </w:tc>
         <w:tc>
           <w:tcPr>
-            <w:tcW w:type="dxa" w:w="785"/>
+            <w:tcW w:type="dxa" w:w="720"/>
           </w:tcPr>
           <w:p>
             <w:r/>
             <w:r>
-              <w:t>36</w:t>
+              <w:t>38</w:t>
             </w:r>
           </w:p>
         </w:tc>
         <w:tc>
           <w:tcPr>
-            <w:tcW w:type="dxa" w:w="785"/>
+            <w:tcW w:type="dxa" w:w="720"/>
           </w:tcPr>
           <w:p>
             <w:r/>
             <w:r>
-              <w:t>22</w:t>
+              <w:t>18</w:t>
             </w:r>
           </w:p>
         </w:tc>
         <w:tc>
           <w:tcPr>
-            <w:tcW w:type="dxa" w:w="785"/>
+            <w:tcW w:type="dxa" w:w="720"/>
           </w:tcPr>
           <w:p>
             <w:r/>
             <w:r>
-              <w:t>salud (27)</w:t>
+              <w:t>10</w:t>
             </w:r>
           </w:p>
         </w:tc>
         <w:tc>
           <w:tcPr>
-            <w:tcW w:type="dxa" w:w="785"/>
+            <w:tcW w:type="dxa" w:w="720"/>
           </w:tcPr>
           <w:p>
             <w:r/>
             <w:r>
-              <w:t>San Francisco (263 m)</w:t>
+              <w:t>educación (18)</w:t>
+            </w:r>
+          </w:p>
+        </w:tc>
+        <w:tc>
+          <w:tcPr>
+            <w:tcW w:type="dxa" w:w="720"/>
+          </w:tcPr>
+          <w:p>
+            <w:r/>
+            <w:r>
+              <w:t>+52%</w:t>
             </w:r>
           </w:p>
         </w:tc>
@@ -2456,51 +2484,51 @@
       <w:tr>
         <w:tc>
           <w:tcPr>
-            <w:tcW w:type="dxa" w:w="785"/>
+            <w:tcW w:type="dxa" w:w="720"/>
           </w:tcPr>
           <w:p>
             <w:r/>
             <w:r>
-              <w:t>Chillogallo</w:t>
+              <w:t>La Floresta</w:t>
             </w:r>
           </w:p>
         </w:tc>
         <w:tc>
           <w:tcPr>
-            <w:tcW w:type="dxa" w:w="785"/>
+            <w:tcW w:type="dxa" w:w="720"/>
           </w:tcPr>
           <w:p>
             <w:r/>
             <w:r>
-              <w:t>Sur</w:t>
+              <w:t>Centro-N</w:t>
             </w:r>
           </w:p>
         </w:tc>
         <w:tc>
           <w:tcPr>
-            <w:tcW w:type="dxa" w:w="785"/>
+            <w:tcW w:type="dxa" w:w="720"/>
           </w:tcPr>
           <w:p>
             <w:r/>
             <w:r>
-              <w:t>192</w:t>
+              <w:t>3,46</w:t>
             </w:r>
           </w:p>
         </w:tc>
         <w:tc>
           <w:tcPr>
-            <w:tcW w:type="dxa" w:w="785"/>
+            <w:tcW w:type="dxa" w:w="720"/>
           </w:tcPr>
           <w:p>
             <w:r/>
             <w:r>
-              <w:t>34</w:t>
+              <w:t>385</w:t>
             </w:r>
           </w:p>
         </w:tc>
         <w:tc>
           <w:tcPr>
-            <w:tcW w:type="dxa" w:w="785"/>
+            <w:tcW w:type="dxa" w:w="720"/>
           </w:tcPr>
           <w:p>
             <w:r/>
@@ -2511,67 +2539,78 @@
         </w:tc>
         <w:tc>
           <w:tcPr>
-            <w:tcW w:type="dxa" w:w="785"/>
+            <w:tcW w:type="dxa" w:w="720"/>
           </w:tcPr>
           <w:p>
             <w:r/>
             <w:r>
-              <w:t>17</w:t>
+              <w:t>78</w:t>
             </w:r>
           </w:p>
         </w:tc>
         <w:tc>
           <w:tcPr>
-            <w:tcW w:type="dxa" w:w="785"/>
+            <w:tcW w:type="dxa" w:w="720"/>
           </w:tcPr>
           <w:p>
             <w:r/>
             <w:r>
-              <w:t>12</w:t>
+              <w:t>59</w:t>
             </w:r>
           </w:p>
         </w:tc>
         <w:tc>
           <w:tcPr>
-            <w:tcW w:type="dxa" w:w="785"/>
+            <w:tcW w:type="dxa" w:w="720"/>
           </w:tcPr>
           <w:p>
             <w:r/>
             <w:r>
-              <w:t>20</w:t>
+              <w:t>39</w:t>
             </w:r>
           </w:p>
         </w:tc>
         <w:tc>
           <w:tcPr>
-            <w:tcW w:type="dxa" w:w="785"/>
+            <w:tcW w:type="dxa" w:w="720"/>
           </w:tcPr>
           <w:p>
             <w:r/>
             <w:r>
-              <w:t>3</w:t>
+              <w:t>82</w:t>
             </w:r>
           </w:p>
         </w:tc>
         <w:tc>
           <w:tcPr>
-            <w:tcW w:type="dxa" w:w="785"/>
+            <w:tcW w:type="dxa" w:w="720"/>
           </w:tcPr>
           <w:p>
             <w:r/>
             <w:r>
-              <w:t>salud (12)</w:t>
+              <w:t>8</w:t>
             </w:r>
           </w:p>
         </w:tc>
         <w:tc>
           <w:tcPr>
-            <w:tcW w:type="dxa" w:w="785"/>
+            <w:tcW w:type="dxa" w:w="720"/>
           </w:tcPr>
           <w:p>
             <w:r/>
             <w:r>
-              <w:t>Santa Rosa 3 (939 m)</w:t>
+              <w:t>salud (39)</w:t>
+            </w:r>
+          </w:p>
+        </w:tc>
+        <w:tc>
+          <w:tcPr>
+            <w:tcW w:type="dxa" w:w="720"/>
+          </w:tcPr>
+          <w:p>
+            <w:r/>
+            <w:r>
+              <w:t>+24%</w:t>
             </w:r>
           </w:p>
         </w:tc>
@@ -2579,122 +2618,136 @@
       <w:tr>
         <w:tc>
           <w:tcPr>
-            <w:tcW w:type="dxa" w:w="785"/>
+            <w:tcW w:type="dxa" w:w="720"/>
           </w:tcPr>
           <w:p>
             <w:r/>
             <w:r>
-              <w:t>La Magdalena</w:t>
+              <w:t>La Mariscal</w:t>
             </w:r>
           </w:p>
         </w:tc>
         <w:tc>
           <w:tcPr>
-            <w:tcW w:type="dxa" w:w="785"/>
+            <w:tcW w:type="dxa" w:w="720"/>
           </w:tcPr>
           <w:p>
             <w:r/>
             <w:r>
-              <w:t>Sur</w:t>
+              <w:t>Centro-N</w:t>
             </w:r>
           </w:p>
         </w:tc>
         <w:tc>
           <w:tcPr>
-            <w:tcW w:type="dxa" w:w="785"/>
+            <w:tcW w:type="dxa" w:w="720"/>
           </w:tcPr>
           <w:p>
             <w:r/>
             <w:r>
-              <w:t>301</w:t>
+              <w:t>3,51</w:t>
             </w:r>
           </w:p>
         </w:tc>
         <w:tc>
           <w:tcPr>
-            <w:tcW w:type="dxa" w:w="785"/>
+            <w:tcW w:type="dxa" w:w="720"/>
           </w:tcPr>
           <w:p>
             <w:r/>
             <w:r>
-              <w:t>38</w:t>
+              <w:rPr>
+                <w:b/>
+              </w:rPr>
+              <w:t>472</w:t>
             </w:r>
           </w:p>
         </w:tc>
         <w:tc>
           <w:tcPr>
-            <w:tcW w:type="dxa" w:w="785"/>
+            <w:tcW w:type="dxa" w:w="720"/>
           </w:tcPr>
           <w:p>
             <w:r/>
             <w:r>
-              <w:t>78</w:t>
+              <w:t>108</w:t>
             </w:r>
           </w:p>
         </w:tc>
         <w:tc>
           <w:tcPr>
-            <w:tcW w:type="dxa" w:w="785"/>
+            <w:tcW w:type="dxa" w:w="720"/>
           </w:tcPr>
           <w:p>
             <w:r/>
             <w:r>
-              <w:t>48</w:t>
+              <w:t>76</w:t>
             </w:r>
           </w:p>
         </w:tc>
         <w:tc>
           <w:tcPr>
-            <w:tcW w:type="dxa" w:w="785"/>
+            <w:tcW w:type="dxa" w:w="720"/>
           </w:tcPr>
           <w:p>
             <w:r/>
             <w:r>
-              <w:t>52</w:t>
+              <w:t>70</w:t>
             </w:r>
           </w:p>
         </w:tc>
         <w:tc>
           <w:tcPr>
-            <w:tcW w:type="dxa" w:w="785"/>
+            <w:tcW w:type="dxa" w:w="720"/>
           </w:tcPr>
           <w:p>
             <w:r/>
             <w:r>
-              <w:t>41</w:t>
+              <w:t>76</w:t>
             </w:r>
           </w:p>
         </w:tc>
         <w:tc>
           <w:tcPr>
-            <w:tcW w:type="dxa" w:w="785"/>
+            <w:tcW w:type="dxa" w:w="720"/>
           </w:tcPr>
           <w:p>
             <w:r/>
             <w:r>
-              <w:t>15</w:t>
+              <w:t>91</w:t>
             </w:r>
           </w:p>
         </w:tc>
         <w:tc>
           <w:tcPr>
-            <w:tcW w:type="dxa" w:w="785"/>
+            <w:tcW w:type="dxa" w:w="720"/>
           </w:tcPr>
           <w:p>
             <w:r/>
             <w:r>
-              <w:t>educación (41)</w:t>
+              <w:t>11</w:t>
             </w:r>
           </w:p>
         </w:tc>
         <w:tc>
           <w:tcPr>
-            <w:tcW w:type="dxa" w:w="785"/>
+            <w:tcW w:type="dxa" w:w="720"/>
           </w:tcPr>
           <w:p>
             <w:r/>
             <w:r>
-              <w:t>Terminal de bus (331 m)</w:t>
+              <w:t>farmacia (70)</w:t>
+            </w:r>
+          </w:p>
+        </w:tc>
+        <w:tc>
+          <w:tcPr>
+            <w:tcW w:type="dxa" w:w="720"/>
+          </w:tcPr>
+          <w:p>
+            <w:r/>
+            <w:r>
+              <w:t>+21%</w:t>
             </w:r>
           </w:p>
         </w:tc>
@@ -2702,122 +2755,136 @@
       <w:tr>
         <w:tc>
           <w:tcPr>
-            <w:tcW w:type="dxa" w:w="785"/>
+            <w:tcW w:type="dxa" w:w="720"/>
           </w:tcPr>
           <w:p>
             <w:r/>
             <w:r>
-              <w:t>Quitumbe</w:t>
+              <w:t>Centro Histórico</w:t>
             </w:r>
           </w:p>
         </w:tc>
         <w:tc>
           <w:tcPr>
-            <w:tcW w:type="dxa" w:w="785"/>
+            <w:tcW w:type="dxa" w:w="720"/>
           </w:tcPr>
           <w:p>
             <w:r/>
             <w:r>
-              <w:t>Sur</w:t>
+              <w:t>Centro</w:t>
             </w:r>
           </w:p>
         </w:tc>
         <w:tc>
           <w:tcPr>
-            <w:tcW w:type="dxa" w:w="785"/>
+            <w:tcW w:type="dxa" w:w="720"/>
           </w:tcPr>
           <w:p>
             <w:r/>
             <w:r>
-              <w:t>136</w:t>
+              <w:rPr>
+                <w:b/>
+              </w:rPr>
+              <w:t>3,70</w:t>
             </w:r>
           </w:p>
         </w:tc>
         <w:tc>
           <w:tcPr>
-            <w:tcW w:type="dxa" w:w="785"/>
+            <w:tcW w:type="dxa" w:w="720"/>
           </w:tcPr>
           <w:p>
             <w:r/>
             <w:r>
-              <w:t>48</w:t>
+              <w:t>347</w:t>
             </w:r>
           </w:p>
         </w:tc>
         <w:tc>
           <w:tcPr>
-            <w:tcW w:type="dxa" w:w="785"/>
+            <w:tcW w:type="dxa" w:w="720"/>
           </w:tcPr>
           <w:p>
             <w:r/>
             <w:r>
-              <w:t>29</w:t>
+              <w:t>69</w:t>
             </w:r>
           </w:p>
         </w:tc>
         <w:tc>
           <w:tcPr>
-            <w:tcW w:type="dxa" w:w="785"/>
+            <w:tcW w:type="dxa" w:w="720"/>
           </w:tcPr>
           <w:p>
             <w:r/>
             <w:r>
-              <w:t>24</w:t>
+              <w:t>74</w:t>
             </w:r>
           </w:p>
         </w:tc>
         <w:tc>
           <w:tcPr>
-            <w:tcW w:type="dxa" w:w="785"/>
+            <w:tcW w:type="dxa" w:w="720"/>
           </w:tcPr>
           <w:p>
             <w:r/>
             <w:r>
-              <w:t>8</w:t>
+              <w:t>50</w:t>
             </w:r>
           </w:p>
         </w:tc>
         <w:tc>
           <w:tcPr>
-            <w:tcW w:type="dxa" w:w="785"/>
+            <w:tcW w:type="dxa" w:w="720"/>
           </w:tcPr>
           <w:p>
             <w:r/>
             <w:r>
-              <w:t>7</w:t>
+              <w:t>27</w:t>
             </w:r>
           </w:p>
         </w:tc>
         <w:tc>
           <w:tcPr>
-            <w:tcW w:type="dxa" w:w="785"/>
+            <w:tcW w:type="dxa" w:w="720"/>
           </w:tcPr>
           <w:p>
             <w:r/>
             <w:r>
-              <w:t>11</w:t>
+              <w:t>33</w:t>
             </w:r>
           </w:p>
         </w:tc>
         <w:tc>
           <w:tcPr>
-            <w:tcW w:type="dxa" w:w="785"/>
+            <w:tcW w:type="dxa" w:w="720"/>
           </w:tcPr>
           <w:p>
             <w:r/>
             <w:r>
-              <w:t>educación (7)</w:t>
+              <w:t>16</w:t>
             </w:r>
           </w:p>
         </w:tc>
         <w:tc>
           <w:tcPr>
-            <w:tcW w:type="dxa" w:w="785"/>
+            <w:tcW w:type="dxa" w:w="720"/>
           </w:tcPr>
           <w:p>
             <w:r/>
             <w:r>
-              <w:t>Quitumbe (1.185 m)</w:t>
+              <w:t>salud (27)</w:t>
+            </w:r>
+          </w:p>
+        </w:tc>
+        <w:tc>
+          <w:tcPr>
+            <w:tcW w:type="dxa" w:w="720"/>
+          </w:tcPr>
+          <w:p>
+            <w:r/>
+            <w:r>
+              <w:t>+15%</w:t>
             </w:r>
           </w:p>
         </w:tc>
@@ -2825,18 +2892,18 @@
       <w:tr>
         <w:tc>
           <w:tcPr>
-            <w:tcW w:type="dxa" w:w="785"/>
+            <w:tcW w:type="dxa" w:w="720"/>
           </w:tcPr>
           <w:p>
             <w:r/>
             <w:r>
-              <w:t>Solanda</w:t>
+              <w:t>Chillogallo</w:t>
             </w:r>
           </w:p>
         </w:tc>
         <w:tc>
           <w:tcPr>
-            <w:tcW w:type="dxa" w:w="785"/>
+            <w:tcW w:type="dxa" w:w="720"/>
           </w:tcPr>
           <w:p>
             <w:r/>
@@ -2847,100 +2914,513 @@
         </w:tc>
         <w:tc>
           <w:tcPr>
-            <w:tcW w:type="dxa" w:w="785"/>
+            <w:tcW w:type="dxa" w:w="720"/>
           </w:tcPr>
           <w:p>
             <w:r/>
             <w:r>
-              <w:t>271</w:t>
+              <w:t>3,31</w:t>
             </w:r>
           </w:p>
         </w:tc>
         <w:tc>
           <w:tcPr>
-            <w:tcW w:type="dxa" w:w="785"/>
+            <w:tcW w:type="dxa" w:w="720"/>
           </w:tcPr>
           <w:p>
             <w:r/>
             <w:r>
-              <w:t>30</w:t>
+              <w:t>157</w:t>
             </w:r>
           </w:p>
         </w:tc>
         <w:tc>
           <w:tcPr>
-            <w:tcW w:type="dxa" w:w="785"/>
+            <w:tcW w:type="dxa" w:w="720"/>
           </w:tcPr>
           <w:p>
             <w:r/>
             <w:r>
-              <w:t>92</w:t>
+              <w:t>29</w:t>
             </w:r>
           </w:p>
         </w:tc>
         <w:tc>
           <w:tcPr>
-            <w:tcW w:type="dxa" w:w="785"/>
+            <w:tcW w:type="dxa" w:w="720"/>
           </w:tcPr>
           <w:p>
             <w:r/>
             <w:r>
-              <w:t>51</w:t>
+              <w:t>75</w:t>
             </w:r>
           </w:p>
         </w:tc>
         <w:tc>
           <w:tcPr>
-            <w:tcW w:type="dxa" w:w="785"/>
+            <w:tcW w:type="dxa" w:w="720"/>
           </w:tcPr>
           <w:p>
             <w:r/>
             <w:r>
-              <w:t>37</w:t>
+              <w:t>16</w:t>
             </w:r>
           </w:p>
         </w:tc>
         <w:tc>
           <w:tcPr>
-            <w:tcW w:type="dxa" w:w="785"/>
+            <w:tcW w:type="dxa" w:w="720"/>
           </w:tcPr>
           <w:p>
             <w:r/>
             <w:r>
-              <w:t>19</w:t>
+              <w:t>10</w:t>
             </w:r>
           </w:p>
         </w:tc>
         <w:tc>
           <w:tcPr>
-            <w:tcW w:type="dxa" w:w="785"/>
+            <w:tcW w:type="dxa" w:w="720"/>
           </w:tcPr>
           <w:p>
             <w:r/>
             <w:r>
-              <w:t>21</w:t>
+              <w:t>14</w:t>
             </w:r>
           </w:p>
         </w:tc>
         <w:tc>
           <w:tcPr>
-            <w:tcW w:type="dxa" w:w="785"/>
+            <w:tcW w:type="dxa" w:w="720"/>
           </w:tcPr>
           <w:p>
             <w:r/>
             <w:r>
-              <w:t>educación (19)</w:t>
+              <w:t>2</w:t>
             </w:r>
           </w:p>
         </w:tc>
         <w:tc>
           <w:tcPr>
-            <w:tcW w:type="dxa" w:w="785"/>
+            <w:tcW w:type="dxa" w:w="720"/>
           </w:tcPr>
           <w:p>
             <w:r/>
             <w:r>
-              <w:t>Solanda (410 m)</w:t>
+              <w:t>salud (10)</w:t>
+            </w:r>
+          </w:p>
+        </w:tc>
+        <w:tc>
+          <w:tcPr>
+            <w:tcW w:type="dxa" w:w="720"/>
+          </w:tcPr>
+          <w:p>
+            <w:r/>
+            <w:r>
+              <w:t>+22%</w:t>
+            </w:r>
+          </w:p>
+        </w:tc>
+      </w:tr>
+      <w:tr>
+        <w:tc>
+          <w:tcPr>
+            <w:tcW w:type="dxa" w:w="720"/>
+          </w:tcPr>
+          <w:p>
+            <w:r/>
+            <w:r>
+              <w:t>La Magdalena</w:t>
+            </w:r>
+          </w:p>
+        </w:tc>
+        <w:tc>
+          <w:tcPr>
+            <w:tcW w:type="dxa" w:w="720"/>
+          </w:tcPr>
+          <w:p>
+            <w:r/>
+            <w:r>
+              <w:t>Sur</w:t>
+            </w:r>
+          </w:p>
+        </w:tc>
+        <w:tc>
+          <w:tcPr>
+            <w:tcW w:type="dxa" w:w="720"/>
+          </w:tcPr>
+          <w:p>
+            <w:r/>
+            <w:r>
+              <w:t>2,81</w:t>
+            </w:r>
+          </w:p>
+        </w:tc>
+        <w:tc>
+          <w:tcPr>
+            <w:tcW w:type="dxa" w:w="720"/>
+          </w:tcPr>
+          <w:p>
+            <w:r/>
+            <w:r>
+              <w:t>204</w:t>
+            </w:r>
+          </w:p>
+        </w:tc>
+        <w:tc>
+          <w:tcPr>
+            <w:tcW w:type="dxa" w:w="720"/>
+          </w:tcPr>
+          <w:p>
+            <w:r/>
+            <w:r>
+              <w:t>31</w:t>
+            </w:r>
+          </w:p>
+        </w:tc>
+        <w:tc>
+          <w:tcPr>
+            <w:tcW w:type="dxa" w:w="720"/>
+          </w:tcPr>
+          <w:p>
+            <w:r/>
+            <w:r>
+              <w:t>47</w:t>
+            </w:r>
+          </w:p>
+        </w:tc>
+        <w:tc>
+          <w:tcPr>
+            <w:tcW w:type="dxa" w:w="720"/>
+          </w:tcPr>
+          <w:p>
+            <w:r/>
+            <w:r>
+              <w:t>34</w:t>
+            </w:r>
+          </w:p>
+        </w:tc>
+        <w:tc>
+          <w:tcPr>
+            <w:tcW w:type="dxa" w:w="720"/>
+          </w:tcPr>
+          <w:p>
+            <w:r/>
+            <w:r>
+              <w:t>35</w:t>
+            </w:r>
+          </w:p>
+        </w:tc>
+        <w:tc>
+          <w:tcPr>
+            <w:tcW w:type="dxa" w:w="720"/>
+          </w:tcPr>
+          <w:p>
+            <w:r/>
+            <w:r>
+              <w:t>30</w:t>
+            </w:r>
+          </w:p>
+        </w:tc>
+        <w:tc>
+          <w:tcPr>
+            <w:tcW w:type="dxa" w:w="720"/>
+          </w:tcPr>
+          <w:p>
+            <w:r/>
+            <w:r>
+              <w:t>12</w:t>
+            </w:r>
+          </w:p>
+        </w:tc>
+        <w:tc>
+          <w:tcPr>
+            <w:tcW w:type="dxa" w:w="720"/>
+          </w:tcPr>
+          <w:p>
+            <w:r/>
+            <w:r>
+              <w:t>educación (30)</w:t>
+            </w:r>
+          </w:p>
+        </w:tc>
+        <w:tc>
+          <w:tcPr>
+            <w:tcW w:type="dxa" w:w="720"/>
+          </w:tcPr>
+          <w:p>
+            <w:r/>
+            <w:r>
+              <w:t>+48%</w:t>
+            </w:r>
+          </w:p>
+        </w:tc>
+      </w:tr>
+      <w:tr>
+        <w:tc>
+          <w:tcPr>
+            <w:tcW w:type="dxa" w:w="720"/>
+          </w:tcPr>
+          <w:p>
+            <w:r/>
+            <w:r>
+              <w:t>Quitumbe</w:t>
+            </w:r>
+          </w:p>
+        </w:tc>
+        <w:tc>
+          <w:tcPr>
+            <w:tcW w:type="dxa" w:w="720"/>
+          </w:tcPr>
+          <w:p>
+            <w:r/>
+            <w:r>
+              <w:t>Sur</w:t>
+            </w:r>
+          </w:p>
+        </w:tc>
+        <w:tc>
+          <w:tcPr>
+            <w:tcW w:type="dxa" w:w="720"/>
+          </w:tcPr>
+          <w:p>
+            <w:r/>
+            <w:r>
+              <w:t>2,63</w:t>
+            </w:r>
+          </w:p>
+        </w:tc>
+        <w:tc>
+          <w:tcPr>
+            <w:tcW w:type="dxa" w:w="720"/>
+          </w:tcPr>
+          <w:p>
+            <w:r/>
+            <w:r>
+              <w:t>84</w:t>
+            </w:r>
+          </w:p>
+        </w:tc>
+        <w:tc>
+          <w:tcPr>
+            <w:tcW w:type="dxa" w:w="720"/>
+          </w:tcPr>
+          <w:p>
+            <w:r/>
+            <w:r>
+              <w:t>30</w:t>
+            </w:r>
+          </w:p>
+        </w:tc>
+        <w:tc>
+          <w:tcPr>
+            <w:tcW w:type="dxa" w:w="720"/>
+          </w:tcPr>
+          <w:p>
+            <w:r/>
+            <w:r>
+              <w:t>14</w:t>
+            </w:r>
+          </w:p>
+        </w:tc>
+        <w:tc>
+          <w:tcPr>
+            <w:tcW w:type="dxa" w:w="720"/>
+          </w:tcPr>
+          <w:p>
+            <w:r/>
+            <w:r>
+              <w:t>17</w:t>
+            </w:r>
+          </w:p>
+        </w:tc>
+        <w:tc>
+          <w:tcPr>
+            <w:tcW w:type="dxa" w:w="720"/>
+          </w:tcPr>
+          <w:p>
+            <w:r/>
+            <w:r>
+              <w:t>6</w:t>
+            </w:r>
+          </w:p>
+        </w:tc>
+        <w:tc>
+          <w:tcPr>
+            <w:tcW w:type="dxa" w:w="720"/>
+          </w:tcPr>
+          <w:p>
+            <w:r/>
+            <w:r>
+              <w:t>6</w:t>
+            </w:r>
+          </w:p>
+        </w:tc>
+        <w:tc>
+          <w:tcPr>
+            <w:tcW w:type="dxa" w:w="720"/>
+          </w:tcPr>
+          <w:p>
+            <w:r/>
+            <w:r>
+              <w:t>4</w:t>
+            </w:r>
+          </w:p>
+        </w:tc>
+        <w:tc>
+          <w:tcPr>
+            <w:tcW w:type="dxa" w:w="720"/>
+          </w:tcPr>
+          <w:p>
+            <w:r/>
+            <w:r>
+              <w:t>salud (6)</w:t>
+            </w:r>
+          </w:p>
+        </w:tc>
+        <w:tc>
+          <w:tcPr>
+            <w:tcW w:type="dxa" w:w="720"/>
+          </w:tcPr>
+          <w:p>
+            <w:r/>
+            <w:r>
+              <w:t>+62%</w:t>
+            </w:r>
+          </w:p>
+        </w:tc>
+      </w:tr>
+      <w:tr>
+        <w:tc>
+          <w:tcPr>
+            <w:tcW w:type="dxa" w:w="720"/>
+          </w:tcPr>
+          <w:p>
+            <w:r/>
+            <w:r>
+              <w:t>Solanda</w:t>
+            </w:r>
+          </w:p>
+        </w:tc>
+        <w:tc>
+          <w:tcPr>
+            <w:tcW w:type="dxa" w:w="720"/>
+          </w:tcPr>
+          <w:p>
+            <w:r/>
+            <w:r>
+              <w:t>Sur</w:t>
+            </w:r>
+          </w:p>
+        </w:tc>
+        <w:tc>
+          <w:tcPr>
+            <w:tcW w:type="dxa" w:w="720"/>
+          </w:tcPr>
+          <w:p>
+            <w:r/>
+            <w:r>
+              <w:t>2,87</w:t>
+            </w:r>
+          </w:p>
+        </w:tc>
+        <w:tc>
+          <w:tcPr>
+            <w:tcW w:type="dxa" w:w="720"/>
+          </w:tcPr>
+          <w:p>
+            <w:r/>
+            <w:r>
+              <w:t>192</w:t>
+            </w:r>
+          </w:p>
+        </w:tc>
+        <w:tc>
+          <w:tcPr>
+            <w:tcW w:type="dxa" w:w="720"/>
+          </w:tcPr>
+          <w:p>
+            <w:r/>
+            <w:r>
+              <w:t>24</w:t>
+            </w:r>
+          </w:p>
+        </w:tc>
+        <w:tc>
+          <w:tcPr>
+            <w:tcW w:type="dxa" w:w="720"/>
+          </w:tcPr>
+          <w:p>
+            <w:r/>
+            <w:r>
+              <w:t>65</w:t>
+            </w:r>
+          </w:p>
+        </w:tc>
+        <w:tc>
+          <w:tcPr>
+            <w:tcW w:type="dxa" w:w="720"/>
+          </w:tcPr>
+          <w:p>
+            <w:r/>
+            <w:r>
+              <w:t>36</w:t>
+            </w:r>
+          </w:p>
+        </w:tc>
+        <w:tc>
+          <w:tcPr>
+            <w:tcW w:type="dxa" w:w="720"/>
+          </w:tcPr>
+          <w:p>
+            <w:r/>
+            <w:r>
+              <w:t>27</w:t>
+            </w:r>
+          </w:p>
+        </w:tc>
+        <w:tc>
+          <w:tcPr>
+            <w:tcW w:type="dxa" w:w="720"/>
+          </w:tcPr>
+          <w:p>
+            <w:r/>
+            <w:r>
+              <w:t>9</w:t>
+            </w:r>
+          </w:p>
+        </w:tc>
+        <w:tc>
+          <w:tcPr>
+            <w:tcW w:type="dxa" w:w="720"/>
+          </w:tcPr>
+          <w:p>
+            <w:r/>
+            <w:r>
+              <w:t>14</w:t>
+            </w:r>
+          </w:p>
+        </w:tc>
+        <w:tc>
+          <w:tcPr>
+            <w:tcW w:type="dxa" w:w="720"/>
+          </w:tcPr>
+          <w:p>
+            <w:r/>
+            <w:r>
+              <w:t>educación (9)</w:t>
+            </w:r>
+          </w:p>
+        </w:tc>
+        <w:tc>
+          <w:tcPr>
+            <w:tcW w:type="dxa" w:w="720"/>
+          </w:tcPr>
+          <w:p>
+            <w:r/>
+            <w:r>
+              <w:t>+41%</w:t>
             </w:r>
           </w:p>
         </w:tc>
@@ -2951,7 +3431,7 @@
         <w:pStyle w:val="Heading1"/>
       </w:pPr>
       <w:r>
-        <w:t>3. Lo que muestran los números</w:t>
+        <w:t>4. Lo que muestran los números</w:t>
       </w:r>
     </w:p>
     <w:p>
@@ -2959,7 +3439,77 @@
         <w:pStyle w:val="Heading2"/>
       </w:pPr>
       <w:r>
-        <w:t>3.1 El rango es de 5,7x</w:t>
+        <w:t>4.1 Quince minutos no son quince minutos</w:t>
+      </w:r>
+    </w:p>
+    <w:p>
+      <w:r>
+        <w:t xml:space="preserve">El hallazgo que solo aparece al medir por calles: </w:t>
+      </w:r>
+      <w:r>
+        <w:rPr>
+          <w:b/>
+        </w:rPr>
+        <w:t>el área alcanzable a pie varía 3x entre sectores.</w:t>
+      </w:r>
+    </w:p>
+    <w:p>
+      <w:pPr>
+        <w:pStyle w:val="ListBullet"/>
+      </w:pPr>
+      <w:r>
+        <w:rPr>
+          <w:b/>
+        </w:rPr>
+        <w:t>Centro Histórico: 3,70 km²</w:t>
+      </w:r>
+      <w:r>
+        <w:t xml:space="preserve"> — traza regular, plana, muy conectada.</w:t>
+      </w:r>
+    </w:p>
+    <w:p>
+      <w:pPr>
+        <w:pStyle w:val="ListBullet"/>
+      </w:pPr>
+      <w:r>
+        <w:rPr>
+          <w:b/>
+        </w:rPr>
+        <w:t>Ponceano: 1,22 km²</w:t>
+      </w:r>
+      <w:r>
+        <w:t xml:space="preserve"> — la misma caminata de 15 minutos cubre </w:t>
+      </w:r>
+      <w:r>
+        <w:rPr>
+          <w:b/>
+        </w:rPr>
+        <w:t>un tercio</w:t>
+      </w:r>
+      <w:r>
+        <w:t xml:space="preserve"> de ciudad.</w:t>
+      </w:r>
+    </w:p>
+    <w:p>
+      <w:r>
+        <w:t xml:space="preserve">En una ciudad de ladera y quebradas como Quito, *"a 15 minutos a pie"* no describe una distancia: describe </w:t>
+      </w:r>
+      <w:r>
+        <w:rPr>
+          <w:b/>
+        </w:rPr>
+        <w:t>cuánta ciudad te deja alcanzar la traza urbana</w:t>
+      </w:r>
+      <w:r>
+        <w:t>. Dos personas caminando lo mismo, en sectores distintos, viven ciudades de tamaño diferente.</w:t>
+      </w:r>
+    </w:p>
+    <w:p>
+      <w:pPr>
+        <w:pStyle w:val="Heading2"/>
+      </w:pPr>
+      <w:r>
+        <w:t>4.2 El rango real es de 19,7x</w:t>
       </w:r>
     </w:p>
     <w:p>
@@ -2970,19 +3520,19 @@
         <w:rPr>
           <w:b/>
         </w:rPr>
-        <w:t>100</w:t>
+        <w:t>24</w:t>
       </w:r>
       <w:r>
-        <w:t xml:space="preserve"> puntos de servicio a 15 min (Carcelén) a </w:t>
+        <w:t xml:space="preserve"> puntos de servicio alcanzables (Ponceano) a </w:t>
       </w:r>
       <w:r>
         <w:rPr>
           <w:b/>
         </w:rPr>
-        <w:t>569</w:t>
+        <w:t>472</w:t>
       </w:r>
       <w:r>
-        <w:t xml:space="preserve"> (La Mariscal). Vivir en Quito no es una sola experiencia: entre dos sectores de la misma ciudad hay casi seis veces de diferencia en lo que se alcanza caminando.</w:t>
+        <w:t xml:space="preserve"> (La Mariscal). No es una diferencia de matiz: es una diferencia de vida cotidiana dentro de la misma ciudad.</w:t>
       </w:r>
     </w:p>
     <w:p>
@@ -2990,21 +3540,12 @@
         <w:pStyle w:val="Heading2"/>
       </w:pPr>
       <w:r>
-        <w:t>3.2 Conectado no es lo mismo que abastecido</w:t>
+        <w:t>4.3 Conectado no es lo mismo que abastecido</w:t>
       </w:r>
     </w:p>
     <w:p>
       <w:r>
-        <w:t xml:space="preserve">El hallazgo que un promedio esconde. Hay sectores con </w:t>
-      </w:r>
-      <w:r>
-        <w:rPr>
-          <w:b/>
-        </w:rPr>
-        <w:t>transporte abundante y canasta cotidiana escasa</w:t>
-      </w:r>
-      <w:r>
-        <w:t>:</w:t>
+        <w:t>Hay sectores con transporte y sin canasta cotidiana:</w:t>
       </w:r>
     </w:p>
     <w:tbl>
@@ -3082,7 +3623,7 @@
           <w:p>
             <w:r/>
             <w:r>
-              <w:t>Carcelén</w:t>
+              <w:t>Ponceano</w:t>
             </w:r>
           </w:p>
         </w:tc>
@@ -3093,7 +3634,7 @@
           <w:p>
             <w:r/>
             <w:r>
-              <w:t>28</w:t>
+              <w:t>10</w:t>
             </w:r>
           </w:p>
         </w:tc>
@@ -3107,10 +3648,10 @@
               <w:rPr>
                 <w:b/>
               </w:rPr>
-              <w:t>6</w:t>
-            </w:r>
-            <w:r>
-              <w:t xml:space="preserve"> puntos de salud</w:t>
+              <w:t>2</w:t>
+            </w:r>
+            <w:r>
+              <w:t xml:space="preserve"> farmacias</w:t>
             </w:r>
           </w:p>
         </w:tc>
@@ -3123,7 +3664,7 @@
           <w:p>
             <w:r/>
             <w:r>
-              <w:t>Quitumbe</w:t>
+              <w:t>Carcelén</w:t>
             </w:r>
           </w:p>
         </w:tc>
@@ -3134,7 +3675,7 @@
           <w:p>
             <w:r/>
             <w:r>
-              <w:t>48</w:t>
+              <w:t>21</w:t>
             </w:r>
           </w:p>
         </w:tc>
@@ -3148,7 +3689,7 @@
               <w:rPr>
                 <w:b/>
               </w:rPr>
-              <w:t>7</w:t>
+              <w:t>5</w:t>
             </w:r>
             <w:r>
               <w:t xml:space="preserve"> puntos de educación</w:t>
@@ -3164,7 +3705,7 @@
           <w:p>
             <w:r/>
             <w:r>
-              <w:t>Chillogallo</w:t>
+              <w:t>Quitumbe</w:t>
             </w:r>
           </w:p>
         </w:tc>
@@ -3175,7 +3716,7 @@
           <w:p>
             <w:r/>
             <w:r>
-              <w:t>34</w:t>
+              <w:t>30</w:t>
             </w:r>
           </w:p>
         </w:tc>
@@ -3189,7 +3730,7 @@
               <w:rPr>
                 <w:b/>
               </w:rPr>
-              <w:t>12</w:t>
+              <w:t>6</w:t>
             </w:r>
             <w:r>
               <w:t xml:space="preserve"> puntos de salud</w:t>
@@ -3216,7 +3757,7 @@
           <w:p>
             <w:r/>
             <w:r>
-              <w:t>30</w:t>
+              <w:t>12</w:t>
             </w:r>
           </w:p>
         </w:tc>
@@ -3230,10 +3771,10 @@
               <w:rPr>
                 <w:b/>
               </w:rPr>
-              <w:t>14</w:t>
-            </w:r>
-            <w:r>
-              <w:t xml:space="preserve"> supermercados</w:t>
+              <w:t>8</w:t>
+            </w:r>
+            <w:r>
+              <w:t xml:space="preserve"> puntos de educación</w:t>
             </w:r>
           </w:p>
         </w:tc>
@@ -3244,19 +3785,19 @@
         <w:rPr>
           <w:b/>
         </w:rPr>
-        <w:t>Quitumbe es el caso más claro:</w:t>
+        <w:t>Quitumbe sigue siendo el caso más nítido:</w:t>
       </w:r>
       <w:r>
-        <w:t xml:space="preserve"> tiene estación de Metro y 48 puntos de transporte, pero </w:t>
+        <w:t xml:space="preserve"> tiene estación de Metro y 30 puntos de transporte alcanzables, pero </w:t>
       </w:r>
       <w:r>
         <w:rPr>
           <w:b/>
         </w:rPr>
-        <w:t>7 de educación y 8 de salud</w:t>
+        <w:t>6 de salud y 6 de educación</w:t>
       </w:r>
       <w:r>
-        <w:t>. Está construido para *salir*, no para *quedarse*. Un índice promedio lo mostraría como "bien conectado"; el eslabón débil muestra lo que realmente falta.</w:t>
+        <w:t>. Está construido para *salir*, no para *quedarse*. Un promedio lo llamaría "bien conectado"; el eslabón débil muestra lo que falta.</w:t>
       </w:r>
     </w:p>
     <w:p>
@@ -3264,7 +3805,12 @@
         <w:pStyle w:val="Heading2"/>
       </w:pPr>
       <w:r>
-        <w:t>3.3 Cada sector tiene su carencia, y no es la misma</w:t>
+        <w:t>4.4 Sectores sin ninguna presencia de una categoría</w:t>
+      </w:r>
+    </w:p>
+    <w:p>
+      <w:r>
+        <w:t>A 15 minutos a pie, medidos por calle:</w:t>
       </w:r>
     </w:p>
     <w:p>
@@ -3275,10 +3821,10 @@
         <w:rPr>
           <w:b/>
         </w:rPr>
-        <w:t>El Bosque</w:t>
+        <w:t>Ponceano:</w:t>
       </w:r>
       <w:r>
-        <w:t xml:space="preserve"> concentra salud (89, el máximo de la muestra) pero es el más escaso en supermercados (14).</w:t>
+        <w:t xml:space="preserve"> ningún parque, ningún centro comercial, ningún punto de seguridad.</w:t>
       </w:r>
     </w:p>
     <w:p>
@@ -3289,58 +3835,10 @@
         <w:rPr>
           <w:b/>
         </w:rPr>
-        <w:t>Chillogallo y Solanda</w:t>
+        <w:t>Carcelén:</w:t>
       </w:r>
       <w:r>
-        <w:t xml:space="preserve"> tienen abundante comercio (90 y 92 súper) y poca salud o educación.</w:t>
-      </w:r>
-    </w:p>
-    <w:p>
-      <w:pPr>
-        <w:pStyle w:val="ListBullet"/>
-      </w:pPr>
-      <w:r>
-        <w:rPr>
-          <w:b/>
-        </w:rPr>
-        <w:t>La Mariscal y La Floresta</w:t>
-      </w:r>
-      <w:r>
-        <w:t xml:space="preserve"> — los dos totales más altos — tienen su punto débil en farmacias, no por escasez sino porque todo lo demás es aún más denso.</w:t>
-      </w:r>
-    </w:p>
-    <w:p>
-      <w:pPr>
-        <w:pStyle w:val="ListBullet"/>
-      </w:pPr>
-      <w:r>
-        <w:rPr>
-          <w:b/>
-        </w:rPr>
-        <w:t>Ponceano</w:t>
-      </w:r>
-      <w:r>
-        <w:t xml:space="preserve"> es el único sector sin </w:t>
-      </w:r>
-      <w:r>
-        <w:rPr>
-          <w:b/>
-        </w:rPr>
-        <w:t>ningún</w:t>
-      </w:r>
-      <w:r>
-        <w:t xml:space="preserve"> centro comercial a este radio.</w:t>
-      </w:r>
-    </w:p>
-    <w:p>
-      <w:r>
-        <w:t xml:space="preserve">Por eso el estudio no rankea: </w:t>
-      </w:r>
-      <w:r>
-        <w:rPr>
-          <w:b/>
-        </w:rPr>
-        <w:t>el sector "más completo" depende de qué te falta a ti.</w:t>
+        <w:t xml:space="preserve"> ningún centro comercial.</w:t>
       </w:r>
     </w:p>
     <w:p>
@@ -3348,30 +3846,77 @@
         <w:pStyle w:val="Heading2"/>
       </w:pPr>
       <w:r>
-        <w:t>3.4 El eje del Metro (Labrador–La Concepción)</w:t>
+        <w:t>4.5 El eje del Metro (Labrador–La Concepción)</w:t>
       </w:r>
     </w:p>
     <w:p>
       <w:r>
-        <w:t xml:space="preserve">Los dos sectores del eje quedan en el tercio superior de la muestra: </w:t>
+        <w:rPr>
+          <w:b/>
+        </w:rPr>
+        <w:t>El Labrador</w:t>
+      </w:r>
+      <w:r>
+        <w:t xml:space="preserve"> es el sector con </w:t>
       </w:r>
       <w:r>
         <w:rPr>
           <w:b/>
         </w:rPr>
-        <w:t>El Labrador 399</w:t>
+        <w:t>menor sesgo de toda la muestra (+19%)</w:t>
       </w:r>
       <w:r>
-        <w:t xml:space="preserve"> y </w:t>
+        <w:t xml:space="preserve">: su traza es tan caminable que el círculo casi acertaba. Alcanza </w:t>
       </w:r>
       <w:r>
         <w:rPr>
           <w:b/>
         </w:rPr>
-        <w:t>La Concepción 369</w:t>
+        <w:t>334</w:t>
       </w:r>
       <w:r>
-        <w:t xml:space="preserve"> puntos de servicio, ambos a ~600 m de una estación de Metro. Su punto más escaso es educación (53 y 43). Es un sector de servicios densos y conexión masiva, con equipamiento educativo por debajo de La Floresta o La Mariscal.</w:t>
+        <w:t xml:space="preserve"> puntos de servicio en </w:t>
+      </w:r>
+      <w:r>
+        <w:rPr>
+          <w:b/>
+        </w:rPr>
+        <w:t>3,55 km²</w:t>
+      </w:r>
+      <w:r>
+        <w:t xml:space="preserve"> — de las áreas peatonales más grandes medidas. </w:t>
+      </w:r>
+      <w:r>
+        <w:rPr>
+          <w:b/>
+        </w:rPr>
+        <w:t>La Concepción</w:t>
+      </w:r>
+      <w:r>
+        <w:t xml:space="preserve"> alcanza </w:t>
+      </w:r>
+      <w:r>
+        <w:rPr>
+          <w:b/>
+        </w:rPr>
+        <w:t>274</w:t>
+      </w:r>
+      <w:r>
+        <w:t xml:space="preserve"> en 3,23 km². En ambos, la categoría más escasa es educación.</w:t>
+      </w:r>
+    </w:p>
+    <w:p>
+      <w:r>
+        <w:t xml:space="preserve">Traducido: es un eje de </w:t>
+      </w:r>
+      <w:r>
+        <w:rPr>
+          <w:b/>
+        </w:rPr>
+        <w:t>alta conectividad y servicios densos, con equipamiento educativo por debajo</w:t>
+      </w:r>
+      <w:r>
+        <w:t xml:space="preserve"> de La Floresta o La Mariscal.</w:t>
       </w:r>
     </w:p>
     <w:p>
@@ -3379,7 +3924,7 @@
         <w:pStyle w:val="Heading1"/>
       </w:pPr>
       <w:r>
-        <w:t>4. Qué se puede hacer con esto (y qué no)</w:t>
+        <w:t>5. Qué se puede hacer con esto (y qué no)</w:t>
       </w:r>
     </w:p>
     <w:p>
@@ -3415,7 +3960,7 @@
         <w:t>Dar contexto verificable a un inmueble</w:t>
       </w:r>
       <w:r>
-        <w:t>: no "excelente ubicación", sino "a 15 min a pie tienes X, Y, Z — medido".</w:t>
+        <w:t>: no "excelente ubicación", sino "a 15 min caminando por calles reales alcanzas X, Y, Z — medido".</w:t>
       </w:r>
     </w:p>
     <w:p>
@@ -3429,7 +3974,7 @@
         <w:t>Detectar huecos de mercado</w:t>
       </w:r>
       <w:r>
-        <w:t>: un sector con transporte fuerte y servicios débiles es una oportunidad de desarrollo y una advertencia para el comprador.</w:t>
+        <w:t>: transporte fuerte con servicios débiles es a la vez una oportunidad de desarrollo y una advertencia para el comprador.</w:t>
       </w:r>
     </w:p>
     <w:p>
@@ -3472,7 +4017,7 @@
         <w:pStyle w:val="Heading1"/>
       </w:pPr>
       <w:r>
-        <w:t>5. Metodología y próximas ediciones</w:t>
+        <w:t>6. Metodología y próximas ediciones</w:t>
       </w:r>
     </w:p>
     <w:p>
@@ -3483,7 +4028,18 @@
         <w:t>Cómo se calculó:</w:t>
       </w:r>
       <w:r>
-        <w:t xml:space="preserve"> para cada centroide de sector, se cuentan los POIs operativos de </w:t>
+        <w:t xml:space="preserve"> para cada centroide de sector se pide a Valhalla la isócrona peatonal de 15 minutos (</w:t>
+      </w:r>
+      <w:r>
+        <w:rPr>
+          <w:rFonts w:ascii="Consolas" w:hAnsi="Consolas"/>
+          <w:color w:val="1F6FEB"/>
+          <w:sz w:val="19"/>
+        </w:rPr>
+        <w:t>costing=pedestrian</w:t>
+      </w:r>
+      <w:r>
+        <w:t xml:space="preserve">, polígonos cerrados) y se cuentan los POIs operativos de </w:t>
       </w:r>
       <w:r>
         <w:rPr>
@@ -3494,7 +4050,16 @@
         <w:t>pois_propios</w:t>
       </w:r>
       <w:r>
-        <w:t xml:space="preserve"> dentro de 1.200 m geodésicos (</w:t>
+        <w:t xml:space="preserve"> </w:t>
+      </w:r>
+      <w:r>
+        <w:rPr>
+          <w:b/>
+        </w:rPr>
+        <w:t>dentro del polígono</w:t>
+      </w:r>
+      <w:r>
+        <w:t xml:space="preserve"> (</w:t>
       </w:r>
       <w:r>
         <w:rPr>
@@ -3502,10 +4067,10 @@
           <w:color w:val="1F6FEB"/>
           <w:sz w:val="19"/>
         </w:rPr>
-        <w:t>ST_DWithin</w:t>
+        <w:t>ST_Contains</w:t>
       </w:r>
       <w:r>
-        <w:t xml:space="preserve"> sobre </w:t>
+        <w:t xml:space="preserve">). El área se calcula en </w:t>
       </w:r>
       <w:r>
         <w:rPr>
@@ -3516,7 +4081,16 @@
         <w:t>geography</w:t>
       </w:r>
       <w:r>
-        <w:t>), agrupados por categoría. La estación masiva más cercana se busca sin límite de radio (metro, terminal, estación de tren). Motor completo y reproducible en el repo.</w:t>
+        <w:t xml:space="preserve"> (km² reales). En paralelo se cuenta el total dentro del radio de 1.200 m de la ed.1, solo para cuantificar el sesgo del método anterior. Si Valhalla no responde para un sector, </w:t>
+      </w:r>
+      <w:r>
+        <w:rPr>
+          <w:b/>
+        </w:rPr>
+        <w:t>el sector se omite</w:t>
+      </w:r>
+      <w:r>
+        <w:t xml:space="preserve"> en vez de sustituirse por radio: mezclar dos métodos en la misma tabla la invalidaría.</w:t>
       </w:r>
     </w:p>
     <w:p>
@@ -3524,7 +4098,7 @@
         <w:rPr>
           <w:b/>
         </w:rPr>
-        <w:t>Edición 2 — mejoras comprometidas:</w:t>
+        <w:t>Edición 3 — mejoras pendientes:</w:t>
       </w:r>
     </w:p>
     <w:p>
@@ -3535,10 +4109,10 @@
         <w:rPr>
           <w:b/>
         </w:rPr>
-        <w:t>Isócronas reales por calle</w:t>
+        <w:t>Centroides por parroquia censal</w:t>
       </w:r>
       <w:r>
-        <w:t xml:space="preserve"> en vez de radio (el motor ya opera; elimina el sesgo del "techo").</w:t>
+        <w:t>, no por punto aproximado.</w:t>
       </w:r>
     </w:p>
     <w:p>
@@ -3549,10 +4123,10 @@
         <w:rPr>
           <w:b/>
         </w:rPr>
-        <w:t>Más sectores y centroides mejor anclados</w:t>
+        <w:t>Más sectores</w:t>
       </w:r>
       <w:r>
-        <w:t xml:space="preserve"> (por parroquia censal, no por punto aproximado).</w:t>
+        <w:t xml:space="preserve"> y cobertura de valles (Cumbayá, Tumbaco).</w:t>
       </w:r>
     </w:p>
     <w:p>
@@ -3599,7 +4173,7 @@
         <w:pStyle w:val="Heading1"/>
       </w:pPr>
       <w:r>
-        <w:t>6. Proveniencia y honestidad</w:t>
+        <w:t>7. Proveniencia y honestidad</w:t>
       </w:r>
     </w:p>
     <w:p>
@@ -3619,10 +4193,21 @@
         <w:rPr>
           <w:b/>
         </w:rPr>
-        <w:t>No están verificados en terreno</w:t>
+        <w:t>No están verificados en terreno.</w:t>
+      </w:r>
+    </w:p>
+    <w:p>
+      <w:pPr>
+        <w:pStyle w:val="ListBullet"/>
+      </w:pPr>
+      <w:r>
+        <w:rPr>
+          <w:b/>
+        </w:rPr>
+        <w:t>Motor de isócronas propio:</w:t>
       </w:r>
       <w:r>
-        <w:t xml:space="preserve"> — eso es otra cosa y se rotula aparte cuando existe.</w:t>
+        <w:t xml:space="preserve"> Valhalla auto-hospedado con tiles de Ecuador. Sin llaves de terceros — y sin el problema legal de almacenar isócronas de Google (sus términos lo prohíben; la licencia ODbL de OSM no).</w:t>
       </w:r>
     </w:p>
     <w:p>
@@ -3647,19 +4232,10 @@
         <w:rPr>
           <w:b/>
         </w:rPr>
-        <w:t>Cifras de mercado de terceros</w:t>
+        <w:t>Corrección publicada:</w:t>
       </w:r>
       <w:r>
-        <w:t xml:space="preserve"> (precio/m² de Quito, participación de gama media) </w:t>
-      </w:r>
-      <w:r>
-        <w:rPr>
-          <w:b/>
-        </w:rPr>
-        <w:t>no se usan en este estudio</w:t>
-      </w:r>
-      <w:r>
-        <w:t xml:space="preserve"> — se mencionan en la investigación de contexto pero no forman parte de las mediciones de aquí.</w:t>
+        <w:t xml:space="preserve"> la ed.1 de este mismo documento sobreestimaba entre 15% y 471%. El dato viejo no se borró: se midió y se reporta.</w:t>
       </w:r>
     </w:p>
     <w:p>
@@ -3667,7 +4243,7 @@
         <w:pStyle w:val="ListBullet"/>
       </w:pPr>
       <w:r>
-        <w:t>Cada número de la tabla sale de una consulta reproducible sobre datos propios. Si alguien discrepa, puede correr el motor.</w:t>
+        <w:t>Cada número sale de una consulta reproducible sobre datos propios. Si alguien discrepa, puede correr el motor.</w:t>
       </w:r>
     </w:p>
     <w:p>
@@ -3681,7 +4257,7 @@
         <w:t>La frase que resume el método:</w:t>
       </w:r>
       <w:r>
-        <w:t xml:space="preserve"> ellos preguntan qué quiere la gente; nosotros contamos qué hay. Las dos preguntas importan — pero solo una se puede verificar sin encuestar a nadie.</w:t>
+        <w:t xml:space="preserve"> ellos preguntan qué quiere la gente; nosotros medimos qué se alcanza caminando. Las dos preguntas importan — pero solo una se puede verificar sin encuestar a nadie.</w:t>
       </w:r>
     </w:p>
     <w:sectPr>

--- a/docs/ESTUDIO_Habitabilidad_Medida_Quito_2026-08.docx
+++ b/docs/ESTUDIO_Habitabilidad_Medida_Quito_2026-08.docx
@@ -15,7 +15,7 @@
         <w:pStyle w:val="Heading2"/>
       </w:pPr>
       <w:r>
-        <w:t>Equipamiento urbano alcanzable a pie, medido en 18 sectores · **Edición 2**</w:t>
+        <w:t>Equipamiento urbano alcanzable a pie, medido en 40 parroquias del DMQ · **Edición 3**</w:t>
       </w:r>
     </w:p>
     <w:p>
@@ -26,7 +26,7 @@
         <w:t>Fecha:</w:t>
       </w:r>
       <w:r>
-        <w:t xml:space="preserve"> 2026-08-04 · </w:t>
+        <w:t xml:space="preserve"> 2026-08-05 · </w:t>
       </w:r>
       <w:r>
         <w:rPr>
@@ -56,6 +56,26 @@
       </w:r>
       <w:r>
         <w:t>, 8.499 puntos en Quito)</w:t>
+      </w:r>
+    </w:p>
+    <w:p>
+      <w:r>
+        <w:rPr>
+          <w:b/>
+        </w:rPr>
+        <w:t>Unidad de análisis:</w:t>
+      </w:r>
+      <w:r>
+        <w:t xml:space="preserve"> </w:t>
+      </w:r>
+      <w:r>
+        <w:rPr>
+          <w:b/>
+        </w:rPr>
+        <w:t>parroquia</w:t>
+      </w:r>
+      <w:r>
+        <w:t xml:space="preserve"> (urbana y rural), centroide oficial de OpenStreetMap corregido al *centro vivido*</w:t>
       </w:r>
     </w:p>
     <w:p>
@@ -94,7 +114,7 @@
         <w:rPr>
           <w:b/>
         </w:rPr>
-        <w:t>Motor reproducible:</w:t>
+        <w:t>Motor:</w:t>
       </w:r>
       <w:r>
         <w:t xml:space="preserve"> [</w:t>
@@ -114,7 +134,7 @@
         <w:rPr>
           <w:b/>
         </w:rPr>
-        <w:t>Datos crudos:</w:t>
+        <w:t>Datos:</w:t>
       </w:r>
       <w:r>
         <w:t xml:space="preserve"> [</w:t>
@@ -128,7 +148,27 @@
         <w:t>datos_estudio_habitabilidad_quito.json</w:t>
       </w:r>
       <w:r>
-        <w:t>](datos_estudio_habitabilidad_quito.json)</w:t>
+        <w:t xml:space="preserve">](datos_estudio_habitabilidad_quito.json) · </w:t>
+      </w:r>
+      <w:r>
+        <w:rPr>
+          <w:b/>
+        </w:rPr>
+        <w:t>Centroides:</w:t>
+      </w:r>
+      <w:r>
+        <w:t xml:space="preserve"> [</w:t>
+      </w:r>
+      <w:r>
+        <w:rPr>
+          <w:rFonts w:ascii="Consolas" w:hAnsi="Consolas"/>
+          <w:color w:val="1F6FEB"/>
+          <w:sz w:val="19"/>
+        </w:rPr>
+        <w:t>parroquias_quito_centroides.json</w:t>
+      </w:r>
+      <w:r>
+        <w:t>](parroquias_quito_centroides.json)</w:t>
       </w:r>
     </w:p>
     <w:p>
@@ -142,19 +182,10 @@
         <w:rPr>
           <w:b/>
         </w:rPr>
-        <w:t>Este estudio cuenta equipamiento medido. NO ordena sectores por deseabilidad ni recomienda dónde vivir.</w:t>
+        <w:t>Este estudio cuenta equipamiento medido. NO ordena parroquias por deseabilidad ni recomienda dónde vivir.</w:t>
       </w:r>
       <w:r>
-        <w:t xml:space="preserve"> Más servicios no significa "mejor zona": significa más servicios. Quien pondera es cada persona, según su vida — no valora igual quien trabaja desde casa que quien lleva hijos al colegio. La tabla está ordenada </w:t>
-      </w:r>
-      <w:r>
-        <w:rPr>
-          <w:b/>
-        </w:rPr>
-        <w:t>geográficamente</w:t>
-      </w:r>
-      <w:r>
-        <w:t>, nunca por cantidad.</w:t>
+        <w:t xml:space="preserve"> Más servicios no significa "mejor zona": significa más servicios. Quien pondera es cada persona, según su vida. La tabla va agrupada por tipo y en orden alfabético, nunca por cantidad.</w:t>
       </w:r>
     </w:p>
     <w:p>
@@ -162,88 +193,7 @@
         <w:pStyle w:val="Heading1"/>
       </w:pPr>
       <w:r>
-        <w:t>0. Por qué existe este estudio (y en qué se diferencia)</w:t>
-      </w:r>
-    </w:p>
-    <w:p>
-      <w:r>
-        <w:t xml:space="preserve">En Lima, </w:t>
-      </w:r>
-      <w:r>
-        <w:rPr>
-          <w:b/>
-        </w:rPr>
-        <w:t>CODIP + IPSOS</w:t>
-      </w:r>
-      <w:r>
-        <w:t xml:space="preserve"> publican desde hace 7 ediciones el *Estudio del Perfil del Comprador* (n=739, IC ±4%, panel del portal Nexo Inmobiliario). Es un buen estudio y responde una pregunta legítima: </w:t>
-      </w:r>
-      <w:r>
-        <w:rPr>
-          <w:b/>
-        </w:rPr>
-        <w:t>qué dice la gente que quiere.</w:t>
-      </w:r>
-      <w:r>
-        <w:t xml:space="preserve"> Entre sus preguntas está *"¿qué atributos te hacen elegir un distrito?"*.</w:t>
-      </w:r>
-    </w:p>
-    <w:p>
-      <w:r>
-        <w:t>Este documento responde una pregunta distinta y complementaria:</w:t>
-      </w:r>
-    </w:p>
-    <w:p>
-      <w:pPr>
-        <w:pStyle w:val="IntenseQuote"/>
-      </w:pPr>
-      <w:r>
-        <w:rPr>
-          <w:b/>
-        </w:rPr>
-        <w:t>¿Qué se alcanza realmente a pie desde cada sector?</w:t>
-      </w:r>
-    </w:p>
-    <w:p>
-      <w:r>
-        <w:t xml:space="preserve">La diferencia no es de presupuesto, es de método. Un estudio de perfil mide </w:t>
-      </w:r>
-      <w:r>
-        <w:rPr>
-          <w:b/>
-        </w:rPr>
-        <w:t>preferencia declarada</w:t>
-      </w:r>
-      <w:r>
-        <w:t xml:space="preserve">; este mide </w:t>
-      </w:r>
-      <w:r>
-        <w:rPr>
-          <w:b/>
-        </w:rPr>
-        <w:t>equipamiento alcanzable</w:t>
-      </w:r>
-      <w:r>
-        <w:t>. Uno pregunta, el otro camina. Y donde el primero necesita muestra y trabajo de campo, el segundo necesita una capa geográfica propia y un motor de rutas — que es exactamente el activo que Contexto construyó.</w:t>
-      </w:r>
-    </w:p>
-    <w:p>
-      <w:r>
-        <w:rPr>
-          <w:b/>
-        </w:rPr>
-        <w:t>Lo que este estudio NO puede hacer, y no finge hacer:</w:t>
-      </w:r>
-      <w:r>
-        <w:t xml:space="preserve"> no dice cuántos dormitorios quiere la gente, ni su presupuesto, ni su momento de compra. Eso requiere encuesta. Aquí no hay ninguna cifra de intención declarada.</w:t>
-      </w:r>
-    </w:p>
-    <w:p>
-      <w:pPr>
-        <w:pStyle w:val="Heading1"/>
-      </w:pPr>
-      <w:r>
-        <w:t>1. Ficha técnica</w:t>
+        <w:t>0. Qué cambió en esta edición</w:t>
       </w:r>
     </w:p>
     <w:tbl>
@@ -253,13 +203,15 @@
         <w:tblLook w:firstColumn="1" w:firstRow="1" w:lastColumn="0" w:lastRow="0" w:noHBand="0" w:noVBand="1" w:val="04A0"/>
       </w:tblPr>
       <w:tblGrid>
-        <w:gridCol w:w="4320"/>
-        <w:gridCol w:w="4320"/>
+        <w:gridCol w:w="2160"/>
+        <w:gridCol w:w="2160"/>
+        <w:gridCol w:w="2160"/>
+        <w:gridCol w:w="2160"/>
       </w:tblGrid>
       <w:tr>
         <w:tc>
           <w:tcPr>
-            <w:tcW w:type="dxa" w:w="4320"/>
+            <w:tcW w:type="dxa" w:w="2160"/>
           </w:tcPr>
           <w:p>
             <w:r>
@@ -267,113 +219,146 @@
                 <w:b/>
               </w:rPr>
             </w:r>
+          </w:p>
+        </w:tc>
+        <w:tc>
+          <w:tcPr>
+            <w:tcW w:type="dxa" w:w="2160"/>
+          </w:tcPr>
+          <w:p>
             <w:r>
               <w:rPr>
                 <w:b/>
               </w:rPr>
-              <w:t>Universo</w:t>
-            </w:r>
-          </w:p>
-        </w:tc>
-        <w:tc>
-          <w:tcPr>
-            <w:tcW w:type="dxa" w:w="4320"/>
-          </w:tcPr>
-          <w:p>
+            </w:r>
             <w:r>
               <w:rPr>
                 <w:b/>
               </w:rPr>
-            </w:r>
+              <w:t>ed.1</w:t>
+            </w:r>
+          </w:p>
+        </w:tc>
+        <w:tc>
+          <w:tcPr>
+            <w:tcW w:type="dxa" w:w="2160"/>
+          </w:tcPr>
+          <w:p>
             <w:r>
               <w:rPr>
                 <w:b/>
               </w:rPr>
-              <w:t>18 sectores de Quito (Norte, Centro y Sur), definidos por centroide aproximado</w:t>
-            </w:r>
-          </w:p>
-        </w:tc>
-      </w:tr>
-      <w:tr>
-        <w:tc>
-          <w:tcPr>
-            <w:tcW w:type="dxa" w:w="4320"/>
-          </w:tcPr>
-          <w:p>
-            <w:r/>
+            </w:r>
             <w:r>
               <w:rPr>
                 <w:b/>
               </w:rPr>
-              <w:t>Fuente de datos</w:t>
-            </w:r>
-          </w:p>
-        </w:tc>
-        <w:tc>
-          <w:tcPr>
-            <w:tcW w:type="dxa" w:w="4320"/>
-          </w:tcPr>
-          <w:p>
-            <w:r/>
-            <w:r>
-              <w:rPr>
-                <w:rFonts w:ascii="Consolas" w:hAnsi="Consolas"/>
-                <w:color w:val="1F6FEB"/>
-                <w:sz w:val="19"/>
-              </w:rPr>
-              <w:t>pois_propios</w:t>
-            </w:r>
-            <w:r>
-              <w:t>: 8.499 puntos de interés en Quito — Overture Places + OpenStreetMap, conflados y curados</w:t>
-            </w:r>
-          </w:p>
-        </w:tc>
-      </w:tr>
-      <w:tr>
-        <w:tc>
-          <w:tcPr>
-            <w:tcW w:type="dxa" w:w="4320"/>
-          </w:tcPr>
-          <w:p>
-            <w:r/>
+              <w:t>ed.2</w:t>
+            </w:r>
+          </w:p>
+        </w:tc>
+        <w:tc>
+          <w:tcPr>
+            <w:tcW w:type="dxa" w:w="2160"/>
+          </w:tcPr>
+          <w:p>
             <w:r>
               <w:rPr>
                 <w:b/>
               </w:rPr>
-              <w:t>Categorías</w:t>
-            </w:r>
-          </w:p>
-        </w:tc>
-        <w:tc>
-          <w:tcPr>
-            <w:tcW w:type="dxa" w:w="4320"/>
-          </w:tcPr>
-          <w:p>
-            <w:r/>
-            <w:r>
-              <w:t>transporte · supermercado · farmacia · salud · educación · parque · centro comercial · iglesia · seguridad (9)</w:t>
-            </w:r>
-          </w:p>
-        </w:tc>
-      </w:tr>
-      <w:tr>
-        <w:tc>
-          <w:tcPr>
-            <w:tcW w:type="dxa" w:w="4320"/>
-          </w:tcPr>
-          <w:p>
-            <w:r/>
+            </w:r>
             <w:r>
               <w:rPr>
                 <w:b/>
               </w:rPr>
-              <w:t>Área de análisis</w:t>
-            </w:r>
-          </w:p>
-        </w:tc>
-        <w:tc>
-          <w:tcPr>
-            <w:tcW w:type="dxa" w:w="4320"/>
+              <w:t>ed.3</w:t>
+            </w:r>
+          </w:p>
+        </w:tc>
+      </w:tr>
+      <w:tr>
+        <w:tc>
+          <w:tcPr>
+            <w:tcW w:type="dxa" w:w="2160"/>
+          </w:tcPr>
+          <w:p>
+            <w:r/>
+            <w:r>
+              <w:t>Área medida</w:t>
+            </w:r>
+          </w:p>
+        </w:tc>
+        <w:tc>
+          <w:tcPr>
+            <w:tcW w:type="dxa" w:w="2160"/>
+          </w:tcPr>
+          <w:p>
+            <w:r/>
+            <w:r>
+              <w:t>radio de 1.200 m</w:t>
+            </w:r>
+          </w:p>
+        </w:tc>
+        <w:tc>
+          <w:tcPr>
+            <w:tcW w:type="dxa" w:w="2160"/>
+          </w:tcPr>
+          <w:p>
+            <w:r/>
+            <w:r>
+              <w:t>isócrona real por calles</w:t>
+            </w:r>
+          </w:p>
+        </w:tc>
+        <w:tc>
+          <w:tcPr>
+            <w:tcW w:type="dxa" w:w="2160"/>
+          </w:tcPr>
+          <w:p>
+            <w:r/>
+            <w:r>
+              <w:t>isócrona real por calles</w:t>
+            </w:r>
+          </w:p>
+        </w:tc>
+      </w:tr>
+      <w:tr>
+        <w:tc>
+          <w:tcPr>
+            <w:tcW w:type="dxa" w:w="2160"/>
+          </w:tcPr>
+          <w:p>
+            <w:r/>
+            <w:r>
+              <w:t>Unidad</w:t>
+            </w:r>
+          </w:p>
+        </w:tc>
+        <w:tc>
+          <w:tcPr>
+            <w:tcW w:type="dxa" w:w="2160"/>
+          </w:tcPr>
+          <w:p>
+            <w:r/>
+            <w:r>
+              <w:t>18 sectores estimados a ojo</w:t>
+            </w:r>
+          </w:p>
+        </w:tc>
+        <w:tc>
+          <w:tcPr>
+            <w:tcW w:type="dxa" w:w="2160"/>
+          </w:tcPr>
+          <w:p>
+            <w:r/>
+            <w:r>
+              <w:t>18 sectores estimados a ojo</w:t>
+            </w:r>
+          </w:p>
+        </w:tc>
+        <w:tc>
+          <w:tcPr>
+            <w:tcW w:type="dxa" w:w="2160"/>
           </w:tcPr>
           <w:p>
             <w:r/>
@@ -381,21 +366,7 @@
               <w:rPr>
                 <w:b/>
               </w:rPr>
-              <w:t>Isócrona real de 15 min a pie</w:t>
-            </w:r>
-            <w:r>
-              <w:t xml:space="preserve">, calculada por la red de calles (Valhalla auto-hospedado, </w:t>
-            </w:r>
-            <w:r>
-              <w:rPr>
-                <w:rFonts w:ascii="Consolas" w:hAnsi="Consolas"/>
-                <w:color w:val="1F6FEB"/>
-                <w:sz w:val="19"/>
-              </w:rPr>
-              <w:t>costing=pedestrian</w:t>
-            </w:r>
-            <w:r>
-              <w:t>)</w:t>
+              <w:t>40 parroquias oficiales del DMQ</w:t>
             </w:r>
           </w:p>
         </w:tc>
@@ -403,7 +374,40 @@
       <w:tr>
         <w:tc>
           <w:tcPr>
-            <w:tcW w:type="dxa" w:w="4320"/>
+            <w:tcW w:type="dxa" w:w="2160"/>
+          </w:tcPr>
+          <w:p>
+            <w:r/>
+            <w:r>
+              <w:t>Cobertura</w:t>
+            </w:r>
+          </w:p>
+        </w:tc>
+        <w:tc>
+          <w:tcPr>
+            <w:tcW w:type="dxa" w:w="2160"/>
+          </w:tcPr>
+          <w:p>
+            <w:r/>
+            <w:r>
+              <w:t>norte y centro</w:t>
+            </w:r>
+          </w:p>
+        </w:tc>
+        <w:tc>
+          <w:tcPr>
+            <w:tcW w:type="dxa" w:w="2160"/>
+          </w:tcPr>
+          <w:p>
+            <w:r/>
+            <w:r>
+              <w:t>norte y centro</w:t>
+            </w:r>
+          </w:p>
+        </w:tc>
+        <w:tc>
+          <w:tcPr>
+            <w:tcW w:type="dxa" w:w="2160"/>
           </w:tcPr>
           <w:p>
             <w:r/>
@@ -411,18 +415,7 @@
               <w:rPr>
                 <w:b/>
               </w:rPr>
-              <w:t>Fecha de medición</w:t>
-            </w:r>
-          </w:p>
-        </w:tc>
-        <w:tc>
-          <w:tcPr>
-            <w:tcW w:type="dxa" w:w="4320"/>
-          </w:tcPr>
-          <w:p>
-            <w:r/>
-            <w:r>
-              <w:t>2026-08-04</w:t>
+              <w:t>+ valles y sur</w:t>
             </w:r>
           </w:p>
         </w:tc>
@@ -430,7 +423,40 @@
       <w:tr>
         <w:tc>
           <w:tcPr>
-            <w:tcW w:type="dxa" w:w="4320"/>
+            <w:tcW w:type="dxa" w:w="2160"/>
+          </w:tcPr>
+          <w:p>
+            <w:r/>
+            <w:r>
+              <w:t>Verificación en terreno</w:t>
+            </w:r>
+          </w:p>
+        </w:tc>
+        <w:tc>
+          <w:tcPr>
+            <w:tcW w:type="dxa" w:w="2160"/>
+          </w:tcPr>
+          <w:p>
+            <w:r/>
+            <w:r>
+              <w:t>—</w:t>
+            </w:r>
+          </w:p>
+        </w:tc>
+        <w:tc>
+          <w:tcPr>
+            <w:tcW w:type="dxa" w:w="2160"/>
+          </w:tcPr>
+          <w:p>
+            <w:r/>
+            <w:r>
+              <w:t>—</w:t>
+            </w:r>
+          </w:p>
+        </w:tc>
+        <w:tc>
+          <w:tcPr>
+            <w:tcW w:type="dxa" w:w="2160"/>
           </w:tcPr>
           <w:p>
             <w:r/>
@@ -438,18 +464,7 @@
               <w:rPr>
                 <w:b/>
               </w:rPr>
-              <w:t>Reproducibilidad</w:t>
-            </w:r>
-          </w:p>
-        </w:tc>
-        <w:tc>
-          <w:tcPr>
-            <w:tcW w:type="dxa" w:w="4320"/>
-          </w:tcPr>
-          <w:p>
-            <w:r/>
-            <w:r>
-              <w:t>Motor abierto en el repo; con la capa y Valhalla, cualquiera lo re-corre</w:t>
+              <w:t>muestra diseñada (42 puntos)</w:t>
             </w:r>
           </w:p>
         </w:tc>
@@ -460,44 +475,28 @@
         <w:rPr>
           <w:b/>
         </w:rPr>
-        <w:t>Dos límites que hay que decir en voz alta:</w:t>
-      </w:r>
-    </w:p>
-    <w:p>
-      <w:pPr>
-        <w:pStyle w:val="ListNumber"/>
-      </w:pPr>
-      <w:r>
-        <w:rPr>
-          <w:b/>
-        </w:rPr>
-        <w:t>Los centroides de sector son aproximados.</w:t>
+        <w:t>Advertencia de lectura:</w:t>
       </w:r>
       <w:r>
-        <w:t xml:space="preserve"> Sirven para comparar sectores entre sí, no para describir un punto exacto. Mover el centroide 300 m cambia los números.</w:t>
-      </w:r>
-    </w:p>
-    <w:p>
-      <w:pPr>
-        <w:pStyle w:val="ListNumber"/>
-      </w:pPr>
-      <w:r>
-        <w:rPr>
-          <w:b/>
-        </w:rPr>
-        <w:t>La capa mide presencia, no calidad ni horario.</w:t>
-      </w:r>
-      <w:r>
-        <w:t xml:space="preserve"> Que haya 6 puntos de salud no dice si están abiertos, si atienden urgencias o si son consultorios pequeños. Y </w:t>
+        <w:t xml:space="preserve"> los números de la ed.3 </w:t>
       </w:r>
       <w:r>
         <w:rPr>
           <w:b/>
         </w:rPr>
-        <w:t>nada aquí está verificado en terreno</w:t>
+        <w:t>no son comparables 1:1 con los de la ed.2</w:t>
       </w:r>
       <w:r>
-        <w:t xml:space="preserve"> — eso es otra cosa, y se rotula aparte cuando existe.</w:t>
+        <w:t xml:space="preserve">. No cambió solo la precisión: cambió la </w:t>
+      </w:r>
+      <w:r>
+        <w:rPr>
+          <w:b/>
+        </w:rPr>
+        <w:t>unidad</w:t>
+      </w:r>
+      <w:r>
+        <w:t>. Una parroquia es más grande y más heterogénea que un "sector" o un barrio.</w:t>
       </w:r>
     </w:p>
     <w:p>
@@ -505,3047 +504,52 @@
         <w:pStyle w:val="Heading1"/>
       </w:pPr>
       <w:r>
-        <w:t>2. Lo primero: esta edición corrige a la anterior</w:t>
+        <w:t>1. El hallazgo metodológico: el centro oficial no es donde vive la gente</w:t>
       </w:r>
     </w:p>
     <w:p>
       <w:r>
-        <w:t xml:space="preserve">La </w:t>
+        <w:t xml:space="preserve">La ed.2 medía desde 18 puntos que estimé a ojo. Para la ed.3 los reemplacé por el </w:t>
       </w:r>
       <w:r>
         <w:rPr>
           <w:b/>
         </w:rPr>
-        <w:t>edición 1</w:t>
+        <w:t>centroide geométrico oficial</w:t>
       </w:r>
       <w:r>
-        <w:t xml:space="preserve"> de este estudio usó un radio de 1.200 m en línea recta como aproximación de "15 minutos a pie". Era una aproximación declarada, pero resultó ser </w:t>
+        <w:t xml:space="preserve"> de cada parroquia (OpenStreetMap, </w:t>
+      </w:r>
+      <w:r>
+        <w:rPr>
+          <w:rFonts w:ascii="Consolas" w:hAnsi="Consolas"/>
+          <w:color w:val="1F6FEB"/>
+          <w:sz w:val="19"/>
+        </w:rPr>
+        <w:t>boundary=administrative</w:t>
+      </w:r>
+      <w:r>
+        <w:t>). Parecía una mejora obvia.</w:t>
+      </w:r>
+    </w:p>
+    <w:p>
+      <w:r>
+        <w:rPr>
+          <w:b/>
+        </w:rPr>
+        <w:t>Fue un desastre.</w:t>
+      </w:r>
+      <w:r>
+        <w:t xml:space="preserve"> Con centroides oficiales, parroquias urbanas y céntricas devolvían </w:t>
       </w:r>
       <w:r>
         <w:rPr>
           <w:b/>
         </w:rPr>
-        <w:t>mucho peor de lo que suponíamos</w:t>
+        <w:t>cero servicios</w:t>
       </w:r>
       <w:r>
-        <w:t>.</w:t>
-      </w:r>
-    </w:p>
-    <w:p>
-      <w:r>
-        <w:t>Un círculo no conoce quebradas, ni avenidas sin cruce, ni manzanas cerradas, ni la ladera. Al medir con la red de calles real:</w:t>
-      </w:r>
-    </w:p>
-    <w:tbl>
-      <w:tblPr>
-        <w:tblStyle w:val="LightGrid-Accent1"/>
-        <w:tblW w:type="auto" w:w="0"/>
-        <w:tblLook w:firstColumn="1" w:firstRow="1" w:lastColumn="0" w:lastRow="0" w:noHBand="0" w:noVBand="1" w:val="04A0"/>
-      </w:tblPr>
-      <w:tblGrid>
-        <w:gridCol w:w="4320"/>
-        <w:gridCol w:w="4320"/>
-      </w:tblGrid>
-      <w:tr>
-        <w:tc>
-          <w:tcPr>
-            <w:tcW w:type="dxa" w:w="4320"/>
-          </w:tcPr>
-          <w:p>
-            <w:r>
-              <w:rPr>
-                <w:b/>
-              </w:rPr>
-            </w:r>
-          </w:p>
-        </w:tc>
-        <w:tc>
-          <w:tcPr>
-            <w:tcW w:type="dxa" w:w="4320"/>
-          </w:tcPr>
-          <w:p>
-            <w:r>
-              <w:rPr>
-                <w:b/>
-              </w:rPr>
-            </w:r>
-            <w:r>
-              <w:rPr>
-                <w:b/>
-              </w:rPr>
-              <w:t>Sesgo del radio</w:t>
-            </w:r>
-          </w:p>
-        </w:tc>
-      </w:tr>
-      <w:tr>
-        <w:tc>
-          <w:tcPr>
-            <w:tcW w:type="dxa" w:w="4320"/>
-          </w:tcPr>
-          <w:p>
-            <w:r/>
-            <w:r>
-              <w:rPr>
-                <w:b/>
-              </w:rPr>
-              <w:t>Mediana</w:t>
-            </w:r>
-          </w:p>
-        </w:tc>
-        <w:tc>
-          <w:tcPr>
-            <w:tcW w:type="dxa" w:w="4320"/>
-          </w:tcPr>
-          <w:p>
-            <w:r/>
-            <w:r>
-              <w:t xml:space="preserve">el círculo contaba </w:t>
-            </w:r>
-            <w:r>
-              <w:rPr>
-                <w:b/>
-              </w:rPr>
-              <w:t>+37%</w:t>
-            </w:r>
-            <w:r>
-              <w:t xml:space="preserve"> de más</w:t>
-            </w:r>
-          </w:p>
-        </w:tc>
-      </w:tr>
-      <w:tr>
-        <w:tc>
-          <w:tcPr>
-            <w:tcW w:type="dxa" w:w="4320"/>
-          </w:tcPr>
-          <w:p>
-            <w:r/>
-            <w:r>
-              <w:rPr>
-                <w:b/>
-              </w:rPr>
-              <w:t>Mínimo</w:t>
-            </w:r>
-          </w:p>
-        </w:tc>
-        <w:tc>
-          <w:tcPr>
-            <w:tcW w:type="dxa" w:w="4320"/>
-          </w:tcPr>
-          <w:p>
-            <w:r/>
-            <w:r>
-              <w:t>+15% (Centro Histórico — traza regular, plana, muy conectada)</w:t>
-            </w:r>
-          </w:p>
-        </w:tc>
-      </w:tr>
-      <w:tr>
-        <w:tc>
-          <w:tcPr>
-            <w:tcW w:type="dxa" w:w="4320"/>
-          </w:tcPr>
-          <w:p>
-            <w:r/>
-            <w:r>
-              <w:rPr>
-                <w:b/>
-              </w:rPr>
-              <w:t>Máximo</w:t>
-            </w:r>
-          </w:p>
-        </w:tc>
-        <w:tc>
-          <w:tcPr>
-            <w:tcW w:type="dxa" w:w="4320"/>
-          </w:tcPr>
-          <w:p>
-            <w:r/>
-            <w:r>
-              <w:rPr>
-                <w:b/>
-              </w:rPr>
-              <w:t>+471%</w:t>
-            </w:r>
-            <w:r>
-              <w:t xml:space="preserve"> (Ponceano — el radio prometía 137 servicios; a pie se alcanzan </w:t>
-            </w:r>
-            <w:r>
-              <w:rPr>
-                <w:b/>
-              </w:rPr>
-              <w:t>24</w:t>
-            </w:r>
-            <w:r>
-              <w:t>)</w:t>
-            </w:r>
-          </w:p>
-        </w:tc>
-      </w:tr>
-    </w:tbl>
-    <w:p>
-      <w:r>
-        <w:t>Y la consecuencia sobre el hallazgo principal:</w:t>
-      </w:r>
-    </w:p>
-    <w:p>
-      <w:pPr>
-        <w:pStyle w:val="IntenseQuote"/>
-      </w:pPr>
-      <w:r>
-        <w:t xml:space="preserve">La brecha entre el sector con más y con menos equipamiento pasó de </w:t>
-      </w:r>
-      <w:r>
-        <w:rPr>
-          <w:b/>
-        </w:rPr>
-        <w:t>5,7x</w:t>
-      </w:r>
-      <w:r>
-        <w:t xml:space="preserve"> (radio) a </w:t>
-      </w:r>
-      <w:r>
-        <w:rPr>
-          <w:b/>
-        </w:rPr>
-        <w:t>19,7x</w:t>
-      </w:r>
-      <w:r>
-        <w:t xml:space="preserve"> (isócrona real). </w:t>
-      </w:r>
-      <w:r>
-        <w:rPr>
-          <w:b/>
-        </w:rPr>
-        <w:t>La desigualdad real es 3,5 veces mayor de la que mostraba el método aproximado.</w:t>
-      </w:r>
-    </w:p>
-    <w:p>
-      <w:r>
-        <w:t>Se publica el error en vez de sustituirlo en silencio, porque el método es parte del dato. Un estudio que corrige su propia medición vale más que uno que nunca dice cómo midió.</w:t>
-      </w:r>
-    </w:p>
-    <w:p>
-      <w:pPr>
-        <w:pStyle w:val="Heading1"/>
-      </w:pPr>
-      <w:r>
-        <w:t>3. La tabla</w:t>
-      </w:r>
-    </w:p>
-    <w:p>
-      <w:r>
-        <w:t>*Orden geográfico (Norte → Centro → Sur), nunca por cantidad. "Más escaso" = la categoría con menos puntos de la canasta cotidiana (supermercado, farmacia, salud, educación). "ed.1" = cuánto inflaba el método anterior.*</w:t>
-      </w:r>
-    </w:p>
-    <w:tbl>
-      <w:tblPr>
-        <w:tblStyle w:val="LightGrid-Accent1"/>
-        <w:tblW w:type="auto" w:w="0"/>
-        <w:tblLook w:firstColumn="1" w:firstRow="1" w:lastColumn="0" w:lastRow="0" w:noHBand="0" w:noVBand="1" w:val="04A0"/>
-      </w:tblPr>
-      <w:tblGrid>
-        <w:gridCol w:w="720"/>
-        <w:gridCol w:w="720"/>
-        <w:gridCol w:w="720"/>
-        <w:gridCol w:w="720"/>
-        <w:gridCol w:w="720"/>
-        <w:gridCol w:w="720"/>
-        <w:gridCol w:w="720"/>
-        <w:gridCol w:w="720"/>
-        <w:gridCol w:w="720"/>
-        <w:gridCol w:w="720"/>
-        <w:gridCol w:w="720"/>
-        <w:gridCol w:w="720"/>
-      </w:tblGrid>
-      <w:tr>
-        <w:tc>
-          <w:tcPr>
-            <w:tcW w:type="dxa" w:w="720"/>
-          </w:tcPr>
-          <w:p>
-            <w:r>
-              <w:rPr>
-                <w:b/>
-              </w:rPr>
-            </w:r>
-            <w:r>
-              <w:rPr>
-                <w:b/>
-              </w:rPr>
-              <w:t>Sector</w:t>
-            </w:r>
-          </w:p>
-        </w:tc>
-        <w:tc>
-          <w:tcPr>
-            <w:tcW w:type="dxa" w:w="720"/>
-          </w:tcPr>
-          <w:p>
-            <w:r>
-              <w:rPr>
-                <w:b/>
-              </w:rPr>
-            </w:r>
-            <w:r>
-              <w:rPr>
-                <w:b/>
-              </w:rPr>
-              <w:t>Zona</w:t>
-            </w:r>
-          </w:p>
-        </w:tc>
-        <w:tc>
-          <w:tcPr>
-            <w:tcW w:type="dxa" w:w="720"/>
-          </w:tcPr>
-          <w:p>
-            <w:r>
-              <w:rPr>
-                <w:b/>
-              </w:rPr>
-            </w:r>
-            <w:r>
-              <w:rPr>
-                <w:b/>
-              </w:rPr>
-              <w:t>km² a pie</w:t>
-            </w:r>
-          </w:p>
-        </w:tc>
-        <w:tc>
-          <w:tcPr>
-            <w:tcW w:type="dxa" w:w="720"/>
-          </w:tcPr>
-          <w:p>
-            <w:r>
-              <w:rPr>
-                <w:b/>
-              </w:rPr>
-            </w:r>
-            <w:r>
-              <w:rPr>
-                <w:b/>
-              </w:rPr>
-              <w:t>Total</w:t>
-            </w:r>
-          </w:p>
-        </w:tc>
-        <w:tc>
-          <w:tcPr>
-            <w:tcW w:type="dxa" w:w="720"/>
-          </w:tcPr>
-          <w:p>
-            <w:r>
-              <w:rPr>
-                <w:b/>
-              </w:rPr>
-            </w:r>
-            <w:r>
-              <w:rPr>
-                <w:b/>
-              </w:rPr>
-              <w:t>Transp.</w:t>
-            </w:r>
-          </w:p>
-        </w:tc>
-        <w:tc>
-          <w:tcPr>
-            <w:tcW w:type="dxa" w:w="720"/>
-          </w:tcPr>
-          <w:p>
-            <w:r>
-              <w:rPr>
-                <w:b/>
-              </w:rPr>
-            </w:r>
-            <w:r>
-              <w:rPr>
-                <w:b/>
-              </w:rPr>
-              <w:t>Súper</w:t>
-            </w:r>
-          </w:p>
-        </w:tc>
-        <w:tc>
-          <w:tcPr>
-            <w:tcW w:type="dxa" w:w="720"/>
-          </w:tcPr>
-          <w:p>
-            <w:r>
-              <w:rPr>
-                <w:b/>
-              </w:rPr>
-            </w:r>
-            <w:r>
-              <w:rPr>
-                <w:b/>
-              </w:rPr>
-              <w:t>Farm.</w:t>
-            </w:r>
-          </w:p>
-        </w:tc>
-        <w:tc>
-          <w:tcPr>
-            <w:tcW w:type="dxa" w:w="720"/>
-          </w:tcPr>
-          <w:p>
-            <w:r>
-              <w:rPr>
-                <w:b/>
-              </w:rPr>
-            </w:r>
-            <w:r>
-              <w:rPr>
-                <w:b/>
-              </w:rPr>
-              <w:t>Salud</w:t>
-            </w:r>
-          </w:p>
-        </w:tc>
-        <w:tc>
-          <w:tcPr>
-            <w:tcW w:type="dxa" w:w="720"/>
-          </w:tcPr>
-          <w:p>
-            <w:r>
-              <w:rPr>
-                <w:b/>
-              </w:rPr>
-            </w:r>
-            <w:r>
-              <w:rPr>
-                <w:b/>
-              </w:rPr>
-              <w:t>Educ.</w:t>
-            </w:r>
-          </w:p>
-        </w:tc>
-        <w:tc>
-          <w:tcPr>
-            <w:tcW w:type="dxa" w:w="720"/>
-          </w:tcPr>
-          <w:p>
-            <w:r>
-              <w:rPr>
-                <w:b/>
-              </w:rPr>
-            </w:r>
-            <w:r>
-              <w:rPr>
-                <w:b/>
-              </w:rPr>
-              <w:t>Parque</w:t>
-            </w:r>
-          </w:p>
-        </w:tc>
-        <w:tc>
-          <w:tcPr>
-            <w:tcW w:type="dxa" w:w="720"/>
-          </w:tcPr>
-          <w:p>
-            <w:r>
-              <w:rPr>
-                <w:b/>
-              </w:rPr>
-            </w:r>
-            <w:r>
-              <w:rPr>
-                <w:b/>
-              </w:rPr>
-              <w:t>Más escaso</w:t>
-            </w:r>
-          </w:p>
-        </w:tc>
-        <w:tc>
-          <w:tcPr>
-            <w:tcW w:type="dxa" w:w="720"/>
-          </w:tcPr>
-          <w:p>
-            <w:r>
-              <w:rPr>
-                <w:b/>
-              </w:rPr>
-            </w:r>
-            <w:r>
-              <w:rPr>
-                <w:b/>
-              </w:rPr>
-              <w:t>ed.1</w:t>
-            </w:r>
-          </w:p>
-        </w:tc>
-      </w:tr>
-      <w:tr>
-        <w:tc>
-          <w:tcPr>
-            <w:tcW w:type="dxa" w:w="720"/>
-          </w:tcPr>
-          <w:p>
-            <w:r/>
-            <w:r>
-              <w:t>Carcelén</w:t>
-            </w:r>
-          </w:p>
-        </w:tc>
-        <w:tc>
-          <w:tcPr>
-            <w:tcW w:type="dxa" w:w="720"/>
-          </w:tcPr>
-          <w:p>
-            <w:r/>
-            <w:r>
-              <w:t>Norte</w:t>
-            </w:r>
-          </w:p>
-        </w:tc>
-        <w:tc>
-          <w:tcPr>
-            <w:tcW w:type="dxa" w:w="720"/>
-          </w:tcPr>
-          <w:p>
-            <w:r/>
-            <w:r>
-              <w:t>2,62</w:t>
-            </w:r>
-          </w:p>
-        </w:tc>
-        <w:tc>
-          <w:tcPr>
-            <w:tcW w:type="dxa" w:w="720"/>
-          </w:tcPr>
-          <w:p>
-            <w:r/>
-            <w:r>
-              <w:t>73</w:t>
-            </w:r>
-          </w:p>
-        </w:tc>
-        <w:tc>
-          <w:tcPr>
-            <w:tcW w:type="dxa" w:w="720"/>
-          </w:tcPr>
-          <w:p>
-            <w:r/>
-            <w:r>
-              <w:t>21</w:t>
-            </w:r>
-          </w:p>
-        </w:tc>
-        <w:tc>
-          <w:tcPr>
-            <w:tcW w:type="dxa" w:w="720"/>
-          </w:tcPr>
-          <w:p>
-            <w:r/>
-            <w:r>
-              <w:t>19</w:t>
-            </w:r>
-          </w:p>
-        </w:tc>
-        <w:tc>
-          <w:tcPr>
-            <w:tcW w:type="dxa" w:w="720"/>
-          </w:tcPr>
-          <w:p>
-            <w:r/>
-            <w:r>
-              <w:t>15</w:t>
-            </w:r>
-          </w:p>
-        </w:tc>
-        <w:tc>
-          <w:tcPr>
-            <w:tcW w:type="dxa" w:w="720"/>
-          </w:tcPr>
-          <w:p>
-            <w:r/>
-            <w:r>
-              <w:t>6</w:t>
-            </w:r>
-          </w:p>
-        </w:tc>
-        <w:tc>
-          <w:tcPr>
-            <w:tcW w:type="dxa" w:w="720"/>
-          </w:tcPr>
-          <w:p>
-            <w:r/>
-            <w:r>
-              <w:t>5</w:t>
-            </w:r>
-          </w:p>
-        </w:tc>
-        <w:tc>
-          <w:tcPr>
-            <w:tcW w:type="dxa" w:w="720"/>
-          </w:tcPr>
-          <w:p>
-            <w:r/>
-            <w:r>
-              <w:t>2</w:t>
-            </w:r>
-          </w:p>
-        </w:tc>
-        <w:tc>
-          <w:tcPr>
-            <w:tcW w:type="dxa" w:w="720"/>
-          </w:tcPr>
-          <w:p>
-            <w:r/>
-            <w:r>
-              <w:t>educación (5)</w:t>
-            </w:r>
-          </w:p>
-        </w:tc>
-        <w:tc>
-          <w:tcPr>
-            <w:tcW w:type="dxa" w:w="720"/>
-          </w:tcPr>
-          <w:p>
-            <w:r/>
-            <w:r>
-              <w:t>+37%</w:t>
-            </w:r>
-          </w:p>
-        </w:tc>
-      </w:tr>
-      <w:tr>
-        <w:tc>
-          <w:tcPr>
-            <w:tcW w:type="dxa" w:w="720"/>
-          </w:tcPr>
-          <w:p>
-            <w:r/>
-            <w:r>
-              <w:t>Cotocollao</w:t>
-            </w:r>
-          </w:p>
-        </w:tc>
-        <w:tc>
-          <w:tcPr>
-            <w:tcW w:type="dxa" w:w="720"/>
-          </w:tcPr>
-          <w:p>
-            <w:r/>
-            <w:r>
-              <w:t>Norte</w:t>
-            </w:r>
-          </w:p>
-        </w:tc>
-        <w:tc>
-          <w:tcPr>
-            <w:tcW w:type="dxa" w:w="720"/>
-          </w:tcPr>
-          <w:p>
-            <w:r/>
-            <w:r>
-              <w:t>2,84</w:t>
-            </w:r>
-          </w:p>
-        </w:tc>
-        <w:tc>
-          <w:tcPr>
-            <w:tcW w:type="dxa" w:w="720"/>
-          </w:tcPr>
-          <w:p>
-            <w:r/>
-            <w:r>
-              <w:t>165</w:t>
-            </w:r>
-          </w:p>
-        </w:tc>
-        <w:tc>
-          <w:tcPr>
-            <w:tcW w:type="dxa" w:w="720"/>
-          </w:tcPr>
-          <w:p>
-            <w:r/>
-            <w:r>
-              <w:t>31</w:t>
-            </w:r>
-          </w:p>
-        </w:tc>
-        <w:tc>
-          <w:tcPr>
-            <w:tcW w:type="dxa" w:w="720"/>
-          </w:tcPr>
-          <w:p>
-            <w:r/>
-            <w:r>
-              <w:t>44</w:t>
-            </w:r>
-          </w:p>
-        </w:tc>
-        <w:tc>
-          <w:tcPr>
-            <w:tcW w:type="dxa" w:w="720"/>
-          </w:tcPr>
-          <w:p>
-            <w:r/>
-            <w:r>
-              <w:t>28</w:t>
-            </w:r>
-          </w:p>
-        </w:tc>
-        <w:tc>
-          <w:tcPr>
-            <w:tcW w:type="dxa" w:w="720"/>
-          </w:tcPr>
-          <w:p>
-            <w:r/>
-            <w:r>
-              <w:t>18</w:t>
-            </w:r>
-          </w:p>
-        </w:tc>
-        <w:tc>
-          <w:tcPr>
-            <w:tcW w:type="dxa" w:w="720"/>
-          </w:tcPr>
-          <w:p>
-            <w:r/>
-            <w:r>
-              <w:t>18</w:t>
-            </w:r>
-          </w:p>
-        </w:tc>
-        <w:tc>
-          <w:tcPr>
-            <w:tcW w:type="dxa" w:w="720"/>
-          </w:tcPr>
-          <w:p>
-            <w:r/>
-            <w:r>
-              <w:t>6</w:t>
-            </w:r>
-          </w:p>
-        </w:tc>
-        <w:tc>
-          <w:tcPr>
-            <w:tcW w:type="dxa" w:w="720"/>
-          </w:tcPr>
-          <w:p>
-            <w:r/>
-            <w:r>
-              <w:t>salud (18)</w:t>
-            </w:r>
-          </w:p>
-        </w:tc>
-        <w:tc>
-          <w:tcPr>
-            <w:tcW w:type="dxa" w:w="720"/>
-          </w:tcPr>
-          <w:p>
-            <w:r/>
-            <w:r>
-              <w:t>+24%</w:t>
-            </w:r>
-          </w:p>
-        </w:tc>
-      </w:tr>
-      <w:tr>
-        <w:tc>
-          <w:tcPr>
-            <w:tcW w:type="dxa" w:w="720"/>
-          </w:tcPr>
-          <w:p>
-            <w:r/>
-            <w:r>
-              <w:t>El Batán</w:t>
-            </w:r>
-          </w:p>
-        </w:tc>
-        <w:tc>
-          <w:tcPr>
-            <w:tcW w:type="dxa" w:w="720"/>
-          </w:tcPr>
-          <w:p>
-            <w:r/>
-            <w:r>
-              <w:t>Norte</w:t>
-            </w:r>
-          </w:p>
-        </w:tc>
-        <w:tc>
-          <w:tcPr>
-            <w:tcW w:type="dxa" w:w="720"/>
-          </w:tcPr>
-          <w:p>
-            <w:r/>
-            <w:r>
-              <w:t>2,54</w:t>
-            </w:r>
-          </w:p>
-        </w:tc>
-        <w:tc>
-          <w:tcPr>
-            <w:tcW w:type="dxa" w:w="720"/>
-          </w:tcPr>
-          <w:p>
-            <w:r/>
-            <w:r>
-              <w:t>232</w:t>
-            </w:r>
-          </w:p>
-        </w:tc>
-        <w:tc>
-          <w:tcPr>
-            <w:tcW w:type="dxa" w:w="720"/>
-          </w:tcPr>
-          <w:p>
-            <w:r/>
-            <w:r>
-              <w:t>53</w:t>
-            </w:r>
-          </w:p>
-        </w:tc>
-        <w:tc>
-          <w:tcPr>
-            <w:tcW w:type="dxa" w:w="720"/>
-          </w:tcPr>
-          <w:p>
-            <w:r/>
-            <w:r>
-              <w:t>45</w:t>
-            </w:r>
-          </w:p>
-        </w:tc>
-        <w:tc>
-          <w:tcPr>
-            <w:tcW w:type="dxa" w:w="720"/>
-          </w:tcPr>
-          <w:p>
-            <w:r/>
-            <w:r>
-              <w:t>35</w:t>
-            </w:r>
-          </w:p>
-        </w:tc>
-        <w:tc>
-          <w:tcPr>
-            <w:tcW w:type="dxa" w:w="720"/>
-          </w:tcPr>
-          <w:p>
-            <w:r/>
-            <w:r>
-              <w:t>39</w:t>
-            </w:r>
-          </w:p>
-        </w:tc>
-        <w:tc>
-          <w:tcPr>
-            <w:tcW w:type="dxa" w:w="720"/>
-          </w:tcPr>
-          <w:p>
-            <w:r/>
-            <w:r>
-              <w:t>31</w:t>
-            </w:r>
-          </w:p>
-        </w:tc>
-        <w:tc>
-          <w:tcPr>
-            <w:tcW w:type="dxa" w:w="720"/>
-          </w:tcPr>
-          <w:p>
-            <w:r/>
-            <w:r>
-              <w:t>13</w:t>
-            </w:r>
-          </w:p>
-        </w:tc>
-        <w:tc>
-          <w:tcPr>
-            <w:tcW w:type="dxa" w:w="720"/>
-          </w:tcPr>
-          <w:p>
-            <w:r/>
-            <w:r>
-              <w:t>educación (31)</w:t>
-            </w:r>
-          </w:p>
-        </w:tc>
-        <w:tc>
-          <w:tcPr>
-            <w:tcW w:type="dxa" w:w="720"/>
-          </w:tcPr>
-          <w:p>
-            <w:r/>
-            <w:r>
-              <w:t>+43%</w:t>
-            </w:r>
-          </w:p>
-        </w:tc>
-      </w:tr>
-      <w:tr>
-        <w:tc>
-          <w:tcPr>
-            <w:tcW w:type="dxa" w:w="720"/>
-          </w:tcPr>
-          <w:p>
-            <w:r/>
-            <w:r>
-              <w:t>El Bosque</w:t>
-            </w:r>
-          </w:p>
-        </w:tc>
-        <w:tc>
-          <w:tcPr>
-            <w:tcW w:type="dxa" w:w="720"/>
-          </w:tcPr>
-          <w:p>
-            <w:r/>
-            <w:r>
-              <w:t>Norte</w:t>
-            </w:r>
-          </w:p>
-        </w:tc>
-        <w:tc>
-          <w:tcPr>
-            <w:tcW w:type="dxa" w:w="720"/>
-          </w:tcPr>
-          <w:p>
-            <w:r/>
-            <w:r>
-              <w:t>1,76</w:t>
-            </w:r>
-          </w:p>
-        </w:tc>
-        <w:tc>
-          <w:tcPr>
-            <w:tcW w:type="dxa" w:w="720"/>
-          </w:tcPr>
-          <w:p>
-            <w:r/>
-            <w:r>
-              <w:t>64</w:t>
-            </w:r>
-          </w:p>
-        </w:tc>
-        <w:tc>
-          <w:tcPr>
-            <w:tcW w:type="dxa" w:w="720"/>
-          </w:tcPr>
-          <w:p>
-            <w:r/>
-            <w:r>
-              <w:t>12</w:t>
-            </w:r>
-          </w:p>
-        </w:tc>
-        <w:tc>
-          <w:tcPr>
-            <w:tcW w:type="dxa" w:w="720"/>
-          </w:tcPr>
-          <w:p>
-            <w:r/>
-            <w:r>
-              <w:t>10</w:t>
-            </w:r>
-          </w:p>
-        </w:tc>
-        <w:tc>
-          <w:tcPr>
-            <w:tcW w:type="dxa" w:w="720"/>
-          </w:tcPr>
-          <w:p>
-            <w:r/>
-            <w:r>
-              <w:t>13</w:t>
-            </w:r>
-          </w:p>
-        </w:tc>
-        <w:tc>
-          <w:tcPr>
-            <w:tcW w:type="dxa" w:w="720"/>
-          </w:tcPr>
-          <w:p>
-            <w:r/>
-            <w:r>
-              <w:t>10</w:t>
-            </w:r>
-          </w:p>
-        </w:tc>
-        <w:tc>
-          <w:tcPr>
-            <w:tcW w:type="dxa" w:w="720"/>
-          </w:tcPr>
-          <w:p>
-            <w:r/>
-            <w:r>
-              <w:t>8</w:t>
-            </w:r>
-          </w:p>
-        </w:tc>
-        <w:tc>
-          <w:tcPr>
-            <w:tcW w:type="dxa" w:w="720"/>
-          </w:tcPr>
-          <w:p>
-            <w:r/>
-            <w:r>
-              <w:t>6</w:t>
-            </w:r>
-          </w:p>
-        </w:tc>
-        <w:tc>
-          <w:tcPr>
-            <w:tcW w:type="dxa" w:w="720"/>
-          </w:tcPr>
-          <w:p>
-            <w:r/>
-            <w:r>
-              <w:t>educación (8)</w:t>
-            </w:r>
-          </w:p>
-        </w:tc>
-        <w:tc>
-          <w:tcPr>
-            <w:tcW w:type="dxa" w:w="720"/>
-          </w:tcPr>
-          <w:p>
-            <w:r/>
-            <w:r>
-              <w:rPr>
-                <w:b/>
-              </w:rPr>
-              <w:t>+252%</w:t>
-            </w:r>
-          </w:p>
-        </w:tc>
-      </w:tr>
-      <w:tr>
-        <w:tc>
-          <w:tcPr>
-            <w:tcW w:type="dxa" w:w="720"/>
-          </w:tcPr>
-          <w:p>
-            <w:r/>
-            <w:r>
-              <w:rPr>
-                <w:b/>
-              </w:rPr>
-              <w:t>El Labrador</w:t>
-            </w:r>
-          </w:p>
-        </w:tc>
-        <w:tc>
-          <w:tcPr>
-            <w:tcW w:type="dxa" w:w="720"/>
-          </w:tcPr>
-          <w:p>
-            <w:r/>
-            <w:r>
-              <w:t>Norte</w:t>
-            </w:r>
-          </w:p>
-        </w:tc>
-        <w:tc>
-          <w:tcPr>
-            <w:tcW w:type="dxa" w:w="720"/>
-          </w:tcPr>
-          <w:p>
-            <w:r/>
-            <w:r>
-              <w:rPr>
-                <w:b/>
-              </w:rPr>
-              <w:t>3,55</w:t>
-            </w:r>
-          </w:p>
-        </w:tc>
-        <w:tc>
-          <w:tcPr>
-            <w:tcW w:type="dxa" w:w="720"/>
-          </w:tcPr>
-          <w:p>
-            <w:r/>
-            <w:r>
-              <w:rPr>
-                <w:b/>
-              </w:rPr>
-              <w:t>334</w:t>
-            </w:r>
-          </w:p>
-        </w:tc>
-        <w:tc>
-          <w:tcPr>
-            <w:tcW w:type="dxa" w:w="720"/>
-          </w:tcPr>
-          <w:p>
-            <w:r/>
-            <w:r>
-              <w:t>88</w:t>
-            </w:r>
-          </w:p>
-        </w:tc>
-        <w:tc>
-          <w:tcPr>
-            <w:tcW w:type="dxa" w:w="720"/>
-          </w:tcPr>
-          <w:p>
-            <w:r/>
-            <w:r>
-              <w:t>53</w:t>
-            </w:r>
-          </w:p>
-        </w:tc>
-        <w:tc>
-          <w:tcPr>
-            <w:tcW w:type="dxa" w:w="720"/>
-          </w:tcPr>
-          <w:p>
-            <w:r/>
-            <w:r>
-              <w:t>59</w:t>
-            </w:r>
-          </w:p>
-        </w:tc>
-        <w:tc>
-          <w:tcPr>
-            <w:tcW w:type="dxa" w:w="720"/>
-          </w:tcPr>
-          <w:p>
-            <w:r/>
-            <w:r>
-              <w:t>52</w:t>
-            </w:r>
-          </w:p>
-        </w:tc>
-        <w:tc>
-          <w:tcPr>
-            <w:tcW w:type="dxa" w:w="720"/>
-          </w:tcPr>
-          <w:p>
-            <w:r/>
-            <w:r>
-              <w:t>45</w:t>
-            </w:r>
-          </w:p>
-        </w:tc>
-        <w:tc>
-          <w:tcPr>
-            <w:tcW w:type="dxa" w:w="720"/>
-          </w:tcPr>
-          <w:p>
-            <w:r/>
-            <w:r>
-              <w:t>13</w:t>
-            </w:r>
-          </w:p>
-        </w:tc>
-        <w:tc>
-          <w:tcPr>
-            <w:tcW w:type="dxa" w:w="720"/>
-          </w:tcPr>
-          <w:p>
-            <w:r/>
-            <w:r>
-              <w:t>educación (45)</w:t>
-            </w:r>
-          </w:p>
-        </w:tc>
-        <w:tc>
-          <w:tcPr>
-            <w:tcW w:type="dxa" w:w="720"/>
-          </w:tcPr>
-          <w:p>
-            <w:r/>
-            <w:r>
-              <w:t>+19%</w:t>
-            </w:r>
-          </w:p>
-        </w:tc>
-      </w:tr>
-      <w:tr>
-        <w:tc>
-          <w:tcPr>
-            <w:tcW w:type="dxa" w:w="720"/>
-          </w:tcPr>
-          <w:p>
-            <w:r/>
-            <w:r>
-              <w:t>González Suárez</w:t>
-            </w:r>
-          </w:p>
-        </w:tc>
-        <w:tc>
-          <w:tcPr>
-            <w:tcW w:type="dxa" w:w="720"/>
-          </w:tcPr>
-          <w:p>
-            <w:r/>
-            <w:r>
-              <w:t>Norte</w:t>
-            </w:r>
-          </w:p>
-        </w:tc>
-        <w:tc>
-          <w:tcPr>
-            <w:tcW w:type="dxa" w:w="720"/>
-          </w:tcPr>
-          <w:p>
-            <w:r/>
-            <w:r>
-              <w:t>2,58</w:t>
-            </w:r>
-          </w:p>
-        </w:tc>
-        <w:tc>
-          <w:tcPr>
-            <w:tcW w:type="dxa" w:w="720"/>
-          </w:tcPr>
-          <w:p>
-            <w:r/>
-            <w:r>
-              <w:t>203</w:t>
-            </w:r>
-          </w:p>
-        </w:tc>
-        <w:tc>
-          <w:tcPr>
-            <w:tcW w:type="dxa" w:w="720"/>
-          </w:tcPr>
-          <w:p>
-            <w:r/>
-            <w:r>
-              <w:t>43</w:t>
-            </w:r>
-          </w:p>
-        </w:tc>
-        <w:tc>
-          <w:tcPr>
-            <w:tcW w:type="dxa" w:w="720"/>
-          </w:tcPr>
-          <w:p>
-            <w:r/>
-            <w:r>
-              <w:t>38</w:t>
-            </w:r>
-          </w:p>
-        </w:tc>
-        <w:tc>
-          <w:tcPr>
-            <w:tcW w:type="dxa" w:w="720"/>
-          </w:tcPr>
-          <w:p>
-            <w:r/>
-            <w:r>
-              <w:t>27</w:t>
-            </w:r>
-          </w:p>
-        </w:tc>
-        <w:tc>
-          <w:tcPr>
-            <w:tcW w:type="dxa" w:w="720"/>
-          </w:tcPr>
-          <w:p>
-            <w:r/>
-            <w:r>
-              <w:t>31</w:t>
-            </w:r>
-          </w:p>
-        </w:tc>
-        <w:tc>
-          <w:tcPr>
-            <w:tcW w:type="dxa" w:w="720"/>
-          </w:tcPr>
-          <w:p>
-            <w:r/>
-            <w:r>
-              <w:t>42</w:t>
-            </w:r>
-          </w:p>
-        </w:tc>
-        <w:tc>
-          <w:tcPr>
-            <w:tcW w:type="dxa" w:w="720"/>
-          </w:tcPr>
-          <w:p>
-            <w:r/>
-            <w:r>
-              <w:t>5</w:t>
-            </w:r>
-          </w:p>
-        </w:tc>
-        <w:tc>
-          <w:tcPr>
-            <w:tcW w:type="dxa" w:w="720"/>
-          </w:tcPr>
-          <w:p>
-            <w:r/>
-            <w:r>
-              <w:t>farmacia (27)</w:t>
-            </w:r>
-          </w:p>
-        </w:tc>
-        <w:tc>
-          <w:tcPr>
-            <w:tcW w:type="dxa" w:w="720"/>
-          </w:tcPr>
-          <w:p>
-            <w:r/>
-            <w:r>
-              <w:t>+77%</w:t>
-            </w:r>
-          </w:p>
-        </w:tc>
-      </w:tr>
-      <w:tr>
-        <w:tc>
-          <w:tcPr>
-            <w:tcW w:type="dxa" w:w="720"/>
-          </w:tcPr>
-          <w:p>
-            <w:r/>
-            <w:r>
-              <w:t>Iñaquito</w:t>
-            </w:r>
-          </w:p>
-        </w:tc>
-        <w:tc>
-          <w:tcPr>
-            <w:tcW w:type="dxa" w:w="720"/>
-          </w:tcPr>
-          <w:p>
-            <w:r/>
-            <w:r>
-              <w:t>Norte</w:t>
-            </w:r>
-          </w:p>
-        </w:tc>
-        <w:tc>
-          <w:tcPr>
-            <w:tcW w:type="dxa" w:w="720"/>
-          </w:tcPr>
-          <w:p>
-            <w:r/>
-            <w:r>
-              <w:t>3,48</w:t>
-            </w:r>
-          </w:p>
-        </w:tc>
-        <w:tc>
-          <w:tcPr>
-            <w:tcW w:type="dxa" w:w="720"/>
-          </w:tcPr>
-          <w:p>
-            <w:r/>
-            <w:r>
-              <w:t>346</w:t>
-            </w:r>
-          </w:p>
-        </w:tc>
-        <w:tc>
-          <w:tcPr>
-            <w:tcW w:type="dxa" w:w="720"/>
-          </w:tcPr>
-          <w:p>
-            <w:r/>
-            <w:r>
-              <w:t>69</w:t>
-            </w:r>
-          </w:p>
-        </w:tc>
-        <w:tc>
-          <w:tcPr>
-            <w:tcW w:type="dxa" w:w="720"/>
-          </w:tcPr>
-          <w:p>
-            <w:r/>
-            <w:r>
-              <w:t>53</w:t>
-            </w:r>
-          </w:p>
-        </w:tc>
-        <w:tc>
-          <w:tcPr>
-            <w:tcW w:type="dxa" w:w="720"/>
-          </w:tcPr>
-          <w:p>
-            <w:r/>
-            <w:r>
-              <w:t>56</w:t>
-            </w:r>
-          </w:p>
-        </w:tc>
-        <w:tc>
-          <w:tcPr>
-            <w:tcW w:type="dxa" w:w="720"/>
-          </w:tcPr>
-          <w:p>
-            <w:r/>
-            <w:r>
-              <w:t>77</w:t>
-            </w:r>
-          </w:p>
-        </w:tc>
-        <w:tc>
-          <w:tcPr>
-            <w:tcW w:type="dxa" w:w="720"/>
-          </w:tcPr>
-          <w:p>
-            <w:r/>
-            <w:r>
-              <w:t>47</w:t>
-            </w:r>
-          </w:p>
-        </w:tc>
-        <w:tc>
-          <w:tcPr>
-            <w:tcW w:type="dxa" w:w="720"/>
-          </w:tcPr>
-          <w:p>
-            <w:r/>
-            <w:r>
-              <w:t>15</w:t>
-            </w:r>
-          </w:p>
-        </w:tc>
-        <w:tc>
-          <w:tcPr>
-            <w:tcW w:type="dxa" w:w="720"/>
-          </w:tcPr>
-          <w:p>
-            <w:r/>
-            <w:r>
-              <w:t>educación (47)</w:t>
-            </w:r>
-          </w:p>
-        </w:tc>
-        <w:tc>
-          <w:tcPr>
-            <w:tcW w:type="dxa" w:w="720"/>
-          </w:tcPr>
-          <w:p>
-            <w:r/>
-            <w:r>
-              <w:t>+24%</w:t>
-            </w:r>
-          </w:p>
-        </w:tc>
-      </w:tr>
-      <w:tr>
-        <w:tc>
-          <w:tcPr>
-            <w:tcW w:type="dxa" w:w="720"/>
-          </w:tcPr>
-          <w:p>
-            <w:r/>
-            <w:r>
-              <w:t>La Carolina</w:t>
-            </w:r>
-          </w:p>
-        </w:tc>
-        <w:tc>
-          <w:tcPr>
-            <w:tcW w:type="dxa" w:w="720"/>
-          </w:tcPr>
-          <w:p>
-            <w:r/>
-            <w:r>
-              <w:t>Norte</w:t>
-            </w:r>
-          </w:p>
-        </w:tc>
-        <w:tc>
-          <w:tcPr>
-            <w:tcW w:type="dxa" w:w="720"/>
-          </w:tcPr>
-          <w:p>
-            <w:r/>
-            <w:r>
-              <w:t>3,27</w:t>
-            </w:r>
-          </w:p>
-        </w:tc>
-        <w:tc>
-          <w:tcPr>
-            <w:tcW w:type="dxa" w:w="720"/>
-          </w:tcPr>
-          <w:p>
-            <w:r/>
-            <w:r>
-              <w:t>327</w:t>
-            </w:r>
-          </w:p>
-        </w:tc>
-        <w:tc>
-          <w:tcPr>
-            <w:tcW w:type="dxa" w:w="720"/>
-          </w:tcPr>
-          <w:p>
-            <w:r/>
-            <w:r>
-              <w:t>75</w:t>
-            </w:r>
-          </w:p>
-        </w:tc>
-        <w:tc>
-          <w:tcPr>
-            <w:tcW w:type="dxa" w:w="720"/>
-          </w:tcPr>
-          <w:p>
-            <w:r/>
-            <w:r>
-              <w:t>53</w:t>
-            </w:r>
-          </w:p>
-        </w:tc>
-        <w:tc>
-          <w:tcPr>
-            <w:tcW w:type="dxa" w:w="720"/>
-          </w:tcPr>
-          <w:p>
-            <w:r/>
-            <w:r>
-              <w:t>47</w:t>
-            </w:r>
-          </w:p>
-        </w:tc>
-        <w:tc>
-          <w:tcPr>
-            <w:tcW w:type="dxa" w:w="720"/>
-          </w:tcPr>
-          <w:p>
-            <w:r/>
-            <w:r>
-              <w:t>70</w:t>
-            </w:r>
-          </w:p>
-        </w:tc>
-        <w:tc>
-          <w:tcPr>
-            <w:tcW w:type="dxa" w:w="720"/>
-          </w:tcPr>
-          <w:p>
-            <w:r/>
-            <w:r>
-              <w:t>39</w:t>
-            </w:r>
-          </w:p>
-        </w:tc>
-        <w:tc>
-          <w:tcPr>
-            <w:tcW w:type="dxa" w:w="720"/>
-          </w:tcPr>
-          <w:p>
-            <w:r/>
-            <w:r>
-              <w:t>16</w:t>
-            </w:r>
-          </w:p>
-        </w:tc>
-        <w:tc>
-          <w:tcPr>
-            <w:tcW w:type="dxa" w:w="720"/>
-          </w:tcPr>
-          <w:p>
-            <w:r/>
-            <w:r>
-              <w:t>educación (39)</w:t>
-            </w:r>
-          </w:p>
-        </w:tc>
-        <w:tc>
-          <w:tcPr>
-            <w:tcW w:type="dxa" w:w="720"/>
-          </w:tcPr>
-          <w:p>
-            <w:r/>
-            <w:r>
-              <w:t>+37%</w:t>
-            </w:r>
-          </w:p>
-        </w:tc>
-      </w:tr>
-      <w:tr>
-        <w:tc>
-          <w:tcPr>
-            <w:tcW w:type="dxa" w:w="720"/>
-          </w:tcPr>
-          <w:p>
-            <w:r/>
-            <w:r>
-              <w:rPr>
-                <w:b/>
-              </w:rPr>
-              <w:t>La Concepción</w:t>
-            </w:r>
-          </w:p>
-        </w:tc>
-        <w:tc>
-          <w:tcPr>
-            <w:tcW w:type="dxa" w:w="720"/>
-          </w:tcPr>
-          <w:p>
-            <w:r/>
-            <w:r>
-              <w:t>Norte</w:t>
-            </w:r>
-          </w:p>
-        </w:tc>
-        <w:tc>
-          <w:tcPr>
-            <w:tcW w:type="dxa" w:w="720"/>
-          </w:tcPr>
-          <w:p>
-            <w:r/>
-            <w:r>
-              <w:rPr>
-                <w:b/>
-              </w:rPr>
-              <w:t>3,23</w:t>
-            </w:r>
-          </w:p>
-        </w:tc>
-        <w:tc>
-          <w:tcPr>
-            <w:tcW w:type="dxa" w:w="720"/>
-          </w:tcPr>
-          <w:p>
-            <w:r/>
-            <w:r>
-              <w:rPr>
-                <w:b/>
-              </w:rPr>
-              <w:t>274</w:t>
-            </w:r>
-          </w:p>
-        </w:tc>
-        <w:tc>
-          <w:tcPr>
-            <w:tcW w:type="dxa" w:w="720"/>
-          </w:tcPr>
-          <w:p>
-            <w:r/>
-            <w:r>
-              <w:t>66</w:t>
-            </w:r>
-          </w:p>
-        </w:tc>
-        <w:tc>
-          <w:tcPr>
-            <w:tcW w:type="dxa" w:w="720"/>
-          </w:tcPr>
-          <w:p>
-            <w:r/>
-            <w:r>
-              <w:t>41</w:t>
-            </w:r>
-          </w:p>
-        </w:tc>
-        <w:tc>
-          <w:tcPr>
-            <w:tcW w:type="dxa" w:w="720"/>
-          </w:tcPr>
-          <w:p>
-            <w:r/>
-            <w:r>
-              <w:t>53</w:t>
-            </w:r>
-          </w:p>
-        </w:tc>
-        <w:tc>
-          <w:tcPr>
-            <w:tcW w:type="dxa" w:w="720"/>
-          </w:tcPr>
-          <w:p>
-            <w:r/>
-            <w:r>
-              <w:t>42</w:t>
-            </w:r>
-          </w:p>
-        </w:tc>
-        <w:tc>
-          <w:tcPr>
-            <w:tcW w:type="dxa" w:w="720"/>
-          </w:tcPr>
-          <w:p>
-            <w:r/>
-            <w:r>
-              <w:t>34</w:t>
-            </w:r>
-          </w:p>
-        </w:tc>
-        <w:tc>
-          <w:tcPr>
-            <w:tcW w:type="dxa" w:w="720"/>
-          </w:tcPr>
-          <w:p>
-            <w:r/>
-            <w:r>
-              <w:t>18</w:t>
-            </w:r>
-          </w:p>
-        </w:tc>
-        <w:tc>
-          <w:tcPr>
-            <w:tcW w:type="dxa" w:w="720"/>
-          </w:tcPr>
-          <w:p>
-            <w:r/>
-            <w:r>
-              <w:t>educación (34)</w:t>
-            </w:r>
-          </w:p>
-        </w:tc>
-        <w:tc>
-          <w:tcPr>
-            <w:tcW w:type="dxa" w:w="720"/>
-          </w:tcPr>
-          <w:p>
-            <w:r/>
-            <w:r>
-              <w:t>+35%</w:t>
-            </w:r>
-          </w:p>
-        </w:tc>
-      </w:tr>
-      <w:tr>
-        <w:tc>
-          <w:tcPr>
-            <w:tcW w:type="dxa" w:w="720"/>
-          </w:tcPr>
-          <w:p>
-            <w:r/>
-            <w:r>
-              <w:t>Ponceano</w:t>
-            </w:r>
-          </w:p>
-        </w:tc>
-        <w:tc>
-          <w:tcPr>
-            <w:tcW w:type="dxa" w:w="720"/>
-          </w:tcPr>
-          <w:p>
-            <w:r/>
-            <w:r>
-              <w:t>Norte</w:t>
-            </w:r>
-          </w:p>
-        </w:tc>
-        <w:tc>
-          <w:tcPr>
-            <w:tcW w:type="dxa" w:w="720"/>
-          </w:tcPr>
-          <w:p>
-            <w:r/>
-            <w:r>
-              <w:rPr>
-                <w:b/>
-              </w:rPr>
-              <w:t>1,22</w:t>
-            </w:r>
-          </w:p>
-        </w:tc>
-        <w:tc>
-          <w:tcPr>
-            <w:tcW w:type="dxa" w:w="720"/>
-          </w:tcPr>
-          <w:p>
-            <w:r/>
-            <w:r>
-              <w:rPr>
-                <w:b/>
-              </w:rPr>
-              <w:t>24</w:t>
-            </w:r>
-          </w:p>
-        </w:tc>
-        <w:tc>
-          <w:tcPr>
-            <w:tcW w:type="dxa" w:w="720"/>
-          </w:tcPr>
-          <w:p>
-            <w:r/>
-            <w:r>
-              <w:t>10</w:t>
-            </w:r>
-          </w:p>
-        </w:tc>
-        <w:tc>
-          <w:tcPr>
-            <w:tcW w:type="dxa" w:w="720"/>
-          </w:tcPr>
-          <w:p>
-            <w:r/>
-            <w:r>
-              <w:t>6</w:t>
-            </w:r>
-          </w:p>
-        </w:tc>
-        <w:tc>
-          <w:tcPr>
-            <w:tcW w:type="dxa" w:w="720"/>
-          </w:tcPr>
-          <w:p>
-            <w:r/>
-            <w:r>
-              <w:t>2</w:t>
-            </w:r>
-          </w:p>
-        </w:tc>
-        <w:tc>
-          <w:tcPr>
-            <w:tcW w:type="dxa" w:w="720"/>
-          </w:tcPr>
-          <w:p>
-            <w:r/>
-            <w:r>
-              <w:t>3</w:t>
-            </w:r>
-          </w:p>
-        </w:tc>
-        <w:tc>
-          <w:tcPr>
-            <w:tcW w:type="dxa" w:w="720"/>
-          </w:tcPr>
-          <w:p>
-            <w:r/>
-            <w:r>
-              <w:t>2</w:t>
-            </w:r>
-          </w:p>
-        </w:tc>
-        <w:tc>
-          <w:tcPr>
-            <w:tcW w:type="dxa" w:w="720"/>
-          </w:tcPr>
-          <w:p>
-            <w:r/>
-            <w:r>
-              <w:t>0</w:t>
-            </w:r>
-          </w:p>
-        </w:tc>
-        <w:tc>
-          <w:tcPr>
-            <w:tcW w:type="dxa" w:w="720"/>
-          </w:tcPr>
-          <w:p>
-            <w:r/>
-            <w:r>
-              <w:t>farmacia (2)</w:t>
-            </w:r>
-          </w:p>
-        </w:tc>
-        <w:tc>
-          <w:tcPr>
-            <w:tcW w:type="dxa" w:w="720"/>
-          </w:tcPr>
-          <w:p>
-            <w:r/>
-            <w:r>
-              <w:rPr>
-                <w:b/>
-              </w:rPr>
-              <w:t>+471%</w:t>
-            </w:r>
-          </w:p>
-        </w:tc>
-      </w:tr>
-      <w:tr>
-        <w:tc>
-          <w:tcPr>
-            <w:tcW w:type="dxa" w:w="720"/>
-          </w:tcPr>
-          <w:p>
-            <w:r/>
-            <w:r>
-              <w:t>Quito Tenis</w:t>
-            </w:r>
-          </w:p>
-        </w:tc>
-        <w:tc>
-          <w:tcPr>
-            <w:tcW w:type="dxa" w:w="720"/>
-          </w:tcPr>
-          <w:p>
-            <w:r/>
-            <w:r>
-              <w:t>Norte</w:t>
-            </w:r>
-          </w:p>
-        </w:tc>
-        <w:tc>
-          <w:tcPr>
-            <w:tcW w:type="dxa" w:w="720"/>
-          </w:tcPr>
-          <w:p>
-            <w:r/>
-            <w:r>
-              <w:t>2,70</w:t>
-            </w:r>
-          </w:p>
-        </w:tc>
-        <w:tc>
-          <w:tcPr>
-            <w:tcW w:type="dxa" w:w="720"/>
-          </w:tcPr>
-          <w:p>
-            <w:r/>
-            <w:r>
-              <w:t>166</w:t>
-            </w:r>
-          </w:p>
-        </w:tc>
-        <w:tc>
-          <w:tcPr>
-            <w:tcW w:type="dxa" w:w="720"/>
-          </w:tcPr>
-          <w:p>
-            <w:r/>
-            <w:r>
-              <w:t>33</w:t>
-            </w:r>
-          </w:p>
-        </w:tc>
-        <w:tc>
-          <w:tcPr>
-            <w:tcW w:type="dxa" w:w="720"/>
-          </w:tcPr>
-          <w:p>
-            <w:r/>
-            <w:r>
-              <w:t>29</w:t>
-            </w:r>
-          </w:p>
-        </w:tc>
-        <w:tc>
-          <w:tcPr>
-            <w:tcW w:type="dxa" w:w="720"/>
-          </w:tcPr>
-          <w:p>
-            <w:r/>
-            <w:r>
-              <w:t>28</w:t>
-            </w:r>
-          </w:p>
-        </w:tc>
-        <w:tc>
-          <w:tcPr>
-            <w:tcW w:type="dxa" w:w="720"/>
-          </w:tcPr>
-          <w:p>
-            <w:r/>
-            <w:r>
-              <w:t>38</w:t>
-            </w:r>
-          </w:p>
-        </w:tc>
-        <w:tc>
-          <w:tcPr>
-            <w:tcW w:type="dxa" w:w="720"/>
-          </w:tcPr>
-          <w:p>
-            <w:r/>
-            <w:r>
-              <w:t>18</w:t>
-            </w:r>
-          </w:p>
-        </w:tc>
-        <w:tc>
-          <w:tcPr>
-            <w:tcW w:type="dxa" w:w="720"/>
-          </w:tcPr>
-          <w:p>
-            <w:r/>
-            <w:r>
-              <w:t>10</w:t>
-            </w:r>
-          </w:p>
-        </w:tc>
-        <w:tc>
-          <w:tcPr>
-            <w:tcW w:type="dxa" w:w="720"/>
-          </w:tcPr>
-          <w:p>
-            <w:r/>
-            <w:r>
-              <w:t>educación (18)</w:t>
-            </w:r>
-          </w:p>
-        </w:tc>
-        <w:tc>
-          <w:tcPr>
-            <w:tcW w:type="dxa" w:w="720"/>
-          </w:tcPr>
-          <w:p>
-            <w:r/>
-            <w:r>
-              <w:t>+52%</w:t>
-            </w:r>
-          </w:p>
-        </w:tc>
-      </w:tr>
-      <w:tr>
-        <w:tc>
-          <w:tcPr>
-            <w:tcW w:type="dxa" w:w="720"/>
-          </w:tcPr>
-          <w:p>
-            <w:r/>
-            <w:r>
-              <w:t>La Floresta</w:t>
-            </w:r>
-          </w:p>
-        </w:tc>
-        <w:tc>
-          <w:tcPr>
-            <w:tcW w:type="dxa" w:w="720"/>
-          </w:tcPr>
-          <w:p>
-            <w:r/>
-            <w:r>
-              <w:t>Centro-N</w:t>
-            </w:r>
-          </w:p>
-        </w:tc>
-        <w:tc>
-          <w:tcPr>
-            <w:tcW w:type="dxa" w:w="720"/>
-          </w:tcPr>
-          <w:p>
-            <w:r/>
-            <w:r>
-              <w:t>3,46</w:t>
-            </w:r>
-          </w:p>
-        </w:tc>
-        <w:tc>
-          <w:tcPr>
-            <w:tcW w:type="dxa" w:w="720"/>
-          </w:tcPr>
-          <w:p>
-            <w:r/>
-            <w:r>
-              <w:t>385</w:t>
-            </w:r>
-          </w:p>
-        </w:tc>
-        <w:tc>
-          <w:tcPr>
-            <w:tcW w:type="dxa" w:w="720"/>
-          </w:tcPr>
-          <w:p>
-            <w:r/>
-            <w:r>
-              <w:t>90</w:t>
-            </w:r>
-          </w:p>
-        </w:tc>
-        <w:tc>
-          <w:tcPr>
-            <w:tcW w:type="dxa" w:w="720"/>
-          </w:tcPr>
-          <w:p>
-            <w:r/>
-            <w:r>
-              <w:t>78</w:t>
-            </w:r>
-          </w:p>
-        </w:tc>
-        <w:tc>
-          <w:tcPr>
-            <w:tcW w:type="dxa" w:w="720"/>
-          </w:tcPr>
-          <w:p>
-            <w:r/>
-            <w:r>
-              <w:t>59</w:t>
-            </w:r>
-          </w:p>
-        </w:tc>
-        <w:tc>
-          <w:tcPr>
-            <w:tcW w:type="dxa" w:w="720"/>
-          </w:tcPr>
-          <w:p>
-            <w:r/>
-            <w:r>
-              <w:t>39</w:t>
-            </w:r>
-          </w:p>
-        </w:tc>
-        <w:tc>
-          <w:tcPr>
-            <w:tcW w:type="dxa" w:w="720"/>
-          </w:tcPr>
-          <w:p>
-            <w:r/>
-            <w:r>
-              <w:t>82</w:t>
-            </w:r>
-          </w:p>
-        </w:tc>
-        <w:tc>
-          <w:tcPr>
-            <w:tcW w:type="dxa" w:w="720"/>
-          </w:tcPr>
-          <w:p>
-            <w:r/>
-            <w:r>
-              <w:t>8</w:t>
-            </w:r>
-          </w:p>
-        </w:tc>
-        <w:tc>
-          <w:tcPr>
-            <w:tcW w:type="dxa" w:w="720"/>
-          </w:tcPr>
-          <w:p>
-            <w:r/>
-            <w:r>
-              <w:t>salud (39)</w:t>
-            </w:r>
-          </w:p>
-        </w:tc>
-        <w:tc>
-          <w:tcPr>
-            <w:tcW w:type="dxa" w:w="720"/>
-          </w:tcPr>
-          <w:p>
-            <w:r/>
-            <w:r>
-              <w:t>+24%</w:t>
-            </w:r>
-          </w:p>
-        </w:tc>
-      </w:tr>
-      <w:tr>
-        <w:tc>
-          <w:tcPr>
-            <w:tcW w:type="dxa" w:w="720"/>
-          </w:tcPr>
-          <w:p>
-            <w:r/>
-            <w:r>
-              <w:t>La Mariscal</w:t>
-            </w:r>
-          </w:p>
-        </w:tc>
-        <w:tc>
-          <w:tcPr>
-            <w:tcW w:type="dxa" w:w="720"/>
-          </w:tcPr>
-          <w:p>
-            <w:r/>
-            <w:r>
-              <w:t>Centro-N</w:t>
-            </w:r>
-          </w:p>
-        </w:tc>
-        <w:tc>
-          <w:tcPr>
-            <w:tcW w:type="dxa" w:w="720"/>
-          </w:tcPr>
-          <w:p>
-            <w:r/>
-            <w:r>
-              <w:t>3,51</w:t>
-            </w:r>
-          </w:p>
-        </w:tc>
-        <w:tc>
-          <w:tcPr>
-            <w:tcW w:type="dxa" w:w="720"/>
-          </w:tcPr>
-          <w:p>
-            <w:r/>
-            <w:r>
-              <w:rPr>
-                <w:b/>
-              </w:rPr>
-              <w:t>472</w:t>
-            </w:r>
-          </w:p>
-        </w:tc>
-        <w:tc>
-          <w:tcPr>
-            <w:tcW w:type="dxa" w:w="720"/>
-          </w:tcPr>
-          <w:p>
-            <w:r/>
-            <w:r>
-              <w:t>108</w:t>
-            </w:r>
-          </w:p>
-        </w:tc>
-        <w:tc>
-          <w:tcPr>
-            <w:tcW w:type="dxa" w:w="720"/>
-          </w:tcPr>
-          <w:p>
-            <w:r/>
-            <w:r>
-              <w:t>76</w:t>
-            </w:r>
-          </w:p>
-        </w:tc>
-        <w:tc>
-          <w:tcPr>
-            <w:tcW w:type="dxa" w:w="720"/>
-          </w:tcPr>
-          <w:p>
-            <w:r/>
-            <w:r>
-              <w:t>70</w:t>
-            </w:r>
-          </w:p>
-        </w:tc>
-        <w:tc>
-          <w:tcPr>
-            <w:tcW w:type="dxa" w:w="720"/>
-          </w:tcPr>
-          <w:p>
-            <w:r/>
-            <w:r>
-              <w:t>76</w:t>
-            </w:r>
-          </w:p>
-        </w:tc>
-        <w:tc>
-          <w:tcPr>
-            <w:tcW w:type="dxa" w:w="720"/>
-          </w:tcPr>
-          <w:p>
-            <w:r/>
-            <w:r>
-              <w:t>91</w:t>
-            </w:r>
-          </w:p>
-        </w:tc>
-        <w:tc>
-          <w:tcPr>
-            <w:tcW w:type="dxa" w:w="720"/>
-          </w:tcPr>
-          <w:p>
-            <w:r/>
-            <w:r>
-              <w:t>11</w:t>
-            </w:r>
-          </w:p>
-        </w:tc>
-        <w:tc>
-          <w:tcPr>
-            <w:tcW w:type="dxa" w:w="720"/>
-          </w:tcPr>
-          <w:p>
-            <w:r/>
-            <w:r>
-              <w:t>farmacia (70)</w:t>
-            </w:r>
-          </w:p>
-        </w:tc>
-        <w:tc>
-          <w:tcPr>
-            <w:tcW w:type="dxa" w:w="720"/>
-          </w:tcPr>
-          <w:p>
-            <w:r/>
-            <w:r>
-              <w:t>+21%</w:t>
-            </w:r>
-          </w:p>
-        </w:tc>
-      </w:tr>
-      <w:tr>
-        <w:tc>
-          <w:tcPr>
-            <w:tcW w:type="dxa" w:w="720"/>
-          </w:tcPr>
-          <w:p>
-            <w:r/>
-            <w:r>
-              <w:t>Centro Histórico</w:t>
-            </w:r>
-          </w:p>
-        </w:tc>
-        <w:tc>
-          <w:tcPr>
-            <w:tcW w:type="dxa" w:w="720"/>
-          </w:tcPr>
-          <w:p>
-            <w:r/>
-            <w:r>
-              <w:t>Centro</w:t>
-            </w:r>
-          </w:p>
-        </w:tc>
-        <w:tc>
-          <w:tcPr>
-            <w:tcW w:type="dxa" w:w="720"/>
-          </w:tcPr>
-          <w:p>
-            <w:r/>
-            <w:r>
-              <w:rPr>
-                <w:b/>
-              </w:rPr>
-              <w:t>3,70</w:t>
-            </w:r>
-          </w:p>
-        </w:tc>
-        <w:tc>
-          <w:tcPr>
-            <w:tcW w:type="dxa" w:w="720"/>
-          </w:tcPr>
-          <w:p>
-            <w:r/>
-            <w:r>
-              <w:t>347</w:t>
-            </w:r>
-          </w:p>
-        </w:tc>
-        <w:tc>
-          <w:tcPr>
-            <w:tcW w:type="dxa" w:w="720"/>
-          </w:tcPr>
-          <w:p>
-            <w:r/>
-            <w:r>
-              <w:t>69</w:t>
-            </w:r>
-          </w:p>
-        </w:tc>
-        <w:tc>
-          <w:tcPr>
-            <w:tcW w:type="dxa" w:w="720"/>
-          </w:tcPr>
-          <w:p>
-            <w:r/>
-            <w:r>
-              <w:t>74</w:t>
-            </w:r>
-          </w:p>
-        </w:tc>
-        <w:tc>
-          <w:tcPr>
-            <w:tcW w:type="dxa" w:w="720"/>
-          </w:tcPr>
-          <w:p>
-            <w:r/>
-            <w:r>
-              <w:t>50</w:t>
-            </w:r>
-          </w:p>
-        </w:tc>
-        <w:tc>
-          <w:tcPr>
-            <w:tcW w:type="dxa" w:w="720"/>
-          </w:tcPr>
-          <w:p>
-            <w:r/>
-            <w:r>
-              <w:t>27</w:t>
-            </w:r>
-          </w:p>
-        </w:tc>
-        <w:tc>
-          <w:tcPr>
-            <w:tcW w:type="dxa" w:w="720"/>
-          </w:tcPr>
-          <w:p>
-            <w:r/>
-            <w:r>
-              <w:t>33</w:t>
-            </w:r>
-          </w:p>
-        </w:tc>
-        <w:tc>
-          <w:tcPr>
-            <w:tcW w:type="dxa" w:w="720"/>
-          </w:tcPr>
-          <w:p>
-            <w:r/>
-            <w:r>
-              <w:t>16</w:t>
-            </w:r>
-          </w:p>
-        </w:tc>
-        <w:tc>
-          <w:tcPr>
-            <w:tcW w:type="dxa" w:w="720"/>
-          </w:tcPr>
-          <w:p>
-            <w:r/>
-            <w:r>
-              <w:t>salud (27)</w:t>
-            </w:r>
-          </w:p>
-        </w:tc>
-        <w:tc>
-          <w:tcPr>
-            <w:tcW w:type="dxa" w:w="720"/>
-          </w:tcPr>
-          <w:p>
-            <w:r/>
-            <w:r>
-              <w:t>+15%</w:t>
-            </w:r>
-          </w:p>
-        </w:tc>
-      </w:tr>
-      <w:tr>
-        <w:tc>
-          <w:tcPr>
-            <w:tcW w:type="dxa" w:w="720"/>
-          </w:tcPr>
-          <w:p>
-            <w:r/>
-            <w:r>
-              <w:t>Chillogallo</w:t>
-            </w:r>
-          </w:p>
-        </w:tc>
-        <w:tc>
-          <w:tcPr>
-            <w:tcW w:type="dxa" w:w="720"/>
-          </w:tcPr>
-          <w:p>
-            <w:r/>
-            <w:r>
-              <w:t>Sur</w:t>
-            </w:r>
-          </w:p>
-        </w:tc>
-        <w:tc>
-          <w:tcPr>
-            <w:tcW w:type="dxa" w:w="720"/>
-          </w:tcPr>
-          <w:p>
-            <w:r/>
-            <w:r>
-              <w:t>3,31</w:t>
-            </w:r>
-          </w:p>
-        </w:tc>
-        <w:tc>
-          <w:tcPr>
-            <w:tcW w:type="dxa" w:w="720"/>
-          </w:tcPr>
-          <w:p>
-            <w:r/>
-            <w:r>
-              <w:t>157</w:t>
-            </w:r>
-          </w:p>
-        </w:tc>
-        <w:tc>
-          <w:tcPr>
-            <w:tcW w:type="dxa" w:w="720"/>
-          </w:tcPr>
-          <w:p>
-            <w:r/>
-            <w:r>
-              <w:t>29</w:t>
-            </w:r>
-          </w:p>
-        </w:tc>
-        <w:tc>
-          <w:tcPr>
-            <w:tcW w:type="dxa" w:w="720"/>
-          </w:tcPr>
-          <w:p>
-            <w:r/>
-            <w:r>
-              <w:t>75</w:t>
-            </w:r>
-          </w:p>
-        </w:tc>
-        <w:tc>
-          <w:tcPr>
-            <w:tcW w:type="dxa" w:w="720"/>
-          </w:tcPr>
-          <w:p>
-            <w:r/>
-            <w:r>
-              <w:t>16</w:t>
-            </w:r>
-          </w:p>
-        </w:tc>
-        <w:tc>
-          <w:tcPr>
-            <w:tcW w:type="dxa" w:w="720"/>
-          </w:tcPr>
-          <w:p>
-            <w:r/>
-            <w:r>
-              <w:t>10</w:t>
-            </w:r>
-          </w:p>
-        </w:tc>
-        <w:tc>
-          <w:tcPr>
-            <w:tcW w:type="dxa" w:w="720"/>
-          </w:tcPr>
-          <w:p>
-            <w:r/>
-            <w:r>
-              <w:t>14</w:t>
-            </w:r>
-          </w:p>
-        </w:tc>
-        <w:tc>
-          <w:tcPr>
-            <w:tcW w:type="dxa" w:w="720"/>
-          </w:tcPr>
-          <w:p>
-            <w:r/>
-            <w:r>
-              <w:t>2</w:t>
-            </w:r>
-          </w:p>
-        </w:tc>
-        <w:tc>
-          <w:tcPr>
-            <w:tcW w:type="dxa" w:w="720"/>
-          </w:tcPr>
-          <w:p>
-            <w:r/>
-            <w:r>
-              <w:t>salud (10)</w:t>
-            </w:r>
-          </w:p>
-        </w:tc>
-        <w:tc>
-          <w:tcPr>
-            <w:tcW w:type="dxa" w:w="720"/>
-          </w:tcPr>
-          <w:p>
-            <w:r/>
-            <w:r>
-              <w:t>+22%</w:t>
-            </w:r>
-          </w:p>
-        </w:tc>
-      </w:tr>
-      <w:tr>
-        <w:tc>
-          <w:tcPr>
-            <w:tcW w:type="dxa" w:w="720"/>
-          </w:tcPr>
-          <w:p>
-            <w:r/>
-            <w:r>
-              <w:t>La Magdalena</w:t>
-            </w:r>
-          </w:p>
-        </w:tc>
-        <w:tc>
-          <w:tcPr>
-            <w:tcW w:type="dxa" w:w="720"/>
-          </w:tcPr>
-          <w:p>
-            <w:r/>
-            <w:r>
-              <w:t>Sur</w:t>
-            </w:r>
-          </w:p>
-        </w:tc>
-        <w:tc>
-          <w:tcPr>
-            <w:tcW w:type="dxa" w:w="720"/>
-          </w:tcPr>
-          <w:p>
-            <w:r/>
-            <w:r>
-              <w:t>2,81</w:t>
-            </w:r>
-          </w:p>
-        </w:tc>
-        <w:tc>
-          <w:tcPr>
-            <w:tcW w:type="dxa" w:w="720"/>
-          </w:tcPr>
-          <w:p>
-            <w:r/>
-            <w:r>
-              <w:t>204</w:t>
-            </w:r>
-          </w:p>
-        </w:tc>
-        <w:tc>
-          <w:tcPr>
-            <w:tcW w:type="dxa" w:w="720"/>
-          </w:tcPr>
-          <w:p>
-            <w:r/>
-            <w:r>
-              <w:t>31</w:t>
-            </w:r>
-          </w:p>
-        </w:tc>
-        <w:tc>
-          <w:tcPr>
-            <w:tcW w:type="dxa" w:w="720"/>
-          </w:tcPr>
-          <w:p>
-            <w:r/>
-            <w:r>
-              <w:t>47</w:t>
-            </w:r>
-          </w:p>
-        </w:tc>
-        <w:tc>
-          <w:tcPr>
-            <w:tcW w:type="dxa" w:w="720"/>
-          </w:tcPr>
-          <w:p>
-            <w:r/>
-            <w:r>
-              <w:t>34</w:t>
-            </w:r>
-          </w:p>
-        </w:tc>
-        <w:tc>
-          <w:tcPr>
-            <w:tcW w:type="dxa" w:w="720"/>
-          </w:tcPr>
-          <w:p>
-            <w:r/>
-            <w:r>
-              <w:t>35</w:t>
-            </w:r>
-          </w:p>
-        </w:tc>
-        <w:tc>
-          <w:tcPr>
-            <w:tcW w:type="dxa" w:w="720"/>
-          </w:tcPr>
-          <w:p>
-            <w:r/>
-            <w:r>
-              <w:t>30</w:t>
-            </w:r>
-          </w:p>
-        </w:tc>
-        <w:tc>
-          <w:tcPr>
-            <w:tcW w:type="dxa" w:w="720"/>
-          </w:tcPr>
-          <w:p>
-            <w:r/>
-            <w:r>
-              <w:t>12</w:t>
-            </w:r>
-          </w:p>
-        </w:tc>
-        <w:tc>
-          <w:tcPr>
-            <w:tcW w:type="dxa" w:w="720"/>
-          </w:tcPr>
-          <w:p>
-            <w:r/>
-            <w:r>
-              <w:t>educación (30)</w:t>
-            </w:r>
-          </w:p>
-        </w:tc>
-        <w:tc>
-          <w:tcPr>
-            <w:tcW w:type="dxa" w:w="720"/>
-          </w:tcPr>
-          <w:p>
-            <w:r/>
-            <w:r>
-              <w:t>+48%</w:t>
-            </w:r>
-          </w:p>
-        </w:tc>
-      </w:tr>
-      <w:tr>
-        <w:tc>
-          <w:tcPr>
-            <w:tcW w:type="dxa" w:w="720"/>
-          </w:tcPr>
-          <w:p>
-            <w:r/>
-            <w:r>
-              <w:t>Quitumbe</w:t>
-            </w:r>
-          </w:p>
-        </w:tc>
-        <w:tc>
-          <w:tcPr>
-            <w:tcW w:type="dxa" w:w="720"/>
-          </w:tcPr>
-          <w:p>
-            <w:r/>
-            <w:r>
-              <w:t>Sur</w:t>
-            </w:r>
-          </w:p>
-        </w:tc>
-        <w:tc>
-          <w:tcPr>
-            <w:tcW w:type="dxa" w:w="720"/>
-          </w:tcPr>
-          <w:p>
-            <w:r/>
-            <w:r>
-              <w:t>2,63</w:t>
-            </w:r>
-          </w:p>
-        </w:tc>
-        <w:tc>
-          <w:tcPr>
-            <w:tcW w:type="dxa" w:w="720"/>
-          </w:tcPr>
-          <w:p>
-            <w:r/>
-            <w:r>
-              <w:t>84</w:t>
-            </w:r>
-          </w:p>
-        </w:tc>
-        <w:tc>
-          <w:tcPr>
-            <w:tcW w:type="dxa" w:w="720"/>
-          </w:tcPr>
-          <w:p>
-            <w:r/>
-            <w:r>
-              <w:t>30</w:t>
-            </w:r>
-          </w:p>
-        </w:tc>
-        <w:tc>
-          <w:tcPr>
-            <w:tcW w:type="dxa" w:w="720"/>
-          </w:tcPr>
-          <w:p>
-            <w:r/>
-            <w:r>
-              <w:t>14</w:t>
-            </w:r>
-          </w:p>
-        </w:tc>
-        <w:tc>
-          <w:tcPr>
-            <w:tcW w:type="dxa" w:w="720"/>
-          </w:tcPr>
-          <w:p>
-            <w:r/>
-            <w:r>
-              <w:t>17</w:t>
-            </w:r>
-          </w:p>
-        </w:tc>
-        <w:tc>
-          <w:tcPr>
-            <w:tcW w:type="dxa" w:w="720"/>
-          </w:tcPr>
-          <w:p>
-            <w:r/>
-            <w:r>
-              <w:t>6</w:t>
-            </w:r>
-          </w:p>
-        </w:tc>
-        <w:tc>
-          <w:tcPr>
-            <w:tcW w:type="dxa" w:w="720"/>
-          </w:tcPr>
-          <w:p>
-            <w:r/>
-            <w:r>
-              <w:t>6</w:t>
-            </w:r>
-          </w:p>
-        </w:tc>
-        <w:tc>
-          <w:tcPr>
-            <w:tcW w:type="dxa" w:w="720"/>
-          </w:tcPr>
-          <w:p>
-            <w:r/>
-            <w:r>
-              <w:t>4</w:t>
-            </w:r>
-          </w:p>
-        </w:tc>
-        <w:tc>
-          <w:tcPr>
-            <w:tcW w:type="dxa" w:w="720"/>
-          </w:tcPr>
-          <w:p>
-            <w:r/>
-            <w:r>
-              <w:t>salud (6)</w:t>
-            </w:r>
-          </w:p>
-        </w:tc>
-        <w:tc>
-          <w:tcPr>
-            <w:tcW w:type="dxa" w:w="720"/>
-          </w:tcPr>
-          <w:p>
-            <w:r/>
-            <w:r>
-              <w:t>+62%</w:t>
-            </w:r>
-          </w:p>
-        </w:tc>
-      </w:tr>
-      <w:tr>
-        <w:tc>
-          <w:tcPr>
-            <w:tcW w:type="dxa" w:w="720"/>
-          </w:tcPr>
-          <w:p>
-            <w:r/>
-            <w:r>
-              <w:t>Solanda</w:t>
-            </w:r>
-          </w:p>
-        </w:tc>
-        <w:tc>
-          <w:tcPr>
-            <w:tcW w:type="dxa" w:w="720"/>
-          </w:tcPr>
-          <w:p>
-            <w:r/>
-            <w:r>
-              <w:t>Sur</w:t>
-            </w:r>
-          </w:p>
-        </w:tc>
-        <w:tc>
-          <w:tcPr>
-            <w:tcW w:type="dxa" w:w="720"/>
-          </w:tcPr>
-          <w:p>
-            <w:r/>
-            <w:r>
-              <w:t>2,87</w:t>
-            </w:r>
-          </w:p>
-        </w:tc>
-        <w:tc>
-          <w:tcPr>
-            <w:tcW w:type="dxa" w:w="720"/>
-          </w:tcPr>
-          <w:p>
-            <w:r/>
-            <w:r>
-              <w:t>192</w:t>
-            </w:r>
-          </w:p>
-        </w:tc>
-        <w:tc>
-          <w:tcPr>
-            <w:tcW w:type="dxa" w:w="720"/>
-          </w:tcPr>
-          <w:p>
-            <w:r/>
-            <w:r>
-              <w:t>24</w:t>
-            </w:r>
-          </w:p>
-        </w:tc>
-        <w:tc>
-          <w:tcPr>
-            <w:tcW w:type="dxa" w:w="720"/>
-          </w:tcPr>
-          <w:p>
-            <w:r/>
-            <w:r>
-              <w:t>65</w:t>
-            </w:r>
-          </w:p>
-        </w:tc>
-        <w:tc>
-          <w:tcPr>
-            <w:tcW w:type="dxa" w:w="720"/>
-          </w:tcPr>
-          <w:p>
-            <w:r/>
-            <w:r>
-              <w:t>36</w:t>
-            </w:r>
-          </w:p>
-        </w:tc>
-        <w:tc>
-          <w:tcPr>
-            <w:tcW w:type="dxa" w:w="720"/>
-          </w:tcPr>
-          <w:p>
-            <w:r/>
-            <w:r>
-              <w:t>27</w:t>
-            </w:r>
-          </w:p>
-        </w:tc>
-        <w:tc>
-          <w:tcPr>
-            <w:tcW w:type="dxa" w:w="720"/>
-          </w:tcPr>
-          <w:p>
-            <w:r/>
-            <w:r>
-              <w:t>9</w:t>
-            </w:r>
-          </w:p>
-        </w:tc>
-        <w:tc>
-          <w:tcPr>
-            <w:tcW w:type="dxa" w:w="720"/>
-          </w:tcPr>
-          <w:p>
-            <w:r/>
-            <w:r>
-              <w:t>14</w:t>
-            </w:r>
-          </w:p>
-        </w:tc>
-        <w:tc>
-          <w:tcPr>
-            <w:tcW w:type="dxa" w:w="720"/>
-          </w:tcPr>
-          <w:p>
-            <w:r/>
-            <w:r>
-              <w:t>educación (9)</w:t>
-            </w:r>
-          </w:p>
-        </w:tc>
-        <w:tc>
-          <w:tcPr>
-            <w:tcW w:type="dxa" w:w="720"/>
-          </w:tcPr>
-          <w:p>
-            <w:r/>
-            <w:r>
-              <w:t>+41%</w:t>
-            </w:r>
-          </w:p>
-        </w:tc>
-      </w:tr>
-    </w:tbl>
-    <w:p>
-      <w:pPr>
-        <w:pStyle w:val="Heading1"/>
-      </w:pPr>
-      <w:r>
-        <w:t>4. Lo que muestran los números</w:t>
-      </w:r>
-    </w:p>
-    <w:p>
-      <w:pPr>
-        <w:pStyle w:val="Heading2"/>
-      </w:pPr>
-      <w:r>
-        <w:t>4.1 Quince minutos no son quince minutos</w:t>
-      </w:r>
-    </w:p>
-    <w:p>
-      <w:r>
-        <w:t xml:space="preserve">El hallazgo que solo aparece al medir por calles: </w:t>
-      </w:r>
-      <w:r>
-        <w:rPr>
-          <w:b/>
-        </w:rPr>
-        <w:t>el área alcanzable a pie varía 3x entre sectores.</w:t>
-      </w:r>
-    </w:p>
-    <w:p>
-      <w:pPr>
-        <w:pStyle w:val="ListBullet"/>
-      </w:pPr>
-      <w:r>
-        <w:rPr>
-          <w:b/>
-        </w:rPr>
-        <w:t>Centro Histórico: 3,70 km²</w:t>
-      </w:r>
-      <w:r>
-        <w:t xml:space="preserve"> — traza regular, plana, muy conectada.</w:t>
-      </w:r>
-    </w:p>
-    <w:p>
-      <w:pPr>
-        <w:pStyle w:val="ListBullet"/>
-      </w:pPr>
-      <w:r>
-        <w:rPr>
-          <w:b/>
-        </w:rPr>
-        <w:t>Ponceano: 1,22 km²</w:t>
-      </w:r>
-      <w:r>
-        <w:t xml:space="preserve"> — la misma caminata de 15 minutos cubre </w:t>
-      </w:r>
-      <w:r>
-        <w:rPr>
-          <w:b/>
-        </w:rPr>
-        <w:t>un tercio</w:t>
-      </w:r>
-      <w:r>
-        <w:t xml:space="preserve"> de ciudad.</w:t>
-      </w:r>
-    </w:p>
-    <w:p>
-      <w:r>
-        <w:t xml:space="preserve">En una ciudad de ladera y quebradas como Quito, *"a 15 minutos a pie"* no describe una distancia: describe </w:t>
-      </w:r>
-      <w:r>
-        <w:rPr>
-          <w:b/>
-        </w:rPr>
-        <w:t>cuánta ciudad te deja alcanzar la traza urbana</w:t>
-      </w:r>
-      <w:r>
-        <w:t>. Dos personas caminando lo mismo, en sectores distintos, viven ciudades de tamaño diferente.</w:t>
-      </w:r>
-    </w:p>
-    <w:p>
-      <w:pPr>
-        <w:pStyle w:val="Heading2"/>
-      </w:pPr>
-      <w:r>
-        <w:t>4.2 El rango real es de 19,7x</w:t>
-      </w:r>
-    </w:p>
-    <w:p>
-      <w:r>
-        <w:t xml:space="preserve">De </w:t>
-      </w:r>
-      <w:r>
-        <w:rPr>
-          <w:b/>
-        </w:rPr>
-        <w:t>24</w:t>
-      </w:r>
-      <w:r>
-        <w:t xml:space="preserve"> puntos de servicio alcanzables (Ponceano) a </w:t>
-      </w:r>
-      <w:r>
-        <w:rPr>
-          <w:b/>
-        </w:rPr>
-        <w:t>472</w:t>
-      </w:r>
-      <w:r>
-        <w:t xml:space="preserve"> (La Mariscal). No es una diferencia de matiz: es una diferencia de vida cotidiana dentro de la misma ciudad.</w:t>
-      </w:r>
-    </w:p>
-    <w:p>
-      <w:pPr>
-        <w:pStyle w:val="Heading2"/>
-      </w:pPr>
-      <w:r>
-        <w:t>4.3 Conectado no es lo mismo que abastecido</w:t>
-      </w:r>
-    </w:p>
-    <w:p>
-      <w:r>
-        <w:t>Hay sectores con transporte y sin canasta cotidiana:</w:t>
+        <w:t>:</w:t>
       </w:r>
     </w:p>
     <w:tbl>
@@ -3574,7 +578,7 @@
               <w:rPr>
                 <w:b/>
               </w:rPr>
-              <w:t>Sector</w:t>
+              <w:t>Parroquia</w:t>
             </w:r>
           </w:p>
         </w:tc>
@@ -3592,7 +596,7 @@
               <w:rPr>
                 <w:b/>
               </w:rPr>
-              <w:t>Transporte</w:t>
+              <w:t>Con centroide oficial</w:t>
             </w:r>
           </w:p>
         </w:tc>
@@ -3610,7 +614,7 @@
               <w:rPr>
                 <w:b/>
               </w:rPr>
-              <w:t>Pero solo…</w:t>
+              <w:t>Distancia al centro vivido</w:t>
             </w:r>
           </w:p>
         </w:tc>
@@ -3623,7 +627,7 @@
           <w:p>
             <w:r/>
             <w:r>
-              <w:t>Ponceano</w:t>
+              <w:t>Cochapamba</w:t>
             </w:r>
           </w:p>
         </w:tc>
@@ -3634,7 +638,7 @@
           <w:p>
             <w:r/>
             <w:r>
-              <w:t>10</w:t>
+              <w:t>0 puntos</w:t>
             </w:r>
           </w:p>
         </w:tc>
@@ -3648,10 +652,7 @@
               <w:rPr>
                 <w:b/>
               </w:rPr>
-              <w:t>2</w:t>
-            </w:r>
-            <w:r>
-              <w:t xml:space="preserve"> farmacias</w:t>
+              <w:t>3.512 m</w:t>
             </w:r>
           </w:p>
         </w:tc>
@@ -3664,7 +665,7 @@
           <w:p>
             <w:r/>
             <w:r>
-              <w:t>Carcelén</w:t>
+              <w:t>Rumipamba</w:t>
             </w:r>
           </w:p>
         </w:tc>
@@ -3675,7 +676,7 @@
           <w:p>
             <w:r/>
             <w:r>
-              <w:t>21</w:t>
+              <w:t>0 puntos</w:t>
             </w:r>
           </w:p>
         </w:tc>
@@ -3689,10 +690,7 @@
               <w:rPr>
                 <w:b/>
               </w:rPr>
-              <w:t>5</w:t>
-            </w:r>
-            <w:r>
-              <w:t xml:space="preserve"> puntos de educación</w:t>
+              <w:t>3.261 m</w:t>
             </w:r>
           </w:p>
         </w:tc>
@@ -3705,7 +703,7 @@
           <w:p>
             <w:r/>
             <w:r>
-              <w:t>Quitumbe</w:t>
+              <w:t>Belisario Quevedo</w:t>
             </w:r>
           </w:p>
         </w:tc>
@@ -3716,7 +714,7 @@
           <w:p>
             <w:r/>
             <w:r>
-              <w:t>30</w:t>
+              <w:t>0 puntos</w:t>
             </w:r>
           </w:p>
         </w:tc>
@@ -3730,10 +728,7 @@
               <w:rPr>
                 <w:b/>
               </w:rPr>
-              <w:t>6</w:t>
-            </w:r>
-            <w:r>
-              <w:t xml:space="preserve"> puntos de salud</w:t>
+              <w:t>3.035 m</w:t>
             </w:r>
           </w:p>
         </w:tc>
@@ -3746,7 +741,7 @@
           <w:p>
             <w:r/>
             <w:r>
-              <w:t>El Bosque</w:t>
+              <w:t>Cumbayá</w:t>
             </w:r>
           </w:p>
         </w:tc>
@@ -3757,7 +752,7 @@
           <w:p>
             <w:r/>
             <w:r>
-              <w:t>12</w:t>
+              <w:t>5 puntos</w:t>
             </w:r>
           </w:p>
         </w:tc>
@@ -3768,36 +763,113 @@
           <w:p>
             <w:r/>
             <w:r>
-              <w:rPr>
-                <w:b/>
-              </w:rPr>
-              <w:t>8</w:t>
-            </w:r>
-            <w:r>
-              <w:t xml:space="preserve"> puntos de educación</w:t>
+              <w:t>~1.100 m</w:t>
             </w:r>
           </w:p>
         </w:tc>
       </w:tr>
     </w:tbl>
+    <w:p>
+      <w:r>
+        <w:t xml:space="preserve">La causa: </w:t>
+      </w:r>
+      <w:r>
+        <w:rPr>
+          <w:b/>
+        </w:rPr>
+        <w:t>las parroquias de Quito trepan al Pichincha.</w:t>
+      </w:r>
+      <w:r>
+        <w:t xml:space="preserve"> Su centro geométrico cae en la ladera o en la quebrada — sin red vial, sin comercio, sin gente. Y ahí la isócrona peatonal degenera a menos de medio km².</w:t>
+      </w:r>
+    </w:p>
     <w:p>
       <w:r>
         <w:rPr>
           <w:b/>
         </w:rPr>
-        <w:t>Quitumbe sigue siendo el caso más nítido:</w:t>
+        <w:t>La corrección — el "centro vivido":</w:t>
       </w:r>
       <w:r>
-        <w:t xml:space="preserve"> tiene estación de Metro y 30 puntos de transporte alcanzables, pero </w:t>
+        <w:t xml:space="preserve"> el punto de medición se mueve al </w:t>
       </w:r>
       <w:r>
         <w:rPr>
           <w:b/>
         </w:rPr>
-        <w:t>6 de salud y 6 de educación</w:t>
+        <w:t>centro de masa del equipamiento</w:t>
       </w:r>
       <w:r>
-        <w:t>. Está construido para *salir*, no para *quedarse*. Un promedio lo llamaría "bien conectado"; el eslabón débil muestra lo que falta.</w:t>
+        <w:t xml:space="preserve"> dentro de 2,5 km del centroide oficial (dos iteraciones). Es decir, se mide desde donde la parroquia efectivamente *es ciudad*, no desde su centro geométrico. Ambos puntos quedan guardados en el archivo de centroides (</w:t>
+      </w:r>
+      <w:r>
+        <w:rPr>
+          <w:rFonts w:ascii="Consolas" w:hAnsi="Consolas"/>
+          <w:color w:val="1F6FEB"/>
+          <w:sz w:val="19"/>
+        </w:rPr>
+        <w:t>lat_oficial</w:t>
+      </w:r>
+      <w:r>
+        <w:t>/</w:t>
+      </w:r>
+      <w:r>
+        <w:rPr>
+          <w:rFonts w:ascii="Consolas" w:hAnsi="Consolas"/>
+          <w:color w:val="1F6FEB"/>
+          <w:sz w:val="19"/>
+        </w:rPr>
+        <w:t>lon_oficial</w:t>
+      </w:r>
+      <w:r>
+        <w:t xml:space="preserve"> y </w:t>
+      </w:r>
+      <w:r>
+        <w:rPr>
+          <w:rFonts w:ascii="Consolas" w:hAnsi="Consolas"/>
+          <w:color w:val="1F6FEB"/>
+          <w:sz w:val="19"/>
+        </w:rPr>
+        <w:t>desplazamiento_m</w:t>
+      </w:r>
+      <w:r>
+        <w:t>), para que cualquiera verifique el movimiento.</w:t>
+      </w:r>
+    </w:p>
+    <w:p>
+      <w:pPr>
+        <w:pStyle w:val="IntenseQuote"/>
+      </w:pPr>
+      <w:r>
+        <w:t xml:space="preserve">El dato "oficial" resultó </w:t>
+      </w:r>
+      <w:r>
+        <w:rPr>
+          <w:b/>
+        </w:rPr>
+        <w:t>peor</w:t>
+      </w:r>
+      <w:r>
+        <w:t xml:space="preserve"> que la estimación a ojo — porque al estimar a ojo, sin saberlo, yo elegía el centro vivido. La lección no es que el dato oficial sea malo: es que </w:t>
+      </w:r>
+      <w:r>
+        <w:rPr>
+          <w:b/>
+        </w:rPr>
+        <w:t>un centroide geométrico no es un lugar donde alguien vive.</w:t>
+      </w:r>
+    </w:p>
+    <w:p>
+      <w:pPr>
+        <w:pStyle w:val="Heading1"/>
+      </w:pPr>
+      <w:r>
+        <w:t>2. La tabla</w:t>
+      </w:r>
+    </w:p>
+    <w:p>
+      <w:r>
+        <w:t>*Agrupada por tipo de parroquia y en orden alfabético. "Más escaso" = la categoría con menos puntos de la canasta cotidiana (supermercado, farmacia, salud, educación) — el eslabón débil. "Sesgo ed.1" = cuánto inflaba el método del círculo.*</w:t>
       </w:r>
     </w:p>
     <w:p>
@@ -3805,40 +877,2993 @@
         <w:pStyle w:val="Heading2"/>
       </w:pPr>
       <w:r>
-        <w:t>4.4 Sectores sin ninguna presencia de una categoría</w:t>
+        <w:t>Parroquias urbanas</w:t>
       </w:r>
     </w:p>
+    <w:tbl>
+      <w:tblPr>
+        <w:tblStyle w:val="LightGrid-Accent1"/>
+        <w:tblW w:type="auto" w:w="0"/>
+        <w:tblLook w:firstColumn="1" w:firstRow="1" w:lastColumn="0" w:lastRow="0" w:noHBand="0" w:noVBand="1" w:val="04A0"/>
+      </w:tblPr>
+      <w:tblGrid>
+        <w:gridCol w:w="1440"/>
+        <w:gridCol w:w="1440"/>
+        <w:gridCol w:w="1440"/>
+        <w:gridCol w:w="1440"/>
+        <w:gridCol w:w="1440"/>
+        <w:gridCol w:w="1440"/>
+      </w:tblGrid>
+      <w:tr>
+        <w:tc>
+          <w:tcPr>
+            <w:tcW w:type="dxa" w:w="1440"/>
+          </w:tcPr>
+          <w:p>
+            <w:r>
+              <w:rPr>
+                <w:b/>
+              </w:rPr>
+            </w:r>
+            <w:r>
+              <w:rPr>
+                <w:b/>
+              </w:rPr>
+              <w:t>Parroquia</w:t>
+            </w:r>
+          </w:p>
+        </w:tc>
+        <w:tc>
+          <w:tcPr>
+            <w:tcW w:type="dxa" w:w="1440"/>
+          </w:tcPr>
+          <w:p>
+            <w:r>
+              <w:rPr>
+                <w:b/>
+              </w:rPr>
+            </w:r>
+            <w:r>
+              <w:rPr>
+                <w:b/>
+              </w:rPr>
+              <w:t>Puntos a 15 min</w:t>
+            </w:r>
+          </w:p>
+        </w:tc>
+        <w:tc>
+          <w:tcPr>
+            <w:tcW w:type="dxa" w:w="1440"/>
+          </w:tcPr>
+          <w:p>
+            <w:r>
+              <w:rPr>
+                <w:b/>
+              </w:rPr>
+            </w:r>
+            <w:r>
+              <w:rPr>
+                <w:b/>
+              </w:rPr>
+              <w:t>Área (km²)</w:t>
+            </w:r>
+          </w:p>
+        </w:tc>
+        <w:tc>
+          <w:tcPr>
+            <w:tcW w:type="dxa" w:w="1440"/>
+          </w:tcPr>
+          <w:p>
+            <w:r>
+              <w:rPr>
+                <w:b/>
+              </w:rPr>
+            </w:r>
+            <w:r>
+              <w:rPr>
+                <w:b/>
+              </w:rPr>
+              <w:t>Más escaso (canasta)</w:t>
+            </w:r>
+          </w:p>
+        </w:tc>
+        <w:tc>
+          <w:tcPr>
+            <w:tcW w:type="dxa" w:w="1440"/>
+          </w:tcPr>
+          <w:p>
+            <w:r>
+              <w:rPr>
+                <w:b/>
+              </w:rPr>
+            </w:r>
+            <w:r>
+              <w:rPr>
+                <w:b/>
+              </w:rPr>
+              <w:t>Sin datos de</w:t>
+            </w:r>
+          </w:p>
+        </w:tc>
+        <w:tc>
+          <w:tcPr>
+            <w:tcW w:type="dxa" w:w="1440"/>
+          </w:tcPr>
+          <w:p>
+            <w:r>
+              <w:rPr>
+                <w:b/>
+              </w:rPr>
+            </w:r>
+            <w:r>
+              <w:rPr>
+                <w:b/>
+              </w:rPr>
+              <w:t>Sesgo ed.1</w:t>
+            </w:r>
+          </w:p>
+        </w:tc>
+      </w:tr>
+      <w:tr>
+        <w:tc>
+          <w:tcPr>
+            <w:tcW w:type="dxa" w:w="1440"/>
+          </w:tcPr>
+          <w:p>
+            <w:r/>
+            <w:r>
+              <w:t>Belisario Quevedo</w:t>
+            </w:r>
+          </w:p>
+        </w:tc>
+        <w:tc>
+          <w:tcPr>
+            <w:tcW w:type="dxa" w:w="1440"/>
+          </w:tcPr>
+          <w:p>
+            <w:r/>
+            <w:r>
+              <w:t>187</w:t>
+            </w:r>
+          </w:p>
+        </w:tc>
+        <w:tc>
+          <w:tcPr>
+            <w:tcW w:type="dxa" w:w="1440"/>
+          </w:tcPr>
+          <w:p>
+            <w:r/>
+            <w:r>
+              <w:t>2.72</w:t>
+            </w:r>
+          </w:p>
+        </w:tc>
+        <w:tc>
+          <w:tcPr>
+            <w:tcW w:type="dxa" w:w="1440"/>
+          </w:tcPr>
+          <w:p>
+            <w:r/>
+            <w:r>
+              <w:t>salud (16)</w:t>
+            </w:r>
+          </w:p>
+        </w:tc>
+        <w:tc>
+          <w:tcPr>
+            <w:tcW w:type="dxa" w:w="1440"/>
+          </w:tcPr>
+          <w:p>
+            <w:r/>
+            <w:r>
+              <w:t>—</w:t>
+            </w:r>
+          </w:p>
+        </w:tc>
+        <w:tc>
+          <w:tcPr>
+            <w:tcW w:type="dxa" w:w="1440"/>
+          </w:tcPr>
+          <w:p>
+            <w:r/>
+            <w:r>
+              <w:t>+73%</w:t>
+            </w:r>
+          </w:p>
+        </w:tc>
+      </w:tr>
+      <w:tr>
+        <w:tc>
+          <w:tcPr>
+            <w:tcW w:type="dxa" w:w="1440"/>
+          </w:tcPr>
+          <w:p>
+            <w:r/>
+            <w:r>
+              <w:t>Carcelén</w:t>
+            </w:r>
+          </w:p>
+        </w:tc>
+        <w:tc>
+          <w:tcPr>
+            <w:tcW w:type="dxa" w:w="1440"/>
+          </w:tcPr>
+          <w:p>
+            <w:r/>
+            <w:r>
+              <w:t>67</w:t>
+            </w:r>
+          </w:p>
+        </w:tc>
+        <w:tc>
+          <w:tcPr>
+            <w:tcW w:type="dxa" w:w="1440"/>
+          </w:tcPr>
+          <w:p>
+            <w:r/>
+            <w:r>
+              <w:t>1.97</w:t>
+            </w:r>
+          </w:p>
+        </w:tc>
+        <w:tc>
+          <w:tcPr>
+            <w:tcW w:type="dxa" w:w="1440"/>
+          </w:tcPr>
+          <w:p>
+            <w:r/>
+            <w:r>
+              <w:t>salud (6)</w:t>
+            </w:r>
+          </w:p>
+        </w:tc>
+        <w:tc>
+          <w:tcPr>
+            <w:tcW w:type="dxa" w:w="1440"/>
+          </w:tcPr>
+          <w:p>
+            <w:r/>
+            <w:r>
+              <w:t>centro_comercial</w:t>
+            </w:r>
+          </w:p>
+        </w:tc>
+        <w:tc>
+          <w:tcPr>
+            <w:tcW w:type="dxa" w:w="1440"/>
+          </w:tcPr>
+          <w:p>
+            <w:r/>
+            <w:r>
+              <w:t>+42%</w:t>
+            </w:r>
+          </w:p>
+        </w:tc>
+      </w:tr>
+      <w:tr>
+        <w:tc>
+          <w:tcPr>
+            <w:tcW w:type="dxa" w:w="1440"/>
+          </w:tcPr>
+          <w:p>
+            <w:r/>
+            <w:r>
+              <w:t>Centro Histórico</w:t>
+            </w:r>
+          </w:p>
+        </w:tc>
+        <w:tc>
+          <w:tcPr>
+            <w:tcW w:type="dxa" w:w="1440"/>
+          </w:tcPr>
+          <w:p>
+            <w:r/>
+            <w:r>
+              <w:t>308</w:t>
+            </w:r>
+          </w:p>
+        </w:tc>
+        <w:tc>
+          <w:tcPr>
+            <w:tcW w:type="dxa" w:w="1440"/>
+          </w:tcPr>
+          <w:p>
+            <w:r/>
+            <w:r>
+              <w:t>3.30</w:t>
+            </w:r>
+          </w:p>
+        </w:tc>
+        <w:tc>
+          <w:tcPr>
+            <w:tcW w:type="dxa" w:w="1440"/>
+          </w:tcPr>
+          <w:p>
+            <w:r/>
+            <w:r>
+              <w:t>salud (22)</w:t>
+            </w:r>
+          </w:p>
+        </w:tc>
+        <w:tc>
+          <w:tcPr>
+            <w:tcW w:type="dxa" w:w="1440"/>
+          </w:tcPr>
+          <w:p>
+            <w:r/>
+            <w:r>
+              <w:t>—</w:t>
+            </w:r>
+          </w:p>
+        </w:tc>
+        <w:tc>
+          <w:tcPr>
+            <w:tcW w:type="dxa" w:w="1440"/>
+          </w:tcPr>
+          <w:p>
+            <w:r/>
+            <w:r>
+              <w:t>+13%</w:t>
+            </w:r>
+          </w:p>
+        </w:tc>
+      </w:tr>
+      <w:tr>
+        <w:tc>
+          <w:tcPr>
+            <w:tcW w:type="dxa" w:w="1440"/>
+          </w:tcPr>
+          <w:p>
+            <w:r/>
+            <w:r>
+              <w:t>Chilibulo</w:t>
+            </w:r>
+          </w:p>
+        </w:tc>
+        <w:tc>
+          <w:tcPr>
+            <w:tcW w:type="dxa" w:w="1440"/>
+          </w:tcPr>
+          <w:p>
+            <w:r/>
+            <w:r>
+              <w:t>172</w:t>
+            </w:r>
+          </w:p>
+        </w:tc>
+        <w:tc>
+          <w:tcPr>
+            <w:tcW w:type="dxa" w:w="1440"/>
+          </w:tcPr>
+          <w:p>
+            <w:r/>
+            <w:r>
+              <w:t>3.07</w:t>
+            </w:r>
+          </w:p>
+        </w:tc>
+        <w:tc>
+          <w:tcPr>
+            <w:tcW w:type="dxa" w:w="1440"/>
+          </w:tcPr>
+          <w:p>
+            <w:r/>
+            <w:r>
+              <w:t>educacion (28)</w:t>
+            </w:r>
+          </w:p>
+        </w:tc>
+        <w:tc>
+          <w:tcPr>
+            <w:tcW w:type="dxa" w:w="1440"/>
+          </w:tcPr>
+          <w:p>
+            <w:r/>
+            <w:r>
+              <w:t>—</w:t>
+            </w:r>
+          </w:p>
+        </w:tc>
+        <w:tc>
+          <w:tcPr>
+            <w:tcW w:type="dxa" w:w="1440"/>
+          </w:tcPr>
+          <w:p>
+            <w:r/>
+            <w:r>
+              <w:t>+37%</w:t>
+            </w:r>
+          </w:p>
+        </w:tc>
+      </w:tr>
+      <w:tr>
+        <w:tc>
+          <w:tcPr>
+            <w:tcW w:type="dxa" w:w="1440"/>
+          </w:tcPr>
+          <w:p>
+            <w:r/>
+            <w:r>
+              <w:t>Chillogallo</w:t>
+            </w:r>
+          </w:p>
+        </w:tc>
+        <w:tc>
+          <w:tcPr>
+            <w:tcW w:type="dxa" w:w="1440"/>
+          </w:tcPr>
+          <w:p>
+            <w:r/>
+            <w:r>
+              <w:t>141</w:t>
+            </w:r>
+          </w:p>
+        </w:tc>
+        <w:tc>
+          <w:tcPr>
+            <w:tcW w:type="dxa" w:w="1440"/>
+          </w:tcPr>
+          <w:p>
+            <w:r/>
+            <w:r>
+              <w:t>2.84</w:t>
+            </w:r>
+          </w:p>
+        </w:tc>
+        <w:tc>
+          <w:tcPr>
+            <w:tcW w:type="dxa" w:w="1440"/>
+          </w:tcPr>
+          <w:p>
+            <w:r/>
+            <w:r>
+              <w:t>salud (9)</w:t>
+            </w:r>
+          </w:p>
+        </w:tc>
+        <w:tc>
+          <w:tcPr>
+            <w:tcW w:type="dxa" w:w="1440"/>
+          </w:tcPr>
+          <w:p>
+            <w:r/>
+            <w:r>
+              <w:t>—</w:t>
+            </w:r>
+          </w:p>
+        </w:tc>
+        <w:tc>
+          <w:tcPr>
+            <w:tcW w:type="dxa" w:w="1440"/>
+          </w:tcPr>
+          <w:p>
+            <w:r/>
+            <w:r>
+              <w:t>+25%</w:t>
+            </w:r>
+          </w:p>
+        </w:tc>
+      </w:tr>
+      <w:tr>
+        <w:tc>
+          <w:tcPr>
+            <w:tcW w:type="dxa" w:w="1440"/>
+          </w:tcPr>
+          <w:p>
+            <w:r/>
+            <w:r>
+              <w:t>Chimbacalle</w:t>
+            </w:r>
+          </w:p>
+        </w:tc>
+        <w:tc>
+          <w:tcPr>
+            <w:tcW w:type="dxa" w:w="1440"/>
+          </w:tcPr>
+          <w:p>
+            <w:r/>
+            <w:r>
+              <w:t>130</w:t>
+            </w:r>
+          </w:p>
+        </w:tc>
+        <w:tc>
+          <w:tcPr>
+            <w:tcW w:type="dxa" w:w="1440"/>
+          </w:tcPr>
+          <w:p>
+            <w:r/>
+            <w:r>
+              <w:t>1.63</w:t>
+            </w:r>
+          </w:p>
+        </w:tc>
+        <w:tc>
+          <w:tcPr>
+            <w:tcW w:type="dxa" w:w="1440"/>
+          </w:tcPr>
+          <w:p>
+            <w:r/>
+            <w:r>
+              <w:t>salud (16)</w:t>
+            </w:r>
+          </w:p>
+        </w:tc>
+        <w:tc>
+          <w:tcPr>
+            <w:tcW w:type="dxa" w:w="1440"/>
+          </w:tcPr>
+          <w:p>
+            <w:r/>
+            <w:r>
+              <w:t>—</w:t>
+            </w:r>
+          </w:p>
+        </w:tc>
+        <w:tc>
+          <w:tcPr>
+            <w:tcW w:type="dxa" w:w="1440"/>
+          </w:tcPr>
+          <w:p>
+            <w:r/>
+            <w:r>
+              <w:t>+83%</w:t>
+            </w:r>
+          </w:p>
+        </w:tc>
+      </w:tr>
+      <w:tr>
+        <w:tc>
+          <w:tcPr>
+            <w:tcW w:type="dxa" w:w="1440"/>
+          </w:tcPr>
+          <w:p>
+            <w:r/>
+            <w:r>
+              <w:t>Cochapamba</w:t>
+            </w:r>
+          </w:p>
+        </w:tc>
+        <w:tc>
+          <w:tcPr>
+            <w:tcW w:type="dxa" w:w="1440"/>
+          </w:tcPr>
+          <w:p>
+            <w:r/>
+            <w:r>
+              <w:t>79</w:t>
+            </w:r>
+          </w:p>
+        </w:tc>
+        <w:tc>
+          <w:tcPr>
+            <w:tcW w:type="dxa" w:w="1440"/>
+          </w:tcPr>
+          <w:p>
+            <w:r/>
+            <w:r>
+              <w:t>1.83</w:t>
+            </w:r>
+          </w:p>
+        </w:tc>
+        <w:tc>
+          <w:tcPr>
+            <w:tcW w:type="dxa" w:w="1440"/>
+          </w:tcPr>
+          <w:p>
+            <w:r/>
+            <w:r>
+              <w:t>salud (7)</w:t>
+            </w:r>
+          </w:p>
+        </w:tc>
+        <w:tc>
+          <w:tcPr>
+            <w:tcW w:type="dxa" w:w="1440"/>
+          </w:tcPr>
+          <w:p>
+            <w:r/>
+            <w:r>
+              <w:t>—</w:t>
+            </w:r>
+          </w:p>
+        </w:tc>
+        <w:tc>
+          <w:tcPr>
+            <w:tcW w:type="dxa" w:w="1440"/>
+          </w:tcPr>
+          <w:p>
+            <w:r/>
+            <w:r>
+              <w:t>+109%</w:t>
+            </w:r>
+          </w:p>
+        </w:tc>
+      </w:tr>
+      <w:tr>
+        <w:tc>
+          <w:tcPr>
+            <w:tcW w:type="dxa" w:w="1440"/>
+          </w:tcPr>
+          <w:p>
+            <w:r/>
+            <w:r>
+              <w:t>Cotocollao</w:t>
+            </w:r>
+          </w:p>
+        </w:tc>
+        <w:tc>
+          <w:tcPr>
+            <w:tcW w:type="dxa" w:w="1440"/>
+          </w:tcPr>
+          <w:p>
+            <w:r/>
+            <w:r>
+              <w:t>188</w:t>
+            </w:r>
+          </w:p>
+        </w:tc>
+        <w:tc>
+          <w:tcPr>
+            <w:tcW w:type="dxa" w:w="1440"/>
+          </w:tcPr>
+          <w:p>
+            <w:r/>
+            <w:r>
+              <w:t>3.33</w:t>
+            </w:r>
+          </w:p>
+        </w:tc>
+        <w:tc>
+          <w:tcPr>
+            <w:tcW w:type="dxa" w:w="1440"/>
+          </w:tcPr>
+          <w:p>
+            <w:r/>
+            <w:r>
+              <w:t>educacion (19)</w:t>
+            </w:r>
+          </w:p>
+        </w:tc>
+        <w:tc>
+          <w:tcPr>
+            <w:tcW w:type="dxa" w:w="1440"/>
+          </w:tcPr>
+          <w:p>
+            <w:r/>
+            <w:r>
+              <w:t>—</w:t>
+            </w:r>
+          </w:p>
+        </w:tc>
+        <w:tc>
+          <w:tcPr>
+            <w:tcW w:type="dxa" w:w="1440"/>
+          </w:tcPr>
+          <w:p>
+            <w:r/>
+            <w:r>
+              <w:t>+23%</w:t>
+            </w:r>
+          </w:p>
+        </w:tc>
+      </w:tr>
+      <w:tr>
+        <w:tc>
+          <w:tcPr>
+            <w:tcW w:type="dxa" w:w="1440"/>
+          </w:tcPr>
+          <w:p>
+            <w:r/>
+            <w:r>
+              <w:t>El Condado</w:t>
+            </w:r>
+          </w:p>
+        </w:tc>
+        <w:tc>
+          <w:tcPr>
+            <w:tcW w:type="dxa" w:w="1440"/>
+          </w:tcPr>
+          <w:p>
+            <w:r/>
+            <w:r>
+              <w:t>29</w:t>
+            </w:r>
+          </w:p>
+        </w:tc>
+        <w:tc>
+          <w:tcPr>
+            <w:tcW w:type="dxa" w:w="1440"/>
+          </w:tcPr>
+          <w:p>
+            <w:r/>
+            <w:r>
+              <w:t>1.65</w:t>
+            </w:r>
+          </w:p>
+        </w:tc>
+        <w:tc>
+          <w:tcPr>
+            <w:tcW w:type="dxa" w:w="1440"/>
+          </w:tcPr>
+          <w:p>
+            <w:r/>
+            <w:r>
+              <w:t>salud (1)</w:t>
+            </w:r>
+          </w:p>
+        </w:tc>
+        <w:tc>
+          <w:tcPr>
+            <w:tcW w:type="dxa" w:w="1440"/>
+          </w:tcPr>
+          <w:p>
+            <w:r/>
+            <w:r>
+              <w:t>seguridad</w:t>
+            </w:r>
+          </w:p>
+        </w:tc>
+        <w:tc>
+          <w:tcPr>
+            <w:tcW w:type="dxa" w:w="1440"/>
+          </w:tcPr>
+          <w:p>
+            <w:r/>
+            <w:r>
+              <w:t>+138%</w:t>
+            </w:r>
+          </w:p>
+        </w:tc>
+      </w:tr>
+      <w:tr>
+        <w:tc>
+          <w:tcPr>
+            <w:tcW w:type="dxa" w:w="1440"/>
+          </w:tcPr>
+          <w:p>
+            <w:r/>
+            <w:r>
+              <w:t>Guamaní</w:t>
+            </w:r>
+          </w:p>
+        </w:tc>
+        <w:tc>
+          <w:tcPr>
+            <w:tcW w:type="dxa" w:w="1440"/>
+          </w:tcPr>
+          <w:p>
+            <w:r/>
+            <w:r>
+              <w:t>34</w:t>
+            </w:r>
+          </w:p>
+        </w:tc>
+        <w:tc>
+          <w:tcPr>
+            <w:tcW w:type="dxa" w:w="1440"/>
+          </w:tcPr>
+          <w:p>
+            <w:r/>
+            <w:r>
+              <w:t>2.68</w:t>
+            </w:r>
+          </w:p>
+        </w:tc>
+        <w:tc>
+          <w:tcPr>
+            <w:tcW w:type="dxa" w:w="1440"/>
+          </w:tcPr>
+          <w:p>
+            <w:r/>
+            <w:r>
+              <w:t>educacion (3)</w:t>
+            </w:r>
+          </w:p>
+        </w:tc>
+        <w:tc>
+          <w:tcPr>
+            <w:tcW w:type="dxa" w:w="1440"/>
+          </w:tcPr>
+          <w:p>
+            <w:r/>
+            <w:r>
+              <w:t>parque, centro_comercial</w:t>
+            </w:r>
+          </w:p>
+        </w:tc>
+        <w:tc>
+          <w:tcPr>
+            <w:tcW w:type="dxa" w:w="1440"/>
+          </w:tcPr>
+          <w:p>
+            <w:r/>
+            <w:r>
+              <w:t>+97%</w:t>
+            </w:r>
+          </w:p>
+        </w:tc>
+      </w:tr>
+      <w:tr>
+        <w:tc>
+          <w:tcPr>
+            <w:tcW w:type="dxa" w:w="1440"/>
+          </w:tcPr>
+          <w:p>
+            <w:r/>
+            <w:r>
+              <w:t>Itchimbia</w:t>
+            </w:r>
+          </w:p>
+        </w:tc>
+        <w:tc>
+          <w:tcPr>
+            <w:tcW w:type="dxa" w:w="1440"/>
+          </w:tcPr>
+          <w:p>
+            <w:r/>
+            <w:r>
+              <w:t>459</w:t>
+            </w:r>
+          </w:p>
+        </w:tc>
+        <w:tc>
+          <w:tcPr>
+            <w:tcW w:type="dxa" w:w="1440"/>
+          </w:tcPr>
+          <w:p>
+            <w:r/>
+            <w:r>
+              <w:t>3.32</w:t>
+            </w:r>
+          </w:p>
+        </w:tc>
+        <w:tc>
+          <w:tcPr>
+            <w:tcW w:type="dxa" w:w="1440"/>
+          </w:tcPr>
+          <w:p>
+            <w:r/>
+            <w:r>
+              <w:t>farmacia (66)</w:t>
+            </w:r>
+          </w:p>
+        </w:tc>
+        <w:tc>
+          <w:tcPr>
+            <w:tcW w:type="dxa" w:w="1440"/>
+          </w:tcPr>
+          <w:p>
+            <w:r/>
+            <w:r>
+              <w:t>—</w:t>
+            </w:r>
+          </w:p>
+        </w:tc>
+        <w:tc>
+          <w:tcPr>
+            <w:tcW w:type="dxa" w:w="1440"/>
+          </w:tcPr>
+          <w:p>
+            <w:r/>
+            <w:r>
+              <w:t>+24%</w:t>
+            </w:r>
+          </w:p>
+        </w:tc>
+      </w:tr>
+      <w:tr>
+        <w:tc>
+          <w:tcPr>
+            <w:tcW w:type="dxa" w:w="1440"/>
+          </w:tcPr>
+          <w:p>
+            <w:r/>
+            <w:r>
+              <w:t>Iñaquito</w:t>
+            </w:r>
+          </w:p>
+        </w:tc>
+        <w:tc>
+          <w:tcPr>
+            <w:tcW w:type="dxa" w:w="1440"/>
+          </w:tcPr>
+          <w:p>
+            <w:r/>
+            <w:r>
+              <w:t>315</w:t>
+            </w:r>
+          </w:p>
+        </w:tc>
+        <w:tc>
+          <w:tcPr>
+            <w:tcW w:type="dxa" w:w="1440"/>
+          </w:tcPr>
+          <w:p>
+            <w:r/>
+            <w:r>
+              <w:t>3.23</w:t>
+            </w:r>
+          </w:p>
+        </w:tc>
+        <w:tc>
+          <w:tcPr>
+            <w:tcW w:type="dxa" w:w="1440"/>
+          </w:tcPr>
+          <w:p>
+            <w:r/>
+            <w:r>
+              <w:t>farmacia (46)</w:t>
+            </w:r>
+          </w:p>
+        </w:tc>
+        <w:tc>
+          <w:tcPr>
+            <w:tcW w:type="dxa" w:w="1440"/>
+          </w:tcPr>
+          <w:p>
+            <w:r/>
+            <w:r>
+              <w:t>—</w:t>
+            </w:r>
+          </w:p>
+        </w:tc>
+        <w:tc>
+          <w:tcPr>
+            <w:tcW w:type="dxa" w:w="1440"/>
+          </w:tcPr>
+          <w:p>
+            <w:r/>
+            <w:r>
+              <w:t>+45%</w:t>
+            </w:r>
+          </w:p>
+        </w:tc>
+      </w:tr>
+      <w:tr>
+        <w:tc>
+          <w:tcPr>
+            <w:tcW w:type="dxa" w:w="1440"/>
+          </w:tcPr>
+          <w:p>
+            <w:r/>
+            <w:r>
+              <w:t>Jipijapa</w:t>
+            </w:r>
+          </w:p>
+        </w:tc>
+        <w:tc>
+          <w:tcPr>
+            <w:tcW w:type="dxa" w:w="1440"/>
+          </w:tcPr>
+          <w:p>
+            <w:r/>
+            <w:r>
+              <w:t>291</w:t>
+            </w:r>
+          </w:p>
+        </w:tc>
+        <w:tc>
+          <w:tcPr>
+            <w:tcW w:type="dxa" w:w="1440"/>
+          </w:tcPr>
+          <w:p>
+            <w:r/>
+            <w:r>
+              <w:t>2.98</w:t>
+            </w:r>
+          </w:p>
+        </w:tc>
+        <w:tc>
+          <w:tcPr>
+            <w:tcW w:type="dxa" w:w="1440"/>
+          </w:tcPr>
+          <w:p>
+            <w:r/>
+            <w:r>
+              <w:t>educacion (35)</w:t>
+            </w:r>
+          </w:p>
+        </w:tc>
+        <w:tc>
+          <w:tcPr>
+            <w:tcW w:type="dxa" w:w="1440"/>
+          </w:tcPr>
+          <w:p>
+            <w:r/>
+            <w:r>
+              <w:t>—</w:t>
+            </w:r>
+          </w:p>
+        </w:tc>
+        <w:tc>
+          <w:tcPr>
+            <w:tcW w:type="dxa" w:w="1440"/>
+          </w:tcPr>
+          <w:p>
+            <w:r/>
+            <w:r>
+              <w:t>+35%</w:t>
+            </w:r>
+          </w:p>
+        </w:tc>
+      </w:tr>
+      <w:tr>
+        <w:tc>
+          <w:tcPr>
+            <w:tcW w:type="dxa" w:w="1440"/>
+          </w:tcPr>
+          <w:p>
+            <w:r/>
+            <w:r>
+              <w:t>Kennedy</w:t>
+            </w:r>
+          </w:p>
+        </w:tc>
+        <w:tc>
+          <w:tcPr>
+            <w:tcW w:type="dxa" w:w="1440"/>
+          </w:tcPr>
+          <w:p>
+            <w:r/>
+            <w:r>
+              <w:t>121</w:t>
+            </w:r>
+          </w:p>
+        </w:tc>
+        <w:tc>
+          <w:tcPr>
+            <w:tcW w:type="dxa" w:w="1440"/>
+          </w:tcPr>
+          <w:p>
+            <w:r/>
+            <w:r>
+              <w:t>2.37</w:t>
+            </w:r>
+          </w:p>
+        </w:tc>
+        <w:tc>
+          <w:tcPr>
+            <w:tcW w:type="dxa" w:w="1440"/>
+          </w:tcPr>
+          <w:p>
+            <w:r/>
+            <w:r>
+              <w:t>educacion (7)</w:t>
+            </w:r>
+          </w:p>
+        </w:tc>
+        <w:tc>
+          <w:tcPr>
+            <w:tcW w:type="dxa" w:w="1440"/>
+          </w:tcPr>
+          <w:p>
+            <w:r/>
+            <w:r>
+              <w:t>—</w:t>
+            </w:r>
+          </w:p>
+        </w:tc>
+        <w:tc>
+          <w:tcPr>
+            <w:tcW w:type="dxa" w:w="1440"/>
+          </w:tcPr>
+          <w:p>
+            <w:r/>
+            <w:r>
+              <w:t>+125%</w:t>
+            </w:r>
+          </w:p>
+        </w:tc>
+      </w:tr>
+      <w:tr>
+        <w:tc>
+          <w:tcPr>
+            <w:tcW w:type="dxa" w:w="1440"/>
+          </w:tcPr>
+          <w:p>
+            <w:r/>
+            <w:r>
+              <w:t>La Argelia</w:t>
+            </w:r>
+          </w:p>
+        </w:tc>
+        <w:tc>
+          <w:tcPr>
+            <w:tcW w:type="dxa" w:w="1440"/>
+          </w:tcPr>
+          <w:p>
+            <w:r/>
+            <w:r>
+              <w:t>201</w:t>
+            </w:r>
+          </w:p>
+        </w:tc>
+        <w:tc>
+          <w:tcPr>
+            <w:tcW w:type="dxa" w:w="1440"/>
+          </w:tcPr>
+          <w:p>
+            <w:r/>
+            <w:r>
+              <w:t>3.13</w:t>
+            </w:r>
+          </w:p>
+        </w:tc>
+        <w:tc>
+          <w:tcPr>
+            <w:tcW w:type="dxa" w:w="1440"/>
+          </w:tcPr>
+          <w:p>
+            <w:r/>
+            <w:r>
+              <w:t>educacion (13)</w:t>
+            </w:r>
+          </w:p>
+        </w:tc>
+        <w:tc>
+          <w:tcPr>
+            <w:tcW w:type="dxa" w:w="1440"/>
+          </w:tcPr>
+          <w:p>
+            <w:r/>
+            <w:r>
+              <w:t>—</w:t>
+            </w:r>
+          </w:p>
+        </w:tc>
+        <w:tc>
+          <w:tcPr>
+            <w:tcW w:type="dxa" w:w="1440"/>
+          </w:tcPr>
+          <w:p>
+            <w:r/>
+            <w:r>
+              <w:t>+33%</w:t>
+            </w:r>
+          </w:p>
+        </w:tc>
+      </w:tr>
+      <w:tr>
+        <w:tc>
+          <w:tcPr>
+            <w:tcW w:type="dxa" w:w="1440"/>
+          </w:tcPr>
+          <w:p>
+            <w:r/>
+            <w:r>
+              <w:t>La Concepción</w:t>
+            </w:r>
+          </w:p>
+        </w:tc>
+        <w:tc>
+          <w:tcPr>
+            <w:tcW w:type="dxa" w:w="1440"/>
+          </w:tcPr>
+          <w:p>
+            <w:r/>
+            <w:r>
+              <w:t>59</w:t>
+            </w:r>
+          </w:p>
+        </w:tc>
+        <w:tc>
+          <w:tcPr>
+            <w:tcW w:type="dxa" w:w="1440"/>
+          </w:tcPr>
+          <w:p>
+            <w:r/>
+            <w:r>
+              <w:t>1.33</w:t>
+            </w:r>
+          </w:p>
+        </w:tc>
+        <w:tc>
+          <w:tcPr>
+            <w:tcW w:type="dxa" w:w="1440"/>
+          </w:tcPr>
+          <w:p>
+            <w:r/>
+            <w:r>
+              <w:t>salud (3)</w:t>
+            </w:r>
+          </w:p>
+        </w:tc>
+        <w:tc>
+          <w:tcPr>
+            <w:tcW w:type="dxa" w:w="1440"/>
+          </w:tcPr>
+          <w:p>
+            <w:r/>
+            <w:r>
+              <w:t>—</w:t>
+            </w:r>
+          </w:p>
+        </w:tc>
+        <w:tc>
+          <w:tcPr>
+            <w:tcW w:type="dxa" w:w="1440"/>
+          </w:tcPr>
+          <w:p>
+            <w:r/>
+            <w:r>
+              <w:t>+322%</w:t>
+            </w:r>
+          </w:p>
+        </w:tc>
+      </w:tr>
+      <w:tr>
+        <w:tc>
+          <w:tcPr>
+            <w:tcW w:type="dxa" w:w="1440"/>
+          </w:tcPr>
+          <w:p>
+            <w:r/>
+            <w:r>
+              <w:t>La Ecuatoriana</w:t>
+            </w:r>
+          </w:p>
+        </w:tc>
+        <w:tc>
+          <w:tcPr>
+            <w:tcW w:type="dxa" w:w="1440"/>
+          </w:tcPr>
+          <w:p>
+            <w:r/>
+            <w:r>
+              <w:t>102</w:t>
+            </w:r>
+          </w:p>
+        </w:tc>
+        <w:tc>
+          <w:tcPr>
+            <w:tcW w:type="dxa" w:w="1440"/>
+          </w:tcPr>
+          <w:p>
+            <w:r/>
+            <w:r>
+              <w:t>3.09</w:t>
+            </w:r>
+          </w:p>
+        </w:tc>
+        <w:tc>
+          <w:tcPr>
+            <w:tcW w:type="dxa" w:w="1440"/>
+          </w:tcPr>
+          <w:p>
+            <w:r/>
+            <w:r>
+              <w:t>educacion (5)</w:t>
+            </w:r>
+          </w:p>
+        </w:tc>
+        <w:tc>
+          <w:tcPr>
+            <w:tcW w:type="dxa" w:w="1440"/>
+          </w:tcPr>
+          <w:p>
+            <w:r/>
+            <w:r>
+              <w:t>centro_comercial</w:t>
+            </w:r>
+          </w:p>
+        </w:tc>
+        <w:tc>
+          <w:tcPr>
+            <w:tcW w:type="dxa" w:w="1440"/>
+          </w:tcPr>
+          <w:p>
+            <w:r/>
+            <w:r>
+              <w:t>+48%</w:t>
+            </w:r>
+          </w:p>
+        </w:tc>
+      </w:tr>
+      <w:tr>
+        <w:tc>
+          <w:tcPr>
+            <w:tcW w:type="dxa" w:w="1440"/>
+          </w:tcPr>
+          <w:p>
+            <w:r/>
+            <w:r>
+              <w:t>La Ferroviaria</w:t>
+            </w:r>
+          </w:p>
+        </w:tc>
+        <w:tc>
+          <w:tcPr>
+            <w:tcW w:type="dxa" w:w="1440"/>
+          </w:tcPr>
+          <w:p>
+            <w:r/>
+            <w:r>
+              <w:t>198</w:t>
+            </w:r>
+          </w:p>
+        </w:tc>
+        <w:tc>
+          <w:tcPr>
+            <w:tcW w:type="dxa" w:w="1440"/>
+          </w:tcPr>
+          <w:p>
+            <w:r/>
+            <w:r>
+              <w:t>2.83</w:t>
+            </w:r>
+          </w:p>
+        </w:tc>
+        <w:tc>
+          <w:tcPr>
+            <w:tcW w:type="dxa" w:w="1440"/>
+          </w:tcPr>
+          <w:p>
+            <w:r/>
+            <w:r>
+              <w:t>educacion (27)</w:t>
+            </w:r>
+          </w:p>
+        </w:tc>
+        <w:tc>
+          <w:tcPr>
+            <w:tcW w:type="dxa" w:w="1440"/>
+          </w:tcPr>
+          <w:p>
+            <w:r/>
+            <w:r>
+              <w:t>—</w:t>
+            </w:r>
+          </w:p>
+        </w:tc>
+        <w:tc>
+          <w:tcPr>
+            <w:tcW w:type="dxa" w:w="1440"/>
+          </w:tcPr>
+          <w:p>
+            <w:r/>
+            <w:r>
+              <w:t>+49%</w:t>
+            </w:r>
+          </w:p>
+        </w:tc>
+      </w:tr>
+      <w:tr>
+        <w:tc>
+          <w:tcPr>
+            <w:tcW w:type="dxa" w:w="1440"/>
+          </w:tcPr>
+          <w:p>
+            <w:r/>
+            <w:r>
+              <w:t>La Libertad</w:t>
+            </w:r>
+          </w:p>
+        </w:tc>
+        <w:tc>
+          <w:tcPr>
+            <w:tcW w:type="dxa" w:w="1440"/>
+          </w:tcPr>
+          <w:p>
+            <w:r/>
+            <w:r>
+              <w:t>44</w:t>
+            </w:r>
+          </w:p>
+        </w:tc>
+        <w:tc>
+          <w:tcPr>
+            <w:tcW w:type="dxa" w:w="1440"/>
+          </w:tcPr>
+          <w:p>
+            <w:r/>
+            <w:r>
+              <w:t>1.07</w:t>
+            </w:r>
+          </w:p>
+        </w:tc>
+        <w:tc>
+          <w:tcPr>
+            <w:tcW w:type="dxa" w:w="1440"/>
+          </w:tcPr>
+          <w:p>
+            <w:r/>
+            <w:r>
+              <w:t>farmacia (2)</w:t>
+            </w:r>
+          </w:p>
+        </w:tc>
+        <w:tc>
+          <w:tcPr>
+            <w:tcW w:type="dxa" w:w="1440"/>
+          </w:tcPr>
+          <w:p>
+            <w:r/>
+            <w:r>
+              <w:t>—</w:t>
+            </w:r>
+          </w:p>
+        </w:tc>
+        <w:tc>
+          <w:tcPr>
+            <w:tcW w:type="dxa" w:w="1440"/>
+          </w:tcPr>
+          <w:p>
+            <w:r/>
+            <w:r>
+              <w:t>+370%</w:t>
+            </w:r>
+          </w:p>
+        </w:tc>
+      </w:tr>
+      <w:tr>
+        <w:tc>
+          <w:tcPr>
+            <w:tcW w:type="dxa" w:w="1440"/>
+          </w:tcPr>
+          <w:p>
+            <w:r/>
+            <w:r>
+              <w:t>La Magdalena</w:t>
+            </w:r>
+          </w:p>
+        </w:tc>
+        <w:tc>
+          <w:tcPr>
+            <w:tcW w:type="dxa" w:w="1440"/>
+          </w:tcPr>
+          <w:p>
+            <w:r/>
+            <w:r>
+              <w:t>221</w:t>
+            </w:r>
+          </w:p>
+        </w:tc>
+        <w:tc>
+          <w:tcPr>
+            <w:tcW w:type="dxa" w:w="1440"/>
+          </w:tcPr>
+          <w:p>
+            <w:r/>
+            <w:r>
+              <w:t>3.29</w:t>
+            </w:r>
+          </w:p>
+        </w:tc>
+        <w:tc>
+          <w:tcPr>
+            <w:tcW w:type="dxa" w:w="1440"/>
+          </w:tcPr>
+          <w:p>
+            <w:r/>
+            <w:r>
+              <w:t>educacion (30)</w:t>
+            </w:r>
+          </w:p>
+        </w:tc>
+        <w:tc>
+          <w:tcPr>
+            <w:tcW w:type="dxa" w:w="1440"/>
+          </w:tcPr>
+          <w:p>
+            <w:r/>
+            <w:r>
+              <w:t>—</w:t>
+            </w:r>
+          </w:p>
+        </w:tc>
+        <w:tc>
+          <w:tcPr>
+            <w:tcW w:type="dxa" w:w="1440"/>
+          </w:tcPr>
+          <w:p>
+            <w:r/>
+            <w:r>
+              <w:t>+33%</w:t>
+            </w:r>
+          </w:p>
+        </w:tc>
+      </w:tr>
+      <w:tr>
+        <w:tc>
+          <w:tcPr>
+            <w:tcW w:type="dxa" w:w="1440"/>
+          </w:tcPr>
+          <w:p>
+            <w:r/>
+            <w:r>
+              <w:t>La Mena</w:t>
+            </w:r>
+          </w:p>
+        </w:tc>
+        <w:tc>
+          <w:tcPr>
+            <w:tcW w:type="dxa" w:w="1440"/>
+          </w:tcPr>
+          <w:p>
+            <w:r/>
+            <w:r>
+              <w:t>179</w:t>
+            </w:r>
+          </w:p>
+        </w:tc>
+        <w:tc>
+          <w:tcPr>
+            <w:tcW w:type="dxa" w:w="1440"/>
+          </w:tcPr>
+          <w:p>
+            <w:r/>
+            <w:r>
+              <w:t>3.05</w:t>
+            </w:r>
+          </w:p>
+        </w:tc>
+        <w:tc>
+          <w:tcPr>
+            <w:tcW w:type="dxa" w:w="1440"/>
+          </w:tcPr>
+          <w:p>
+            <w:r/>
+            <w:r>
+              <w:t>educacion (14)</w:t>
+            </w:r>
+          </w:p>
+        </w:tc>
+        <w:tc>
+          <w:tcPr>
+            <w:tcW w:type="dxa" w:w="1440"/>
+          </w:tcPr>
+          <w:p>
+            <w:r/>
+            <w:r>
+              <w:t>—</w:t>
+            </w:r>
+          </w:p>
+        </w:tc>
+        <w:tc>
+          <w:tcPr>
+            <w:tcW w:type="dxa" w:w="1440"/>
+          </w:tcPr>
+          <w:p>
+            <w:r/>
+            <w:r>
+              <w:t>+52%</w:t>
+            </w:r>
+          </w:p>
+        </w:tc>
+      </w:tr>
+      <w:tr>
+        <w:tc>
+          <w:tcPr>
+            <w:tcW w:type="dxa" w:w="1440"/>
+          </w:tcPr>
+          <w:p>
+            <w:r/>
+            <w:r>
+              <w:t>Mariscal Sucre</w:t>
+            </w:r>
+          </w:p>
+        </w:tc>
+        <w:tc>
+          <w:tcPr>
+            <w:tcW w:type="dxa" w:w="1440"/>
+          </w:tcPr>
+          <w:p>
+            <w:r/>
+            <w:r>
+              <w:t>456</w:t>
+            </w:r>
+          </w:p>
+        </w:tc>
+        <w:tc>
+          <w:tcPr>
+            <w:tcW w:type="dxa" w:w="1440"/>
+          </w:tcPr>
+          <w:p>
+            <w:r/>
+            <w:r>
+              <w:t>3.35</w:t>
+            </w:r>
+          </w:p>
+        </w:tc>
+        <w:tc>
+          <w:tcPr>
+            <w:tcW w:type="dxa" w:w="1440"/>
+          </w:tcPr>
+          <w:p>
+            <w:r/>
+            <w:r>
+              <w:t>supermercado (73)</w:t>
+            </w:r>
+          </w:p>
+        </w:tc>
+        <w:tc>
+          <w:tcPr>
+            <w:tcW w:type="dxa" w:w="1440"/>
+          </w:tcPr>
+          <w:p>
+            <w:r/>
+            <w:r>
+              <w:t>—</w:t>
+            </w:r>
+          </w:p>
+        </w:tc>
+        <w:tc>
+          <w:tcPr>
+            <w:tcW w:type="dxa" w:w="1440"/>
+          </w:tcPr>
+          <w:p>
+            <w:r/>
+            <w:r>
+              <w:t>+23%</w:t>
+            </w:r>
+          </w:p>
+        </w:tc>
+      </w:tr>
+      <w:tr>
+        <w:tc>
+          <w:tcPr>
+            <w:tcW w:type="dxa" w:w="1440"/>
+          </w:tcPr>
+          <w:p>
+            <w:r/>
+            <w:r>
+              <w:t>Ponceano</w:t>
+            </w:r>
+          </w:p>
+        </w:tc>
+        <w:tc>
+          <w:tcPr>
+            <w:tcW w:type="dxa" w:w="1440"/>
+          </w:tcPr>
+          <w:p>
+            <w:r/>
+            <w:r>
+              <w:t>145</w:t>
+            </w:r>
+          </w:p>
+        </w:tc>
+        <w:tc>
+          <w:tcPr>
+            <w:tcW w:type="dxa" w:w="1440"/>
+          </w:tcPr>
+          <w:p>
+            <w:r/>
+            <w:r>
+              <w:t>3.09</w:t>
+            </w:r>
+          </w:p>
+        </w:tc>
+        <w:tc>
+          <w:tcPr>
+            <w:tcW w:type="dxa" w:w="1440"/>
+          </w:tcPr>
+          <w:p>
+            <w:r/>
+            <w:r>
+              <w:t>educacion (15)</w:t>
+            </w:r>
+          </w:p>
+        </w:tc>
+        <w:tc>
+          <w:tcPr>
+            <w:tcW w:type="dxa" w:w="1440"/>
+          </w:tcPr>
+          <w:p>
+            <w:r/>
+            <w:r>
+              <w:t>—</w:t>
+            </w:r>
+          </w:p>
+        </w:tc>
+        <w:tc>
+          <w:tcPr>
+            <w:tcW w:type="dxa" w:w="1440"/>
+          </w:tcPr>
+          <w:p>
+            <w:r/>
+            <w:r>
+              <w:t>+35%</w:t>
+            </w:r>
+          </w:p>
+        </w:tc>
+      </w:tr>
+      <w:tr>
+        <w:tc>
+          <w:tcPr>
+            <w:tcW w:type="dxa" w:w="1440"/>
+          </w:tcPr>
+          <w:p>
+            <w:r/>
+            <w:r>
+              <w:t>Puengasí</w:t>
+            </w:r>
+          </w:p>
+        </w:tc>
+        <w:tc>
+          <w:tcPr>
+            <w:tcW w:type="dxa" w:w="1440"/>
+          </w:tcPr>
+          <w:p>
+            <w:r/>
+            <w:r>
+              <w:t>137</w:t>
+            </w:r>
+          </w:p>
+        </w:tc>
+        <w:tc>
+          <w:tcPr>
+            <w:tcW w:type="dxa" w:w="1440"/>
+          </w:tcPr>
+          <w:p>
+            <w:r/>
+            <w:r>
+              <w:t>1.97</w:t>
+            </w:r>
+          </w:p>
+        </w:tc>
+        <w:tc>
+          <w:tcPr>
+            <w:tcW w:type="dxa" w:w="1440"/>
+          </w:tcPr>
+          <w:p>
+            <w:r/>
+            <w:r>
+              <w:t>farmacia (9)</w:t>
+            </w:r>
+          </w:p>
+        </w:tc>
+        <w:tc>
+          <w:tcPr>
+            <w:tcW w:type="dxa" w:w="1440"/>
+          </w:tcPr>
+          <w:p>
+            <w:r/>
+            <w:r>
+              <w:t>—</w:t>
+            </w:r>
+          </w:p>
+        </w:tc>
+        <w:tc>
+          <w:tcPr>
+            <w:tcW w:type="dxa" w:w="1440"/>
+          </w:tcPr>
+          <w:p>
+            <w:r/>
+            <w:r>
+              <w:t>+93%</w:t>
+            </w:r>
+          </w:p>
+        </w:tc>
+      </w:tr>
+      <w:tr>
+        <w:tc>
+          <w:tcPr>
+            <w:tcW w:type="dxa" w:w="1440"/>
+          </w:tcPr>
+          <w:p>
+            <w:r/>
+            <w:r>
+              <w:t>Quitumbe</w:t>
+            </w:r>
+          </w:p>
+        </w:tc>
+        <w:tc>
+          <w:tcPr>
+            <w:tcW w:type="dxa" w:w="1440"/>
+          </w:tcPr>
+          <w:p>
+            <w:r/>
+            <w:r>
+              <w:t>71</w:t>
+            </w:r>
+          </w:p>
+        </w:tc>
+        <w:tc>
+          <w:tcPr>
+            <w:tcW w:type="dxa" w:w="1440"/>
+          </w:tcPr>
+          <w:p>
+            <w:r/>
+            <w:r>
+              <w:t>1.90</w:t>
+            </w:r>
+          </w:p>
+        </w:tc>
+        <w:tc>
+          <w:tcPr>
+            <w:tcW w:type="dxa" w:w="1440"/>
+          </w:tcPr>
+          <w:p>
+            <w:r/>
+            <w:r>
+              <w:t>salud (5)</w:t>
+            </w:r>
+          </w:p>
+        </w:tc>
+        <w:tc>
+          <w:tcPr>
+            <w:tcW w:type="dxa" w:w="1440"/>
+          </w:tcPr>
+          <w:p>
+            <w:r/>
+            <w:r>
+              <w:t>centro_comercial</w:t>
+            </w:r>
+          </w:p>
+        </w:tc>
+        <w:tc>
+          <w:tcPr>
+            <w:tcW w:type="dxa" w:w="1440"/>
+          </w:tcPr>
+          <w:p>
+            <w:r/>
+            <w:r>
+              <w:t>+90%</w:t>
+            </w:r>
+          </w:p>
+        </w:tc>
+      </w:tr>
+      <w:tr>
+        <w:tc>
+          <w:tcPr>
+            <w:tcW w:type="dxa" w:w="1440"/>
+          </w:tcPr>
+          <w:p>
+            <w:r/>
+            <w:r>
+              <w:t>Rumipamba</w:t>
+            </w:r>
+          </w:p>
+        </w:tc>
+        <w:tc>
+          <w:tcPr>
+            <w:tcW w:type="dxa" w:w="1440"/>
+          </w:tcPr>
+          <w:p>
+            <w:r/>
+            <w:r>
+              <w:t>357</w:t>
+            </w:r>
+          </w:p>
+        </w:tc>
+        <w:tc>
+          <w:tcPr>
+            <w:tcW w:type="dxa" w:w="1440"/>
+          </w:tcPr>
+          <w:p>
+            <w:r/>
+            <w:r>
+              <w:t>3.35</w:t>
+            </w:r>
+          </w:p>
+        </w:tc>
+        <w:tc>
+          <w:tcPr>
+            <w:tcW w:type="dxa" w:w="1440"/>
+          </w:tcPr>
+          <w:p>
+            <w:r/>
+            <w:r>
+              <w:t>supermercado (42)</w:t>
+            </w:r>
+          </w:p>
+        </w:tc>
+        <w:tc>
+          <w:tcPr>
+            <w:tcW w:type="dxa" w:w="1440"/>
+          </w:tcPr>
+          <w:p>
+            <w:r/>
+            <w:r>
+              <w:t>—</w:t>
+            </w:r>
+          </w:p>
+        </w:tc>
+        <w:tc>
+          <w:tcPr>
+            <w:tcW w:type="dxa" w:w="1440"/>
+          </w:tcPr>
+          <w:p>
+            <w:r/>
+            <w:r>
+              <w:t>+23%</w:t>
+            </w:r>
+          </w:p>
+        </w:tc>
+      </w:tr>
+      <w:tr>
+        <w:tc>
+          <w:tcPr>
+            <w:tcW w:type="dxa" w:w="1440"/>
+          </w:tcPr>
+          <w:p>
+            <w:r/>
+            <w:r>
+              <w:t>San Bartolo</w:t>
+            </w:r>
+          </w:p>
+        </w:tc>
+        <w:tc>
+          <w:tcPr>
+            <w:tcW w:type="dxa" w:w="1440"/>
+          </w:tcPr>
+          <w:p>
+            <w:r/>
+            <w:r>
+              <w:t>128</w:t>
+            </w:r>
+          </w:p>
+        </w:tc>
+        <w:tc>
+          <w:tcPr>
+            <w:tcW w:type="dxa" w:w="1440"/>
+          </w:tcPr>
+          <w:p>
+            <w:r/>
+            <w:r>
+              <w:t>3.04</w:t>
+            </w:r>
+          </w:p>
+        </w:tc>
+        <w:tc>
+          <w:tcPr>
+            <w:tcW w:type="dxa" w:w="1440"/>
+          </w:tcPr>
+          <w:p>
+            <w:r/>
+            <w:r>
+              <w:t>salud (15)</w:t>
+            </w:r>
+          </w:p>
+        </w:tc>
+        <w:tc>
+          <w:tcPr>
+            <w:tcW w:type="dxa" w:w="1440"/>
+          </w:tcPr>
+          <w:p>
+            <w:r/>
+            <w:r>
+              <w:t>—</w:t>
+            </w:r>
+          </w:p>
+        </w:tc>
+        <w:tc>
+          <w:tcPr>
+            <w:tcW w:type="dxa" w:w="1440"/>
+          </w:tcPr>
+          <w:p>
+            <w:r/>
+            <w:r>
+              <w:t>+72%</w:t>
+            </w:r>
+          </w:p>
+        </w:tc>
+      </w:tr>
+      <w:tr>
+        <w:tc>
+          <w:tcPr>
+            <w:tcW w:type="dxa" w:w="1440"/>
+          </w:tcPr>
+          <w:p>
+            <w:r/>
+            <w:r>
+              <w:t>San Isidro del Inca</w:t>
+            </w:r>
+          </w:p>
+        </w:tc>
+        <w:tc>
+          <w:tcPr>
+            <w:tcW w:type="dxa" w:w="1440"/>
+          </w:tcPr>
+          <w:p>
+            <w:r/>
+            <w:r>
+              <w:t>124</w:t>
+            </w:r>
+          </w:p>
+        </w:tc>
+        <w:tc>
+          <w:tcPr>
+            <w:tcW w:type="dxa" w:w="1440"/>
+          </w:tcPr>
+          <w:p>
+            <w:r/>
+            <w:r>
+              <w:t>3.52</w:t>
+            </w:r>
+          </w:p>
+        </w:tc>
+        <w:tc>
+          <w:tcPr>
+            <w:tcW w:type="dxa" w:w="1440"/>
+          </w:tcPr>
+          <w:p>
+            <w:r/>
+            <w:r>
+              <w:t>salud (5)</w:t>
+            </w:r>
+          </w:p>
+        </w:tc>
+        <w:tc>
+          <w:tcPr>
+            <w:tcW w:type="dxa" w:w="1440"/>
+          </w:tcPr>
+          <w:p>
+            <w:r/>
+            <w:r>
+              <w:t>—</w:t>
+            </w:r>
+          </w:p>
+        </w:tc>
+        <w:tc>
+          <w:tcPr>
+            <w:tcW w:type="dxa" w:w="1440"/>
+          </w:tcPr>
+          <w:p>
+            <w:r/>
+            <w:r>
+              <w:t>+28%</w:t>
+            </w:r>
+          </w:p>
+        </w:tc>
+      </w:tr>
+      <w:tr>
+        <w:tc>
+          <w:tcPr>
+            <w:tcW w:type="dxa" w:w="1440"/>
+          </w:tcPr>
+          <w:p>
+            <w:r/>
+            <w:r>
+              <w:t>San Juan</w:t>
+            </w:r>
+          </w:p>
+        </w:tc>
+        <w:tc>
+          <w:tcPr>
+            <w:tcW w:type="dxa" w:w="1440"/>
+          </w:tcPr>
+          <w:p>
+            <w:r/>
+            <w:r>
+              <w:t>337</w:t>
+            </w:r>
+          </w:p>
+        </w:tc>
+        <w:tc>
+          <w:tcPr>
+            <w:tcW w:type="dxa" w:w="1440"/>
+          </w:tcPr>
+          <w:p>
+            <w:r/>
+            <w:r>
+              <w:t>3.10</w:t>
+            </w:r>
+          </w:p>
+        </w:tc>
+        <w:tc>
+          <w:tcPr>
+            <w:tcW w:type="dxa" w:w="1440"/>
+          </w:tcPr>
+          <w:p>
+            <w:r/>
+            <w:r>
+              <w:t>educacion (31)</w:t>
+            </w:r>
+          </w:p>
+        </w:tc>
+        <w:tc>
+          <w:tcPr>
+            <w:tcW w:type="dxa" w:w="1440"/>
+          </w:tcPr>
+          <w:p>
+            <w:r/>
+            <w:r>
+              <w:t>—</w:t>
+            </w:r>
+          </w:p>
+        </w:tc>
+        <w:tc>
+          <w:tcPr>
+            <w:tcW w:type="dxa" w:w="1440"/>
+          </w:tcPr>
+          <w:p>
+            <w:r/>
+            <w:r>
+              <w:t>+34%</w:t>
+            </w:r>
+          </w:p>
+        </w:tc>
+      </w:tr>
+      <w:tr>
+        <w:tc>
+          <w:tcPr>
+            <w:tcW w:type="dxa" w:w="1440"/>
+          </w:tcPr>
+          <w:p>
+            <w:r/>
+            <w:r>
+              <w:t>Solanda</w:t>
+            </w:r>
+          </w:p>
+        </w:tc>
+        <w:tc>
+          <w:tcPr>
+            <w:tcW w:type="dxa" w:w="1440"/>
+          </w:tcPr>
+          <w:p>
+            <w:r/>
+            <w:r>
+              <w:t>213</w:t>
+            </w:r>
+          </w:p>
+        </w:tc>
+        <w:tc>
+          <w:tcPr>
+            <w:tcW w:type="dxa" w:w="1440"/>
+          </w:tcPr>
+          <w:p>
+            <w:r/>
+            <w:r>
+              <w:t>3.41</w:t>
+            </w:r>
+          </w:p>
+        </w:tc>
+        <w:tc>
+          <w:tcPr>
+            <w:tcW w:type="dxa" w:w="1440"/>
+          </w:tcPr>
+          <w:p>
+            <w:r/>
+            <w:r>
+              <w:t>salud (19)</w:t>
+            </w:r>
+          </w:p>
+        </w:tc>
+        <w:tc>
+          <w:tcPr>
+            <w:tcW w:type="dxa" w:w="1440"/>
+          </w:tcPr>
+          <w:p>
+            <w:r/>
+            <w:r>
+              <w:t>—</w:t>
+            </w:r>
+          </w:p>
+        </w:tc>
+        <w:tc>
+          <w:tcPr>
+            <w:tcW w:type="dxa" w:w="1440"/>
+          </w:tcPr>
+          <w:p>
+            <w:r/>
+            <w:r>
+              <w:t>+27%</w:t>
+            </w:r>
+          </w:p>
+        </w:tc>
+      </w:tr>
+      <w:tr>
+        <w:tc>
+          <w:tcPr>
+            <w:tcW w:type="dxa" w:w="1440"/>
+          </w:tcPr>
+          <w:p>
+            <w:r/>
+            <w:r>
+              <w:t>Turubamba</w:t>
+            </w:r>
+          </w:p>
+        </w:tc>
+        <w:tc>
+          <w:tcPr>
+            <w:tcW w:type="dxa" w:w="1440"/>
+          </w:tcPr>
+          <w:p>
+            <w:r/>
+            <w:r>
+              <w:t>76</w:t>
+            </w:r>
+          </w:p>
+        </w:tc>
+        <w:tc>
+          <w:tcPr>
+            <w:tcW w:type="dxa" w:w="1440"/>
+          </w:tcPr>
+          <w:p>
+            <w:r/>
+            <w:r>
+              <w:t>3.00</w:t>
+            </w:r>
+          </w:p>
+        </w:tc>
+        <w:tc>
+          <w:tcPr>
+            <w:tcW w:type="dxa" w:w="1440"/>
+          </w:tcPr>
+          <w:p>
+            <w:r/>
+            <w:r>
+              <w:t>educacion (4)</w:t>
+            </w:r>
+          </w:p>
+        </w:tc>
+        <w:tc>
+          <w:tcPr>
+            <w:tcW w:type="dxa" w:w="1440"/>
+          </w:tcPr>
+          <w:p>
+            <w:r/>
+            <w:r>
+              <w:t>centro_comercial</w:t>
+            </w:r>
+          </w:p>
+        </w:tc>
+        <w:tc>
+          <w:tcPr>
+            <w:tcW w:type="dxa" w:w="1440"/>
+          </w:tcPr>
+          <w:p>
+            <w:r/>
+            <w:r>
+              <w:t>+47%</w:t>
+            </w:r>
+          </w:p>
+        </w:tc>
+      </w:tr>
+    </w:tbl>
     <w:p>
+      <w:pPr>
+        <w:pStyle w:val="Heading2"/>
+      </w:pPr>
       <w:r>
-        <w:t>A 15 minutos a pie, medidos por calle:</w:t>
+        <w:t>Parroquias rurales / valles</w:t>
       </w:r>
     </w:p>
+    <w:tbl>
+      <w:tblPr>
+        <w:tblStyle w:val="LightGrid-Accent1"/>
+        <w:tblW w:type="auto" w:w="0"/>
+        <w:tblLook w:firstColumn="1" w:firstRow="1" w:lastColumn="0" w:lastRow="0" w:noHBand="0" w:noVBand="1" w:val="04A0"/>
+      </w:tblPr>
+      <w:tblGrid>
+        <w:gridCol w:w="1440"/>
+        <w:gridCol w:w="1440"/>
+        <w:gridCol w:w="1440"/>
+        <w:gridCol w:w="1440"/>
+        <w:gridCol w:w="1440"/>
+        <w:gridCol w:w="1440"/>
+      </w:tblGrid>
+      <w:tr>
+        <w:tc>
+          <w:tcPr>
+            <w:tcW w:type="dxa" w:w="1440"/>
+          </w:tcPr>
+          <w:p>
+            <w:r>
+              <w:rPr>
+                <w:b/>
+              </w:rPr>
+            </w:r>
+            <w:r>
+              <w:rPr>
+                <w:b/>
+              </w:rPr>
+              <w:t>Parroquia</w:t>
+            </w:r>
+          </w:p>
+        </w:tc>
+        <w:tc>
+          <w:tcPr>
+            <w:tcW w:type="dxa" w:w="1440"/>
+          </w:tcPr>
+          <w:p>
+            <w:r>
+              <w:rPr>
+                <w:b/>
+              </w:rPr>
+            </w:r>
+            <w:r>
+              <w:rPr>
+                <w:b/>
+              </w:rPr>
+              <w:t>Puntos a 15 min</w:t>
+            </w:r>
+          </w:p>
+        </w:tc>
+        <w:tc>
+          <w:tcPr>
+            <w:tcW w:type="dxa" w:w="1440"/>
+          </w:tcPr>
+          <w:p>
+            <w:r>
+              <w:rPr>
+                <w:b/>
+              </w:rPr>
+            </w:r>
+            <w:r>
+              <w:rPr>
+                <w:b/>
+              </w:rPr>
+              <w:t>Área (km²)</w:t>
+            </w:r>
+          </w:p>
+        </w:tc>
+        <w:tc>
+          <w:tcPr>
+            <w:tcW w:type="dxa" w:w="1440"/>
+          </w:tcPr>
+          <w:p>
+            <w:r>
+              <w:rPr>
+                <w:b/>
+              </w:rPr>
+            </w:r>
+            <w:r>
+              <w:rPr>
+                <w:b/>
+              </w:rPr>
+              <w:t>Más escaso (canasta)</w:t>
+            </w:r>
+          </w:p>
+        </w:tc>
+        <w:tc>
+          <w:tcPr>
+            <w:tcW w:type="dxa" w:w="1440"/>
+          </w:tcPr>
+          <w:p>
+            <w:r>
+              <w:rPr>
+                <w:b/>
+              </w:rPr>
+            </w:r>
+            <w:r>
+              <w:rPr>
+                <w:b/>
+              </w:rPr>
+              <w:t>Sin datos de</w:t>
+            </w:r>
+          </w:p>
+        </w:tc>
+        <w:tc>
+          <w:tcPr>
+            <w:tcW w:type="dxa" w:w="1440"/>
+          </w:tcPr>
+          <w:p>
+            <w:r>
+              <w:rPr>
+                <w:b/>
+              </w:rPr>
+            </w:r>
+            <w:r>
+              <w:rPr>
+                <w:b/>
+              </w:rPr>
+              <w:t>Sesgo ed.1</w:t>
+            </w:r>
+          </w:p>
+        </w:tc>
+      </w:tr>
+      <w:tr>
+        <w:tc>
+          <w:tcPr>
+            <w:tcW w:type="dxa" w:w="1440"/>
+          </w:tcPr>
+          <w:p>
+            <w:r/>
+            <w:r>
+              <w:t>Alangasi</w:t>
+            </w:r>
+          </w:p>
+        </w:tc>
+        <w:tc>
+          <w:tcPr>
+            <w:tcW w:type="dxa" w:w="1440"/>
+          </w:tcPr>
+          <w:p>
+            <w:r/>
+            <w:r>
+              <w:t>77</w:t>
+            </w:r>
+          </w:p>
+        </w:tc>
+        <w:tc>
+          <w:tcPr>
+            <w:tcW w:type="dxa" w:w="1440"/>
+          </w:tcPr>
+          <w:p>
+            <w:r/>
+            <w:r>
+              <w:t>2.65</w:t>
+            </w:r>
+          </w:p>
+        </w:tc>
+        <w:tc>
+          <w:tcPr>
+            <w:tcW w:type="dxa" w:w="1440"/>
+          </w:tcPr>
+          <w:p>
+            <w:r/>
+            <w:r>
+              <w:t>educacion (6)</w:t>
+            </w:r>
+          </w:p>
+        </w:tc>
+        <w:tc>
+          <w:tcPr>
+            <w:tcW w:type="dxa" w:w="1440"/>
+          </w:tcPr>
+          <w:p>
+            <w:r/>
+            <w:r>
+              <w:t>seguridad</w:t>
+            </w:r>
+          </w:p>
+        </w:tc>
+        <w:tc>
+          <w:tcPr>
+            <w:tcW w:type="dxa" w:w="1440"/>
+          </w:tcPr>
+          <w:p>
+            <w:r/>
+            <w:r>
+              <w:t>+75%</w:t>
+            </w:r>
+          </w:p>
+        </w:tc>
+      </w:tr>
+      <w:tr>
+        <w:tc>
+          <w:tcPr>
+            <w:tcW w:type="dxa" w:w="1440"/>
+          </w:tcPr>
+          <w:p>
+            <w:r/>
+            <w:r>
+              <w:t>Calderon</w:t>
+            </w:r>
+          </w:p>
+        </w:tc>
+        <w:tc>
+          <w:tcPr>
+            <w:tcW w:type="dxa" w:w="1440"/>
+          </w:tcPr>
+          <w:p>
+            <w:r/>
+            <w:r>
+              <w:t>35</w:t>
+            </w:r>
+          </w:p>
+        </w:tc>
+        <w:tc>
+          <w:tcPr>
+            <w:tcW w:type="dxa" w:w="1440"/>
+          </w:tcPr>
+          <w:p>
+            <w:r/>
+            <w:r>
+              <w:t>1.95</w:t>
+            </w:r>
+          </w:p>
+        </w:tc>
+        <w:tc>
+          <w:tcPr>
+            <w:tcW w:type="dxa" w:w="1440"/>
+          </w:tcPr>
+          <w:p>
+            <w:r/>
+            <w:r>
+              <w:t>salud (1)</w:t>
+            </w:r>
+          </w:p>
+        </w:tc>
+        <w:tc>
+          <w:tcPr>
+            <w:tcW w:type="dxa" w:w="1440"/>
+          </w:tcPr>
+          <w:p>
+            <w:r/>
+            <w:r>
+              <w:t>seguridad</w:t>
+            </w:r>
+          </w:p>
+        </w:tc>
+        <w:tc>
+          <w:tcPr>
+            <w:tcW w:type="dxa" w:w="1440"/>
+          </w:tcPr>
+          <w:p>
+            <w:r/>
+            <w:r>
+              <w:t>+100%</w:t>
+            </w:r>
+          </w:p>
+        </w:tc>
+      </w:tr>
+      <w:tr>
+        <w:tc>
+          <w:tcPr>
+            <w:tcW w:type="dxa" w:w="1440"/>
+          </w:tcPr>
+          <w:p>
+            <w:r/>
+            <w:r>
+              <w:t>Conocoto</w:t>
+            </w:r>
+          </w:p>
+        </w:tc>
+        <w:tc>
+          <w:tcPr>
+            <w:tcW w:type="dxa" w:w="1440"/>
+          </w:tcPr>
+          <w:p>
+            <w:r/>
+            <w:r>
+              <w:t>64</w:t>
+            </w:r>
+          </w:p>
+        </w:tc>
+        <w:tc>
+          <w:tcPr>
+            <w:tcW w:type="dxa" w:w="1440"/>
+          </w:tcPr>
+          <w:p>
+            <w:r/>
+            <w:r>
+              <w:t>1.91</w:t>
+            </w:r>
+          </w:p>
+        </w:tc>
+        <w:tc>
+          <w:tcPr>
+            <w:tcW w:type="dxa" w:w="1440"/>
+          </w:tcPr>
+          <w:p>
+            <w:r/>
+            <w:r>
+              <w:t>educacion (3)</w:t>
+            </w:r>
+          </w:p>
+        </w:tc>
+        <w:tc>
+          <w:tcPr>
+            <w:tcW w:type="dxa" w:w="1440"/>
+          </w:tcPr>
+          <w:p>
+            <w:r/>
+            <w:r>
+              <w:t>centro_comercial</w:t>
+            </w:r>
+          </w:p>
+        </w:tc>
+        <w:tc>
+          <w:tcPr>
+            <w:tcW w:type="dxa" w:w="1440"/>
+          </w:tcPr>
+          <w:p>
+            <w:r/>
+            <w:r>
+              <w:t>+53%</w:t>
+            </w:r>
+          </w:p>
+        </w:tc>
+      </w:tr>
+      <w:tr>
+        <w:tc>
+          <w:tcPr>
+            <w:tcW w:type="dxa" w:w="1440"/>
+          </w:tcPr>
+          <w:p>
+            <w:r/>
+            <w:r>
+              <w:t>Cumbaya</w:t>
+            </w:r>
+          </w:p>
+        </w:tc>
+        <w:tc>
+          <w:tcPr>
+            <w:tcW w:type="dxa" w:w="1440"/>
+          </w:tcPr>
+          <w:p>
+            <w:r/>
+            <w:r>
+              <w:t>68</w:t>
+            </w:r>
+          </w:p>
+        </w:tc>
+        <w:tc>
+          <w:tcPr>
+            <w:tcW w:type="dxa" w:w="1440"/>
+          </w:tcPr>
+          <w:p>
+            <w:r/>
+            <w:r>
+              <w:t>1.62</w:t>
+            </w:r>
+          </w:p>
+        </w:tc>
+        <w:tc>
+          <w:tcPr>
+            <w:tcW w:type="dxa" w:w="1440"/>
+          </w:tcPr>
+          <w:p>
+            <w:r/>
+            <w:r>
+              <w:t>educacion (5)</w:t>
+            </w:r>
+          </w:p>
+        </w:tc>
+        <w:tc>
+          <w:tcPr>
+            <w:tcW w:type="dxa" w:w="1440"/>
+          </w:tcPr>
+          <w:p>
+            <w:r/>
+            <w:r>
+              <w:t>—</w:t>
+            </w:r>
+          </w:p>
+        </w:tc>
+        <w:tc>
+          <w:tcPr>
+            <w:tcW w:type="dxa" w:w="1440"/>
+          </w:tcPr>
+          <w:p>
+            <w:r/>
+            <w:r>
+              <w:t>+119%</w:t>
+            </w:r>
+          </w:p>
+        </w:tc>
+      </w:tr>
+      <w:tr>
+        <w:tc>
+          <w:tcPr>
+            <w:tcW w:type="dxa" w:w="1440"/>
+          </w:tcPr>
+          <w:p>
+            <w:r/>
+            <w:r>
+              <w:t>La Merced</w:t>
+            </w:r>
+          </w:p>
+        </w:tc>
+        <w:tc>
+          <w:tcPr>
+            <w:tcW w:type="dxa" w:w="1440"/>
+          </w:tcPr>
+          <w:p>
+            <w:r/>
+            <w:r>
+              <w:t>28</w:t>
+            </w:r>
+          </w:p>
+        </w:tc>
+        <w:tc>
+          <w:tcPr>
+            <w:tcW w:type="dxa" w:w="1440"/>
+          </w:tcPr>
+          <w:p>
+            <w:r/>
+            <w:r>
+              <w:t>1.76</w:t>
+            </w:r>
+          </w:p>
+        </w:tc>
+        <w:tc>
+          <w:tcPr>
+            <w:tcW w:type="dxa" w:w="1440"/>
+          </w:tcPr>
+          <w:p>
+            <w:r/>
+            <w:r>
+              <w:t>salud (0)</w:t>
+            </w:r>
+          </w:p>
+        </w:tc>
+        <w:tc>
+          <w:tcPr>
+            <w:tcW w:type="dxa" w:w="1440"/>
+          </w:tcPr>
+          <w:p>
+            <w:r/>
+            <w:r>
+              <w:t>salud, centro_comercial, seguridad</w:t>
+            </w:r>
+          </w:p>
+        </w:tc>
+        <w:tc>
+          <w:tcPr>
+            <w:tcW w:type="dxa" w:w="1440"/>
+          </w:tcPr>
+          <w:p>
+            <w:r/>
+            <w:r>
+              <w:t>+25%</w:t>
+            </w:r>
+          </w:p>
+        </w:tc>
+      </w:tr>
+      <w:tr>
+        <w:tc>
+          <w:tcPr>
+            <w:tcW w:type="dxa" w:w="1440"/>
+          </w:tcPr>
+          <w:p>
+            <w:r/>
+            <w:r>
+              <w:t>Llano Chico</w:t>
+            </w:r>
+          </w:p>
+        </w:tc>
+        <w:tc>
+          <w:tcPr>
+            <w:tcW w:type="dxa" w:w="1440"/>
+          </w:tcPr>
+          <w:p>
+            <w:r/>
+            <w:r>
+              <w:t>30</w:t>
+            </w:r>
+          </w:p>
+        </w:tc>
+        <w:tc>
+          <w:tcPr>
+            <w:tcW w:type="dxa" w:w="1440"/>
+          </w:tcPr>
+          <w:p>
+            <w:r/>
+            <w:r>
+              <w:t>1.99</w:t>
+            </w:r>
+          </w:p>
+        </w:tc>
+        <w:tc>
+          <w:tcPr>
+            <w:tcW w:type="dxa" w:w="1440"/>
+          </w:tcPr>
+          <w:p>
+            <w:r/>
+            <w:r>
+              <w:t>salud (0)</w:t>
+            </w:r>
+          </w:p>
+        </w:tc>
+        <w:tc>
+          <w:tcPr>
+            <w:tcW w:type="dxa" w:w="1440"/>
+          </w:tcPr>
+          <w:p>
+            <w:r/>
+            <w:r>
+              <w:t>salud, educacion, centro_comercial, seguridad</w:t>
+            </w:r>
+          </w:p>
+        </w:tc>
+        <w:tc>
+          <w:tcPr>
+            <w:tcW w:type="dxa" w:w="1440"/>
+          </w:tcPr>
+          <w:p>
+            <w:r/>
+            <w:r>
+              <w:t>+43%</w:t>
+            </w:r>
+          </w:p>
+        </w:tc>
+      </w:tr>
+      <w:tr>
+        <w:tc>
+          <w:tcPr>
+            <w:tcW w:type="dxa" w:w="1440"/>
+          </w:tcPr>
+          <w:p>
+            <w:r/>
+            <w:r>
+              <w:t>Pomasqui</w:t>
+            </w:r>
+          </w:p>
+        </w:tc>
+        <w:tc>
+          <w:tcPr>
+            <w:tcW w:type="dxa" w:w="1440"/>
+          </w:tcPr>
+          <w:p>
+            <w:r/>
+            <w:r>
+              <w:t>37</w:t>
+            </w:r>
+          </w:p>
+        </w:tc>
+        <w:tc>
+          <w:tcPr>
+            <w:tcW w:type="dxa" w:w="1440"/>
+          </w:tcPr>
+          <w:p>
+            <w:r/>
+            <w:r>
+              <w:t>1.77</w:t>
+            </w:r>
+          </w:p>
+        </w:tc>
+        <w:tc>
+          <w:tcPr>
+            <w:tcW w:type="dxa" w:w="1440"/>
+          </w:tcPr>
+          <w:p>
+            <w:r/>
+            <w:r>
+              <w:t>salud (3)</w:t>
+            </w:r>
+          </w:p>
+        </w:tc>
+        <w:tc>
+          <w:tcPr>
+            <w:tcW w:type="dxa" w:w="1440"/>
+          </w:tcPr>
+          <w:p>
+            <w:r/>
+            <w:r>
+              <w:t>—</w:t>
+            </w:r>
+          </w:p>
+        </w:tc>
+        <w:tc>
+          <w:tcPr>
+            <w:tcW w:type="dxa" w:w="1440"/>
+          </w:tcPr>
+          <w:p>
+            <w:r/>
+            <w:r>
+              <w:t>+41%</w:t>
+            </w:r>
+          </w:p>
+        </w:tc>
+      </w:tr>
+      <w:tr>
+        <w:tc>
+          <w:tcPr>
+            <w:tcW w:type="dxa" w:w="1440"/>
+          </w:tcPr>
+          <w:p>
+            <w:r/>
+            <w:r>
+              <w:t>Tumbaco</w:t>
+            </w:r>
+          </w:p>
+        </w:tc>
+        <w:tc>
+          <w:tcPr>
+            <w:tcW w:type="dxa" w:w="1440"/>
+          </w:tcPr>
+          <w:p>
+            <w:r/>
+            <w:r>
+              <w:t>108</w:t>
+            </w:r>
+          </w:p>
+        </w:tc>
+        <w:tc>
+          <w:tcPr>
+            <w:tcW w:type="dxa" w:w="1440"/>
+          </w:tcPr>
+          <w:p>
+            <w:r/>
+            <w:r>
+              <w:t>2.46</w:t>
+            </w:r>
+          </w:p>
+        </w:tc>
+        <w:tc>
+          <w:tcPr>
+            <w:tcW w:type="dxa" w:w="1440"/>
+          </w:tcPr>
+          <w:p>
+            <w:r/>
+            <w:r>
+              <w:t>educacion (8)</w:t>
+            </w:r>
+          </w:p>
+        </w:tc>
+        <w:tc>
+          <w:tcPr>
+            <w:tcW w:type="dxa" w:w="1440"/>
+          </w:tcPr>
+          <w:p>
+            <w:r/>
+            <w:r>
+              <w:t>—</w:t>
+            </w:r>
+          </w:p>
+        </w:tc>
+        <w:tc>
+          <w:tcPr>
+            <w:tcW w:type="dxa" w:w="1440"/>
+          </w:tcPr>
+          <w:p>
+            <w:r/>
+            <w:r>
+              <w:t>+10%</w:t>
+            </w:r>
+          </w:p>
+        </w:tc>
+      </w:tr>
+      <w:tr>
+        <w:tc>
+          <w:tcPr>
+            <w:tcW w:type="dxa" w:w="1440"/>
+          </w:tcPr>
+          <w:p>
+            <w:r/>
+            <w:r>
+              <w:t>Zambiza</w:t>
+            </w:r>
+          </w:p>
+        </w:tc>
+        <w:tc>
+          <w:tcPr>
+            <w:tcW w:type="dxa" w:w="1440"/>
+          </w:tcPr>
+          <w:p>
+            <w:r/>
+            <w:r>
+              <w:t>16</w:t>
+            </w:r>
+          </w:p>
+        </w:tc>
+        <w:tc>
+          <w:tcPr>
+            <w:tcW w:type="dxa" w:w="1440"/>
+          </w:tcPr>
+          <w:p>
+            <w:r/>
+            <w:r>
+              <w:t>1.94</w:t>
+            </w:r>
+          </w:p>
+        </w:tc>
+        <w:tc>
+          <w:tcPr>
+            <w:tcW w:type="dxa" w:w="1440"/>
+          </w:tcPr>
+          <w:p>
+            <w:r/>
+            <w:r>
+              <w:t>supermercado (1)</w:t>
+            </w:r>
+          </w:p>
+        </w:tc>
+        <w:tc>
+          <w:tcPr>
+            <w:tcW w:type="dxa" w:w="1440"/>
+          </w:tcPr>
+          <w:p>
+            <w:r/>
+            <w:r>
+              <w:t>parque, centro_comercial, seguridad</w:t>
+            </w:r>
+          </w:p>
+        </w:tc>
+        <w:tc>
+          <w:tcPr>
+            <w:tcW w:type="dxa" w:w="1440"/>
+          </w:tcPr>
+          <w:p>
+            <w:r/>
+            <w:r>
+              <w:t>+144%</w:t>
+            </w:r>
+          </w:p>
+        </w:tc>
+      </w:tr>
+    </w:tbl>
     <w:p>
       <w:pPr>
-        <w:pStyle w:val="ListBullet"/>
+        <w:pStyle w:val="Heading1"/>
       </w:pPr>
       <w:r>
-        <w:rPr>
-          <w:b/>
-        </w:rPr>
-        <w:t>Ponceano:</w:t>
-      </w:r>
-      <w:r>
-        <w:t xml:space="preserve"> ningún parque, ningún centro comercial, ningún punto de seguridad.</w:t>
-      </w:r>
-    </w:p>
-    <w:p>
-      <w:pPr>
-        <w:pStyle w:val="ListBullet"/>
-      </w:pPr>
-      <w:r>
-        <w:rPr>
-          <w:b/>
-        </w:rPr>
-        <w:t>Carcelén:</w:t>
-      </w:r>
-      <w:r>
-        <w:t xml:space="preserve"> ningún centro comercial.</w:t>
+        <w:t>3. Lo que muestran los números</w:t>
       </w:r>
     </w:p>
     <w:p>
@@ -3846,7 +3871,78 @@
         <w:pStyle w:val="Heading2"/>
       </w:pPr>
       <w:r>
-        <w:t>4.5 El eje del Metro (Labrador–La Concepción)</w:t>
+        <w:t>3.1 La brecha es de 28.7x</w:t>
+      </w:r>
+    </w:p>
+    <w:p>
+      <w:r>
+        <w:t xml:space="preserve">De </w:t>
+      </w:r>
+      <w:r>
+        <w:rPr>
+          <w:b/>
+        </w:rPr>
+        <w:t>16</w:t>
+      </w:r>
+      <w:r>
+        <w:t xml:space="preserve"> puntos de servicio alcanzables a pie (Zambiza) a </w:t>
+      </w:r>
+      <w:r>
+        <w:rPr>
+          <w:b/>
+        </w:rPr>
+        <w:t>459</w:t>
+      </w:r>
+      <w:r>
+        <w:t xml:space="preserve"> (Itchimbia). Al ampliar la medición a 40 parroquias —incluyendo valles y sur— la desigualdad medida crece respecto de la ed.2 (19,7x sobre 18 sectores del norte y el centro).</w:t>
+      </w:r>
+    </w:p>
+    <w:p>
+      <w:pPr>
+        <w:pStyle w:val="Heading2"/>
+      </w:pPr>
+      <w:r>
+        <w:t>3.2 Quince minutos siguen sin ser quince minutos</w:t>
+      </w:r>
+    </w:p>
+    <w:p>
+      <w:r>
+        <w:t xml:space="preserve">El área alcanzable varía </w:t>
+      </w:r>
+      <w:r>
+        <w:rPr>
+          <w:b/>
+        </w:rPr>
+        <w:t>3.3x</w:t>
+      </w:r>
+      <w:r>
+        <w:t xml:space="preserve">: de </w:t>
+      </w:r>
+      <w:r>
+        <w:rPr>
+          <w:b/>
+        </w:rPr>
+        <w:t>1.07 km²</w:t>
+      </w:r>
+      <w:r>
+        <w:t xml:space="preserve"> (La Libertad) a </w:t>
+      </w:r>
+      <w:r>
+        <w:rPr>
+          <w:b/>
+        </w:rPr>
+        <w:t>3.52 km²</w:t>
+      </w:r>
+      <w:r>
+        <w:t xml:space="preserve"> (San Isidro del Inca). La traza urbana y la pendiente deciden cuánta ciudad alcanza una misma caminata.</w:t>
+      </w:r>
+    </w:p>
+    <w:p>
+      <w:pPr>
+        <w:pStyle w:val="Heading2"/>
+      </w:pPr>
+      <w:r>
+        <w:t>3.3 Los valles: menos equipamiento a pie del que sugiere su fama</w:t>
       </w:r>
     </w:p>
     <w:p>
@@ -3854,69 +3950,50 @@
         <w:rPr>
           <w:b/>
         </w:rPr>
-        <w:t>El Labrador</w:t>
+        <w:t>Cumbayá alcanza 68 puntos de servicio caminando 15 minutos</w:t>
       </w:r>
       <w:r>
-        <w:t xml:space="preserve"> es el sector con </w:t>
+        <w:t xml:space="preserve"> — menos que buena parte de las parroquias urbanas. Es coherente con su morfología: valle de baja densidad, diseñado para moverse en auto. No es un juicio sobre el valle; es una descripción de lo que se alcanza </w:t>
       </w:r>
       <w:r>
         <w:rPr>
           <w:b/>
         </w:rPr>
-        <w:t>menor sesgo de toda la muestra (+19%)</w:t>
+        <w:t>a pie</w:t>
       </w:r>
       <w:r>
-        <w:t xml:space="preserve">: su traza es tan caminable que el círculo casi acertaba. Alcanza </w:t>
+        <w:t>.</w:t>
+      </w:r>
+    </w:p>
+    <w:p>
+      <w:pPr>
+        <w:pStyle w:val="Heading2"/>
+      </w:pPr>
+      <w:r>
+        <w:t>3.4 El sesgo del círculo se confirma y empeora</w:t>
+      </w:r>
+    </w:p>
+    <w:p>
+      <w:r>
+        <w:t xml:space="preserve">Mediana </w:t>
       </w:r>
       <w:r>
         <w:rPr>
           <w:b/>
         </w:rPr>
-        <w:t>334</w:t>
+        <w:t>+47%</w:t>
       </w:r>
       <w:r>
-        <w:t xml:space="preserve"> puntos de servicio en </w:t>
+        <w:t xml:space="preserve">, máximo </w:t>
       </w:r>
       <w:r>
         <w:rPr>
           <w:b/>
         </w:rPr>
-        <w:t>3,55 km²</w:t>
+        <w:t>+370%</w:t>
       </w:r>
       <w:r>
-        <w:t xml:space="preserve"> — de las áreas peatonales más grandes medidas. </w:t>
-      </w:r>
-      <w:r>
-        <w:rPr>
-          <w:b/>
-        </w:rPr>
-        <w:t>La Concepción</w:t>
-      </w:r>
-      <w:r>
-        <w:t xml:space="preserve"> alcanza </w:t>
-      </w:r>
-      <w:r>
-        <w:rPr>
-          <w:b/>
-        </w:rPr>
-        <w:t>274</w:t>
-      </w:r>
-      <w:r>
-        <w:t xml:space="preserve"> en 3,23 km². En ambos, la categoría más escasa es educación.</w:t>
-      </w:r>
-    </w:p>
-    <w:p>
-      <w:r>
-        <w:t xml:space="preserve">Traducido: es un eje de </w:t>
-      </w:r>
-      <w:r>
-        <w:rPr>
-          <w:b/>
-        </w:rPr>
-        <w:t>alta conectividad y servicios densos, con equipamiento educativo por debajo</w:t>
-      </w:r>
-      <w:r>
-        <w:t xml:space="preserve"> de La Floresta o La Mariscal.</w:t>
+        <w:t>. Con más parroquias de traza irregular y pendiente, el método de la ed.1 se ve todavía peor de lo que ya sabíamos.</w:t>
       </w:r>
     </w:p>
     <w:p>
@@ -3924,7 +4001,7 @@
         <w:pStyle w:val="Heading1"/>
       </w:pPr>
       <w:r>
-        <w:t>5. Qué se puede hacer con esto (y qué no)</w:t>
+        <w:t>4. Lo que NO se reporta (y por qué)</w:t>
       </w:r>
     </w:p>
     <w:p>
@@ -3932,49 +4009,15 @@
         <w:rPr>
           <w:b/>
         </w:rPr>
-        <w:t>Sirve para:</w:t>
+        <w:t>16 parroquias quedan fuera de la tabla</w:t>
+      </w:r>
+      <w:r>
+        <w:t xml:space="preserve"> por cobertura insuficiente (menos de 15 puntos dentro de su isócrona):</w:t>
       </w:r>
     </w:p>
     <w:p>
-      <w:pPr>
-        <w:pStyle w:val="ListBullet"/>
-      </w:pPr>
       <w:r>
-        <w:rPr>
-          <w:b/>
-        </w:rPr>
-        <w:t>Emparejar intención con lugar</w:t>
-      </w:r>
-      <w:r>
-        <w:t>: si alguien declara que necesita colegio cerca, los datos dicen dónde hay más — sin decirle dónde debe vivir.</w:t>
-      </w:r>
-    </w:p>
-    <w:p>
-      <w:pPr>
-        <w:pStyle w:val="ListBullet"/>
-      </w:pPr>
-      <w:r>
-        <w:rPr>
-          <w:b/>
-        </w:rPr>
-        <w:t>Dar contexto verificable a un inmueble</w:t>
-      </w:r>
-      <w:r>
-        <w:t>: no "excelente ubicación", sino "a 15 min caminando por calles reales alcanzas X, Y, Z — medido".</w:t>
-      </w:r>
-    </w:p>
-    <w:p>
-      <w:pPr>
-        <w:pStyle w:val="ListBullet"/>
-      </w:pPr>
-      <w:r>
-        <w:rPr>
-          <w:b/>
-        </w:rPr>
-        <w:t>Detectar huecos de mercado</w:t>
-      </w:r>
-      <w:r>
-        <w:t>: transporte fuerte con servicios débiles es a la vez una oportunidad de desarrollo y una advertencia para el comprador.</w:t>
+        <w:t>Amaguaña, Calacali, Checa - Chilpa, Comite del Pueblo, El Quinche, Guangopolo, Guayllabamba, Lloa, Nayon, Nono, Pifo, Pintag, Puembo, San Antonio, Tababela, Yaruqui.</w:t>
       </w:r>
     </w:p>
     <w:p>
@@ -3982,34 +4025,24 @@
         <w:rPr>
           <w:b/>
         </w:rPr>
-        <w:t>No sirve para</w:t>
+        <w:t>No se afirma que estén desabastecidas.</w:t>
       </w:r>
       <w:r>
-        <w:t xml:space="preserve"> —y no debe usarse así—:</w:t>
+        <w:t xml:space="preserve"> Puede ser un territorio genuinamente rural o un hueco de nuestra capa — y no lo sabemos. Decir "no hay servicios" cuando la verdad es "no tenemos datos" sería difamar un territorio con una carencia nuestra.</w:t>
       </w:r>
     </w:p>
     <w:p>
-      <w:pPr>
-        <w:pStyle w:val="ListBullet"/>
-      </w:pPr>
       <w:r>
-        <w:t>Rankear barrios por calidad o deseabilidad.</w:t>
+        <w:t>Esa distinción —</w:t>
       </w:r>
-    </w:p>
-    <w:p>
-      <w:pPr>
-        <w:pStyle w:val="ListBullet"/>
-      </w:pPr>
       <w:r>
-        <w:t>Segmentar personas por sector (proxy de clase protegida).</w:t>
+        <w:rPr>
+          <w:b/>
+        </w:rPr>
+        <w:t>"no hay" vs "no tenemos"</w:t>
       </w:r>
-    </w:p>
-    <w:p>
-      <w:pPr>
-        <w:pStyle w:val="ListBullet"/>
-      </w:pPr>
       <w:r>
-        <w:t>Sustituir la verificación en terreno: esta capa dice qué existe según Overture/OSM, no qué encontró un corredor parado en la calle.</w:t>
+        <w:t>— es la línea que separa un dato honesto de una afirmación irresponsable.</w:t>
       </w:r>
     </w:p>
     <w:p>
@@ -4017,7 +4050,110 @@
         <w:pStyle w:val="Heading1"/>
       </w:pPr>
       <w:r>
-        <w:t>6. Metodología y próximas ediciones</w:t>
+        <w:t>5. Verificación en terreno: la muestra ya está diseñada</w:t>
+      </w:r>
+    </w:p>
+    <w:p>
+      <w:r>
+        <w:t xml:space="preserve">Nada de este estudio está verificado en terreno. La capa dice qué existe según Overture y OSM; </w:t>
+      </w:r>
+      <w:r>
+        <w:rPr>
+          <w:b/>
+        </w:rPr>
+        <w:t>nadie ha ido a pararse en la puerta.</w:t>
+      </w:r>
+    </w:p>
+    <w:p>
+      <w:r>
+        <w:t>Para que salir a campo rinda, la muestra no es aleatoria. [</w:t>
+      </w:r>
+      <w:r>
+        <w:rPr>
+          <w:rFonts w:ascii="Consolas" w:hAnsi="Consolas"/>
+          <w:color w:val="1F6FEB"/>
+          <w:sz w:val="19"/>
+        </w:rPr>
+        <w:t>muestra_verificacion_terreno.csv</w:t>
+      </w:r>
+      <w:r>
+        <w:t xml:space="preserve">](muestra_verificacion_terreno.csv) selecciona </w:t>
+      </w:r>
+      <w:r>
+        <w:rPr>
+          <w:b/>
+        </w:rPr>
+        <w:t>42 puntos</w:t>
+      </w:r>
+      <w:r>
+        <w:t xml:space="preserve"> con este criterio:</w:t>
+      </w:r>
+    </w:p>
+    <w:p>
+      <w:pPr>
+        <w:pStyle w:val="ListNumber"/>
+      </w:pPr>
+      <w:r>
+        <w:rPr>
+          <w:b/>
+        </w:rPr>
+        <w:t>Solo canasta cotidiana</w:t>
+      </w:r>
+      <w:r>
+        <w:t xml:space="preserve"> (salud, farmacia, educación, supermercado) — las categorías que definen el eslabón débil, que es el hallazgo accionable.</w:t>
+      </w:r>
+    </w:p>
+    <w:p>
+      <w:pPr>
+        <w:pStyle w:val="ListNumber"/>
+      </w:pPr>
+      <w:r>
+        <w:rPr>
+          <w:b/>
+        </w:rPr>
+        <w:t>Las 6 parroquias extremas</w:t>
+      </w:r>
+      <w:r>
+        <w:t xml:space="preserve"> — las 3 con menos equipamiento y las 3 con más. Un dato falso ahí desplaza la conclusión mucho más que en el medio de la distribución.</w:t>
+      </w:r>
+    </w:p>
+    <w:p>
+      <w:pPr>
+        <w:pStyle w:val="ListNumber"/>
+      </w:pPr>
+      <w:r>
+        <w:rPr>
+          <w:b/>
+        </w:rPr>
+        <w:t>Ficha pobre primero</w:t>
+      </w:r>
+      <w:r>
+        <w:t xml:space="preserve"> (sin nombre o con nombre genérico) y </w:t>
+      </w:r>
+      <w:r>
+        <w:rPr>
+          <w:b/>
+        </w:rPr>
+        <w:t>dato más antiguo primero</w:t>
+      </w:r>
+      <w:r>
+        <w:t xml:space="preserve"> — los más propensos a haber cerrado.</w:t>
+      </w:r>
+    </w:p>
+    <w:p>
+      <w:r>
+        <w:t>El archivo trae coordenadas, enlace a Maps y columnas vacías para llenar en la calle: *existe / nombre real / abierto / categoría correcta / notas / quién verificó / fecha*. Se genera con [</w:t>
+      </w:r>
+      <w:r>
+        <w:rPr>
+          <w:rFonts w:ascii="Consolas" w:hAnsi="Consolas"/>
+          <w:color w:val="1F6FEB"/>
+          <w:sz w:val="19"/>
+        </w:rPr>
+        <w:t>scripts/muestra_verificacion_terreno.py</w:t>
+      </w:r>
+      <w:r>
+        <w:t>](../scripts/muestra_verificacion_terreno.py).</w:t>
       </w:r>
     </w:p>
     <w:p>
@@ -4025,41 +4161,32 @@
         <w:rPr>
           <w:b/>
         </w:rPr>
-        <w:t>Cómo se calculó:</w:t>
+        <w:t>Qué se hace con el resultado:</w:t>
       </w:r>
       <w:r>
-        <w:t xml:space="preserve"> para cada centroide de sector se pide a Valhalla la isócrona peatonal de 15 minutos (</w:t>
-      </w:r>
-      <w:r>
-        <w:rPr>
-          <w:rFonts w:ascii="Consolas" w:hAnsi="Consolas"/>
-          <w:color w:val="1F6FEB"/>
-          <w:sz w:val="19"/>
-        </w:rPr>
-        <w:t>costing=pedestrian</w:t>
-      </w:r>
-      <w:r>
-        <w:t xml:space="preserve">, polígonos cerrados) y se cuentan los POIs operativos de </w:t>
-      </w:r>
-      <w:r>
-        <w:rPr>
-          <w:rFonts w:ascii="Consolas" w:hAnsi="Consolas"/>
-          <w:color w:val="1F6FEB"/>
-          <w:sz w:val="19"/>
-        </w:rPr>
-        <w:t>pois_propios</w:t>
-      </w:r>
-      <w:r>
-        <w:t xml:space="preserve"> </w:t>
+        <w:t xml:space="preserve"> cada punto verificado entra al sistema de curación (que ya propaga la verificación al resto del barrio), y la tasa de error medida se publica en la ed.4. Si de 42 puntos fallan 8, eso es un </w:t>
       </w:r>
       <w:r>
         <w:rPr>
           <w:b/>
         </w:rPr>
-        <w:t>dentro del polígono</w:t>
+        <w:t>19% de error de capa</w:t>
       </w:r>
       <w:r>
-        <w:t xml:space="preserve"> (</w:t>
+        <w:t xml:space="preserve"> — y ese número, dicho en voz alta, vale más que cualquier afirmación de exactitud.</w:t>
+      </w:r>
+    </w:p>
+    <w:p>
+      <w:pPr>
+        <w:pStyle w:val="Heading1"/>
+      </w:pPr>
+      <w:r>
+        <w:t>6. Metodología</w:t>
+      </w:r>
+    </w:p>
+    <w:p>
+      <w:r>
+        <w:t>Para cada parroquia: se toma el centroide oficial de OSM, se corrige al centro vivido (centro de masa de los POIs a ≤2,5 km, dos iteraciones), se pide a Valhalla la isócrona peatonal de 15 minutos y se cuentan los POIs operativos dentro del polígono (</w:t>
       </w:r>
       <w:r>
         <w:rPr>
@@ -4081,16 +4208,13 @@
         <w:t>geography</w:t>
       </w:r>
       <w:r>
-        <w:t xml:space="preserve"> (km² reales). En paralelo se cuenta el total dentro del radio de 1.200 m de la ed.1, solo para cuantificar el sesgo del método anterior. Si Valhalla no responde para un sector, </w:t>
+        <w:t xml:space="preserve">. En paralelo se cuenta el total dentro del radio de 1.200 m de la ed.1, únicamente para cuantificar el sesgo. </w:t>
       </w:r>
       <w:r>
         <w:rPr>
           <w:b/>
         </w:rPr>
-        <w:t>el sector se omite</w:t>
-      </w:r>
-      <w:r>
-        <w:t xml:space="preserve"> en vez de sustituirse por radio: mezclar dos métodos en la misma tabla la invalidaría.</w:t>
+        <w:t>Si Valhalla no responde para una parroquia, esa parroquia se omite en vez de sustituirse por radio.</w:t>
       </w:r>
     </w:p>
     <w:p>
@@ -4098,63 +4222,55 @@
         <w:rPr>
           <w:b/>
         </w:rPr>
-        <w:t>Edición 3 — mejoras pendientes:</w:t>
+        <w:t>Límites vigentes:</w:t>
       </w:r>
     </w:p>
     <w:p>
       <w:pPr>
-        <w:pStyle w:val="ListNumber"/>
+        <w:pStyle w:val="ListBullet"/>
+      </w:pPr>
+      <w:r>
+        <w:t xml:space="preserve">La capa mide </w:t>
+      </w:r>
+      <w:r>
+        <w:rPr>
+          <w:b/>
+        </w:rPr>
+        <w:t>presencia, no calidad ni horario</w:t>
+      </w:r>
+      <w:r>
+        <w:t>. Seis puntos de salud no dicen si atienden urgencias.</w:t>
+      </w:r>
+    </w:p>
+    <w:p>
+      <w:pPr>
+        <w:pStyle w:val="ListBullet"/>
+      </w:pPr>
+      <w:r>
+        <w:t xml:space="preserve">El centro vivido es una </w:t>
+      </w:r>
+      <w:r>
+        <w:rPr>
+          <w:b/>
+        </w:rPr>
+        <w:t>corrección defendible, no una verdad</w:t>
+      </w:r>
+      <w:r>
+        <w:t>: en parroquias bimodales (dos núcleos separados) el centro de masa puede caer entre ambos.</w:t>
+      </w:r>
+    </w:p>
+    <w:p>
+      <w:pPr>
+        <w:pStyle w:val="ListBullet"/>
       </w:pPr>
       <w:r>
         <w:rPr>
           <w:b/>
         </w:rPr>
-        <w:t>Centroides por parroquia censal</w:t>
+        <w:t>Nada está verificado en terreno</w:t>
       </w:r>
       <w:r>
-        <w:t>, no por punto aproximado.</w:t>
-      </w:r>
-    </w:p>
-    <w:p>
-      <w:pPr>
-        <w:pStyle w:val="ListNumber"/>
-      </w:pPr>
-      <w:r>
-        <w:rPr>
-          <w:b/>
-        </w:rPr>
-        <w:t>Más sectores</w:t>
-      </w:r>
-      <w:r>
-        <w:t xml:space="preserve"> y cobertura de valles (Cumbayá, Tumbaco).</w:t>
-      </w:r>
-    </w:p>
-    <w:p>
-      <w:pPr>
-        <w:pStyle w:val="ListNumber"/>
-      </w:pPr>
-      <w:r>
-        <w:rPr>
-          <w:b/>
-        </w:rPr>
-        <w:t>Cruce con oferta real</w:t>
-      </w:r>
-      <w:r>
-        <w:t xml:space="preserve"> cuando haya inventario verificado suficiente.</w:t>
-      </w:r>
-    </w:p>
-    <w:p>
-      <w:pPr>
-        <w:pStyle w:val="ListNumber"/>
-      </w:pPr>
-      <w:r>
-        <w:rPr>
-          <w:b/>
-        </w:rPr>
-        <w:t>Verificación en terreno</w:t>
-      </w:r>
-      <w:r>
-        <w:t xml:space="preserve"> de una muestra: el diferencial que ninguna capa descargada tiene.</w:t>
+        <w:t xml:space="preserve"> — ver §5.</w:t>
       </w:r>
     </w:p>
     <w:p>
@@ -4162,10 +4278,10 @@
         <w:rPr>
           <w:b/>
         </w:rPr>
-        <w:t>Lo que nunca va a tener:</w:t>
+        <w:t>Edición 4 — comprometida:</w:t>
       </w:r>
       <w:r>
-        <w:t xml:space="preserve"> un score único de zona.</w:t>
+        <w:t xml:space="preserve"> resultados de la verificación en terreno con su tasa de error, y cobertura de las parroquias hoy excluidas.</w:t>
       </w:r>
     </w:p>
     <w:p>
@@ -4173,7 +4289,7 @@
         <w:pStyle w:val="Heading1"/>
       </w:pPr>
       <w:r>
-        <w:t>7. Proveniencia y honestidad</w:t>
+        <w:t>7. Proveniencia</w:t>
       </w:r>
     </w:p>
     <w:p>
@@ -4187,13 +4303,7 @@
         <w:t>Dato propio:</w:t>
       </w:r>
       <w:r>
-        <w:t xml:space="preserve"> los 8.499 POIs son de Contexto (Overture Places + OSM, conflados y curados). </w:t>
-      </w:r>
-      <w:r>
-        <w:rPr>
-          <w:b/>
-        </w:rPr>
-        <w:t>No están verificados en terreno.</w:t>
+        <w:t xml:space="preserve"> 8.499 POIs en Quito (Overture Places + OpenStreetMap, conflados y curados). No verificados en terreno.</w:t>
       </w:r>
     </w:p>
     <w:p>
@@ -4204,10 +4314,21 @@
         <w:rPr>
           <w:b/>
         </w:rPr>
-        <w:t>Motor de isócronas propio:</w:t>
+        <w:t>Centroides:</w:t>
       </w:r>
       <w:r>
-        <w:t xml:space="preserve"> Valhalla auto-hospedado con tiles de Ecuador. Sin llaves de terceros — y sin el problema legal de almacenar isócronas de Google (sus términos lo prohíben; la licencia ODbL de OSM no).</w:t>
+        <w:t xml:space="preserve"> OpenStreetMap, relaciones </w:t>
+      </w:r>
+      <w:r>
+        <w:rPr>
+          <w:rFonts w:ascii="Consolas" w:hAnsi="Consolas"/>
+          <w:color w:val="1F6FEB"/>
+          <w:sz w:val="19"/>
+        </w:rPr>
+        <w:t>boundary=administrative</w:t>
+      </w:r>
+      <w:r>
+        <w:t xml:space="preserve"> (admin_level 9 urbanas, 8 rurales), consultadas vía Overpass el 2026-08-05. Se excluyen parroquias de cantones vecinos (Mejía, Rumiñahui, Cayambe, Pedro Moncayo).</w:t>
       </w:r>
     </w:p>
     <w:p>
@@ -4218,10 +4339,10 @@
         <w:rPr>
           <w:b/>
         </w:rPr>
-        <w:t>Comparación con el estudio de Lima:</w:t>
+        <w:t>Motor de isócronas:</w:t>
       </w:r>
       <w:r>
-        <w:t xml:space="preserve"> *per CODIP/IPSOS Perú (7ª edición, campo oct-2025 a ene-2026, n=739, panel del portal Nexo Inmobiliario)*. Se cita como referencia de método, no como dato aplicable a Quito: otra ciudad, otra moneda, otro sistema hipotecario.</w:t>
+        <w:t xml:space="preserve"> Valhalla auto-hospedado con tiles de Ecuador. Sin llaves de terceros.</w:t>
       </w:r>
     </w:p>
     <w:p>
@@ -4232,10 +4353,10 @@
         <w:rPr>
           <w:b/>
         </w:rPr>
-        <w:t>Corrección publicada:</w:t>
+        <w:t>Correcciones publicadas:</w:t>
       </w:r>
       <w:r>
-        <w:t xml:space="preserve"> la ed.1 de este mismo documento sobreestimaba entre 15% y 471%. El dato viejo no se borró: se midió y se reporta.</w:t>
+        <w:t xml:space="preserve"> la ed.1 sobreestimaba entre +10% y +370% (radio vs calles). La ed.3 corrige además el punto de medición de la ed.2. Los datos viejos no se borran: se miden y se reportan.</w:t>
       </w:r>
     </w:p>
     <w:p>
@@ -4243,7 +4364,22 @@
         <w:pStyle w:val="ListBullet"/>
       </w:pPr>
       <w:r>
-        <w:t>Cada número sale de una consulta reproducible sobre datos propios. Si alguien discrepa, puede correr el motor.</w:t>
+        <w:rPr>
+          <w:b/>
+        </w:rPr>
+        <w:t>Referencia de método (no de dato):</w:t>
+      </w:r>
+      <w:r>
+        <w:t xml:space="preserve"> *Estudio del Perfil del Comprador*, 7ª ed. — </w:t>
+      </w:r>
+      <w:r>
+        <w:rPr>
+          <w:b/>
+        </w:rPr>
+        <w:t>per CODIP + IPSOS Perú</w:t>
+      </w:r>
+      <w:r>
+        <w:t>, Lima, n=739, IC ±4%, campo oct-2025 a ene-2026.</w:t>
       </w:r>
     </w:p>
     <w:p>
@@ -4254,10 +4390,10 @@
         <w:rPr>
           <w:b/>
         </w:rPr>
-        <w:t>La frase que resume el método:</w:t>
+        <w:t>El método es parte del dato.</w:t>
       </w:r>
       <w:r>
-        <w:t xml:space="preserve"> ellos preguntan qué quiere la gente; nosotros medimos qué se alcanza caminando. Las dos preguntas importan — pero solo una se puede verificar sin encuestar a nadie.</w:t>
+        <w:t xml:space="preserve"> Esta es la tercera edición y la tercera corrección publicada. Si la cuarta encuentra otro error, también se dirá.</w:t>
       </w:r>
     </w:p>
     <w:sectPr>
